--- a/11-变流电路/02-逆变电路/并网逆变电路/并网逆变电路.docx
+++ b/11-变流电路/02-逆变电路/并网逆变电路/并网逆变电路.docx
@@ -3178,6 +3178,20 @@
     </w:p>
     <w:bookmarkEnd w:id="26"/>
     <w:bookmarkEnd w:id="27"/>
+    <w:p>
+      <w:pPr>
+        <w:spacing w:before="360"/>
+        <w:jc w:val="center"/>
+      </w:pPr>
+      <w:r>
+        <w:rPr>
+          <w:rFonts w:ascii="Times New Roman" w:hAnsi="Times New Roman"/>
+          <w:color w:val="555555"/>
+          <w:sz w:val="21"/>
+        </w:rPr>
+        <w:t>材料收集者：杜文杰</w:t>
+      </w:r>
+    </w:p>
     <w:sectPr>
       <w:headerReference r:id="rId9" w:type="default"/>
       <w:footerReference r:id="rId10" w:type="default"/>

--- a/11-变流电路/02-逆变电路/并网逆变电路/并网逆变电路.docx
+++ b/11-变流电路/02-逆变电路/并网逆变电路/并网逆变电路.docx
@@ -1,6 +1,6 @@
 
 <file path=word/document.xml><?xml version="1.0" encoding="utf-8"?>
-<w:document xmlns:w="http://schemas.openxmlformats.org/wordprocessingml/2006/main" xmlns:m="http://schemas.openxmlformats.org/officeDocument/2006/math" xmlns:r="http://schemas.openxmlformats.org/officeDocument/2006/relationships" xmlns:o="urn:schemas-microsoft-com:office:office" xmlns:v="urn:schemas-microsoft-com:vml" xmlns:w10="urn:schemas-microsoft-com:office:word" xmlns:a="http://schemas.openxmlformats.org/drawingml/2006/main" xmlns:pic="http://schemas.openxmlformats.org/drawingml/2006/picture" xmlns:wp="http://schemas.openxmlformats.org/drawingml/2006/wordprocessingDrawing">
+<w:document xmlns:m="http://schemas.openxmlformats.org/officeDocument/2006/math" xmlns:r="http://schemas.openxmlformats.org/officeDocument/2006/relationships" xmlns:w="http://schemas.openxmlformats.org/wordprocessingml/2006/main" xmlns:o="urn:schemas-microsoft-com:office:office" xmlns:v="urn:schemas-microsoft-com:vml" xmlns:w10="urn:schemas-microsoft-com:office:word" xmlns:a="http://schemas.openxmlformats.org/drawingml/2006/main" xmlns:pic="http://schemas.openxmlformats.org/drawingml/2006/picture" xmlns:wp="http://schemas.openxmlformats.org/drawingml/2006/wordprocessingDrawing">
   <w:body>
     <w:bookmarkStart w:id="27" w:name="并网逆变电路"/>
     <w:p>
@@ -9,7 +9,7 @@
       </w:pPr>
       <w:r>
         <w:rPr>
-          <w:rFonts w:hint="eastAsia"/>
+          <w:rFonts w:hint="eastAsia" w:eastAsia="黑体"/>
         </w:rPr>
         <w:t xml:space="preserve">并网逆变电路</w:t>
       </w:r>
@@ -21,7 +21,7 @@
       </w:pPr>
       <w:r>
         <w:rPr>
-          <w:rFonts w:hint="eastAsia"/>
+          <w:rFonts w:hint="eastAsia" w:eastAsia="黑体"/>
         </w:rPr>
         <w:t xml:space="preserve">拓扑描述</w:t>
       </w:r>
@@ -32,27 +32,33 @@
       </w:pPr>
       <w:r>
         <w:rPr>
-          <w:rFonts w:hint="eastAsia"/>
+          <w:rFonts w:hint="eastAsia" w:eastAsia="黑体"/>
         </w:rPr>
         <w:t xml:space="preserve">由</w:t>
       </w:r>
       <w:r>
+        <w:rPr>
+          <w:rFonts w:eastAsia="黑体"/>
+        </w:rPr>
         <w:t xml:space="preserve"> </w:t>
       </w:r>
       <w:r>
         <w:rPr>
-          <w:rFonts w:hint="eastAsia"/>
+          <w:rFonts w:hint="eastAsia" w:eastAsia="黑体"/>
           <w:b/>
           <w:bCs/>
         </w:rPr>
         <w:t xml:space="preserve">直流源（光伏/储能）</w:t>
       </w:r>
       <w:r>
+        <w:rPr>
+          <w:rFonts w:eastAsia="黑体"/>
+        </w:rPr>
         <w:t xml:space="preserve">、</w:t>
       </w:r>
       <w:r>
         <w:rPr>
-          <w:rFonts w:hint="eastAsia"/>
+          <w:rFonts w:hint="eastAsia" w:eastAsia="黑体"/>
           <w:b/>
           <w:bCs/>
         </w:rPr>
@@ -60,6 +66,7 @@
       </w:r>
       <w:r>
         <w:rPr>
+          <w:rFonts w:eastAsia="黑体"/>
           <w:b/>
           <w:bCs/>
         </w:rPr>
@@ -67,7 +74,7 @@
       </w:r>
       <w:r>
         <w:rPr>
-          <w:rFonts w:hint="eastAsia"/>
+          <w:rFonts w:hint="eastAsia" w:eastAsia="黑体"/>
           <w:b/>
           <w:bCs/>
         </w:rPr>
@@ -75,6 +82,7 @@
       </w:r>
       <w:r>
         <w:rPr>
+          <w:rFonts w:eastAsia="黑体"/>
           <w:b/>
           <w:bCs/>
         </w:rPr>
@@ -96,6 +104,7 @@
       </m:oMath>
       <w:r>
         <w:rPr>
+          <w:rFonts w:eastAsia="黑体"/>
           <w:b/>
           <w:bCs/>
         </w:rPr>
@@ -117,18 +126,21 @@
       </m:oMath>
       <w:r>
         <w:rPr>
-          <w:rFonts w:hint="eastAsia"/>
+          <w:rFonts w:hint="eastAsia" w:eastAsia="黑体"/>
           <w:b/>
           <w:bCs/>
         </w:rPr>
         <w:t xml:space="preserve">，各反并联二极管）</w:t>
       </w:r>
       <w:r>
+        <w:rPr>
+          <w:rFonts w:eastAsia="黑体"/>
+        </w:rPr>
         <w:t xml:space="preserve">、</w:t>
       </w:r>
       <w:r>
         <w:rPr>
-          <w:rFonts w:hint="eastAsia"/>
+          <w:rFonts w:hint="eastAsia" w:eastAsia="黑体"/>
           <w:b/>
           <w:bCs/>
         </w:rPr>
@@ -136,6 +148,7 @@
       </w:r>
       <w:r>
         <w:rPr>
+          <w:rFonts w:eastAsia="黑体"/>
           <w:b/>
           <w:bCs/>
         </w:rPr>
@@ -148,7 +161,7 @@
       </m:oMath>
       <w:r>
         <w:rPr>
-          <w:rFonts w:hint="eastAsia"/>
+          <w:rFonts w:hint="eastAsia" w:eastAsia="黑体"/>
           <w:b/>
           <w:bCs/>
         </w:rPr>
@@ -156,6 +169,7 @@
       </w:r>
       <w:r>
         <w:rPr>
+          <w:rFonts w:eastAsia="黑体"/>
           <w:b/>
           <w:bCs/>
         </w:rPr>
@@ -213,18 +227,21 @@
       </m:oMath>
       <w:r>
         <w:rPr>
-          <w:rFonts w:hint="eastAsia"/>
+          <w:rFonts w:hint="eastAsia" w:eastAsia="黑体"/>
           <w:b/>
           <w:bCs/>
         </w:rPr>
         <w:t xml:space="preserve">）</w:t>
       </w:r>
       <w:r>
+        <w:rPr>
+          <w:rFonts w:eastAsia="黑体"/>
+        </w:rPr>
         <w:t xml:space="preserve">、</w:t>
       </w:r>
       <w:r>
         <w:rPr>
-          <w:rFonts w:hint="eastAsia"/>
+          <w:rFonts w:hint="eastAsia" w:eastAsia="黑体"/>
           <w:b/>
           <w:bCs/>
         </w:rPr>
@@ -232,6 +249,7 @@
       </w:r>
       <w:r>
         <w:rPr>
+          <w:rFonts w:eastAsia="黑体"/>
           <w:b/>
           <w:bCs/>
         </w:rPr>
@@ -239,35 +257,41 @@
       </w:r>
       <w:r>
         <w:rPr>
-          <w:rFonts w:hint="eastAsia"/>
+          <w:rFonts w:hint="eastAsia" w:eastAsia="黑体"/>
           <w:b/>
           <w:bCs/>
         </w:rPr>
         <w:t xml:space="preserve">PLL、电流/电压控制器</w:t>
       </w:r>
       <w:r>
+        <w:rPr>
+          <w:rFonts w:eastAsia="黑体"/>
+        </w:rPr>
         <w:t xml:space="preserve">、</w:t>
       </w:r>
       <w:r>
         <w:rPr>
-          <w:rFonts w:hint="eastAsia"/>
+          <w:rFonts w:hint="eastAsia" w:eastAsia="黑体"/>
           <w:b/>
           <w:bCs/>
         </w:rPr>
         <w:t xml:space="preserve">并网开关与电网</w:t>
       </w:r>
       <w:r>
+        <w:rPr>
+          <w:rFonts w:eastAsia="黑体"/>
+        </w:rPr>
         <w:t xml:space="preserve"> </w:t>
       </w:r>
       <w:r>
         <w:rPr>
-          <w:rFonts w:hint="eastAsia"/>
+          <w:rFonts w:hint="eastAsia" w:eastAsia="黑体"/>
         </w:rPr>
         <w:t xml:space="preserve">组成。电路关键节点：</w:t>
       </w:r>
       <w:r>
         <w:rPr>
-          <w:rFonts w:hint="eastAsia"/>
+          <w:rFonts w:hint="eastAsia" w:eastAsia="黑体"/>
           <w:b/>
           <w:bCs/>
         </w:rPr>
@@ -275,6 +299,7 @@
       </w:r>
       <w:r>
         <w:rPr>
+          <w:rFonts w:eastAsia="黑体"/>
           <w:b/>
           <w:bCs/>
         </w:rPr>
@@ -282,7 +307,7 @@
       </w:r>
       <w:r>
         <w:rPr>
-          <w:rFonts w:hint="eastAsia"/>
+          <w:rFonts w:hint="eastAsia" w:eastAsia="黑体"/>
           <w:b/>
           <w:bCs/>
         </w:rPr>
@@ -290,6 +315,7 @@
       </w:r>
       <w:r>
         <w:rPr>
+          <w:rFonts w:eastAsia="黑体"/>
           <w:b/>
           <w:bCs/>
         </w:rPr>
@@ -302,7 +328,7 @@
       </m:oMath>
       <w:r>
         <w:rPr>
-          <w:rFonts w:hint="eastAsia"/>
+          <w:rFonts w:hint="eastAsia" w:eastAsia="黑体"/>
           <w:b/>
           <w:bCs/>
         </w:rPr>
@@ -310,6 +336,7 @@
       </w:r>
       <w:r>
         <w:rPr>
+          <w:rFonts w:eastAsia="黑体"/>
           <w:b/>
           <w:bCs/>
         </w:rPr>
@@ -322,13 +349,13 @@
       </m:oMath>
       <w:r>
         <w:rPr>
-          <w:rFonts w:hint="eastAsia"/>
+          <w:rFonts w:hint="eastAsia" w:eastAsia="黑体"/>
         </w:rPr>
         <w:t xml:space="preserve">；</w:t>
       </w:r>
       <w:r>
         <w:rPr>
-          <w:rFonts w:hint="eastAsia"/>
+          <w:rFonts w:hint="eastAsia" w:eastAsia="黑体"/>
           <w:b/>
           <w:bCs/>
         </w:rPr>
@@ -336,6 +363,7 @@
       </w:r>
       <w:r>
         <w:rPr>
+          <w:rFonts w:eastAsia="黑体"/>
           <w:b/>
           <w:bCs/>
         </w:rPr>
@@ -343,7 +371,7 @@
       </w:r>
       <w:r>
         <w:rPr>
-          <w:rFonts w:hint="eastAsia"/>
+          <w:rFonts w:hint="eastAsia" w:eastAsia="黑体"/>
           <w:b/>
           <w:bCs/>
         </w:rPr>
@@ -401,13 +429,13 @@
       </m:oMath>
       <w:r>
         <w:rPr>
-          <w:rFonts w:hint="eastAsia"/>
+          <w:rFonts w:hint="eastAsia" w:eastAsia="黑体"/>
         </w:rPr>
         <w:t xml:space="preserve">；</w:t>
       </w:r>
       <w:r>
         <w:rPr>
-          <w:rFonts w:hint="eastAsia"/>
+          <w:rFonts w:hint="eastAsia" w:eastAsia="黑体"/>
           <w:b/>
           <w:bCs/>
         </w:rPr>
@@ -415,6 +443,7 @@
       </w:r>
       <w:r>
         <w:rPr>
+          <w:rFonts w:eastAsia="黑体"/>
           <w:b/>
           <w:bCs/>
         </w:rPr>
@@ -422,7 +451,7 @@
       </w:r>
       <w:r>
         <w:rPr>
-          <w:rFonts w:hint="eastAsia"/>
+          <w:rFonts w:hint="eastAsia" w:eastAsia="黑体"/>
           <w:b/>
           <w:bCs/>
         </w:rPr>
@@ -430,6 +459,7 @@
       </w:r>
       <w:r>
         <w:rPr>
+          <w:rFonts w:eastAsia="黑体"/>
           <w:b/>
           <w:bCs/>
         </w:rPr>
@@ -487,13 +517,13 @@
       </m:oMath>
       <w:r>
         <w:rPr>
-          <w:rFonts w:hint="eastAsia"/>
+          <w:rFonts w:hint="eastAsia" w:eastAsia="黑体"/>
         </w:rPr>
         <w:t xml:space="preserve">（滤波电感另一端经并网开关接电网）；</w:t>
       </w:r>
       <w:r>
         <w:rPr>
-          <w:rFonts w:hint="eastAsia"/>
+          <w:rFonts w:hint="eastAsia" w:eastAsia="黑体"/>
           <w:b/>
           <w:bCs/>
         </w:rPr>
@@ -501,6 +531,7 @@
       </w:r>
       <w:r>
         <w:rPr>
+          <w:rFonts w:eastAsia="黑体"/>
           <w:b/>
           <w:bCs/>
         </w:rPr>
@@ -508,7 +539,7 @@
       </w:r>
       <w:r>
         <w:rPr>
-          <w:rFonts w:hint="eastAsia"/>
+          <w:rFonts w:hint="eastAsia" w:eastAsia="黑体"/>
           <w:b/>
           <w:bCs/>
         </w:rPr>
@@ -516,6 +547,7 @@
       </w:r>
       <w:r>
         <w:rPr>
+          <w:rFonts w:eastAsia="黑体"/>
           <w:b/>
           <w:bCs/>
         </w:rPr>
@@ -533,6 +565,9 @@
         </m:r>
       </m:oMath>
       <w:r>
+        <w:rPr>
+          <w:rFonts w:eastAsia="黑体"/>
+        </w:rPr>
         <w:t xml:space="preserve">。</w:t>
       </w:r>
     </w:p>
@@ -540,16 +575,19 @@
       <w:pPr/>
       <w:r>
         <w:rPr>
-          <w:rFonts w:hint="eastAsia"/>
+          <w:rFonts w:hint="eastAsia" w:eastAsia="黑体"/>
         </w:rPr>
         <w:t xml:space="preserve">各元件管脚连接：以</w:t>
       </w:r>
       <w:r>
+        <w:rPr>
+          <w:rFonts w:eastAsia="黑体"/>
+        </w:rPr>
         <w:t xml:space="preserve"> a </w:t>
       </w:r>
       <w:r>
         <w:rPr>
-          <w:rFonts w:hint="eastAsia"/>
+          <w:rFonts w:hint="eastAsia" w:eastAsia="黑体"/>
         </w:rPr>
         <w:t xml:space="preserve">相桥臂为例，</w:t>
       </w:r>
@@ -568,24 +606,33 @@
         </m:sSub>
       </m:oMath>
       <w:r>
+        <w:rPr>
+          <w:rFonts w:eastAsia="黑体"/>
+        </w:rPr>
         <w:t xml:space="preserve"> </w:t>
       </w:r>
       <w:r>
         <w:rPr>
-          <w:rFonts w:hint="eastAsia"/>
+          <w:rFonts w:hint="eastAsia" w:eastAsia="黑体"/>
         </w:rPr>
         <w:t xml:space="preserve">的</w:t>
       </w:r>
       <w:r>
+        <w:rPr>
+          <w:rFonts w:eastAsia="黑体"/>
+        </w:rPr>
         <w:t xml:space="preserve"> C </w:t>
       </w:r>
       <w:r>
         <w:rPr>
-          <w:rFonts w:hint="eastAsia"/>
+          <w:rFonts w:hint="eastAsia" w:eastAsia="黑体"/>
         </w:rPr>
         <w:t xml:space="preserve">接</w:t>
       </w:r>
       <w:r>
+        <w:rPr>
+          <w:rFonts w:eastAsia="黑体"/>
+        </w:rPr>
         <w:t xml:space="preserve"> </w:t>
       </w:r>
       <m:oMath>
@@ -594,15 +641,21 @@
         </m:r>
       </m:oMath>
       <w:r>
+        <w:rPr>
+          <w:rFonts w:eastAsia="黑体"/>
+        </w:rPr>
         <w:t xml:space="preserve">、E </w:t>
       </w:r>
       <w:r>
         <w:rPr>
-          <w:rFonts w:hint="eastAsia"/>
+          <w:rFonts w:hint="eastAsia" w:eastAsia="黑体"/>
         </w:rPr>
         <w:t xml:space="preserve">接</w:t>
       </w:r>
       <w:r>
+        <w:rPr>
+          <w:rFonts w:eastAsia="黑体"/>
+        </w:rPr>
         <w:t xml:space="preserve"> </w:t>
       </w:r>
       <m:oMath>
@@ -620,11 +673,14 @@
         </m:sSub>
       </m:oMath>
       <w:r>
+        <w:rPr>
+          <w:rFonts w:eastAsia="黑体"/>
+        </w:rPr>
         <w:t xml:space="preserve">、G </w:t>
       </w:r>
       <w:r>
         <w:rPr>
-          <w:rFonts w:hint="eastAsia"/>
+          <w:rFonts w:hint="eastAsia" w:eastAsia="黑体"/>
         </w:rPr>
         <w:t xml:space="preserve">接驱动；</w:t>
       </w:r>
@@ -643,24 +699,33 @@
         </m:sSub>
       </m:oMath>
       <w:r>
+        <w:rPr>
+          <w:rFonts w:eastAsia="黑体"/>
+        </w:rPr>
         <w:t xml:space="preserve"> </w:t>
       </w:r>
       <w:r>
         <w:rPr>
-          <w:rFonts w:hint="eastAsia"/>
+          <w:rFonts w:hint="eastAsia" w:eastAsia="黑体"/>
         </w:rPr>
         <w:t xml:space="preserve">的</w:t>
       </w:r>
       <w:r>
+        <w:rPr>
+          <w:rFonts w:eastAsia="黑体"/>
+        </w:rPr>
         <w:t xml:space="preserve"> C </w:t>
       </w:r>
       <w:r>
         <w:rPr>
-          <w:rFonts w:hint="eastAsia"/>
+          <w:rFonts w:hint="eastAsia" w:eastAsia="黑体"/>
         </w:rPr>
         <w:t xml:space="preserve">接</w:t>
       </w:r>
       <w:r>
+        <w:rPr>
+          <w:rFonts w:eastAsia="黑体"/>
+        </w:rPr>
         <w:t xml:space="preserve"> </w:t>
       </w:r>
       <m:oMath>
@@ -678,15 +743,21 @@
         </m:sSub>
       </m:oMath>
       <w:r>
+        <w:rPr>
+          <w:rFonts w:eastAsia="黑体"/>
+        </w:rPr>
         <w:t xml:space="preserve">、E </w:t>
       </w:r>
       <w:r>
         <w:rPr>
-          <w:rFonts w:hint="eastAsia"/>
+          <w:rFonts w:hint="eastAsia" w:eastAsia="黑体"/>
         </w:rPr>
         <w:t xml:space="preserve">接</w:t>
       </w:r>
       <w:r>
+        <w:rPr>
+          <w:rFonts w:eastAsia="黑体"/>
+        </w:rPr>
         <w:t xml:space="preserve"> </w:t>
       </w:r>
       <m:oMath>
@@ -695,11 +766,14 @@
         </m:r>
       </m:oMath>
       <w:r>
+        <w:rPr>
+          <w:rFonts w:eastAsia="黑体"/>
+        </w:rPr>
         <w:t xml:space="preserve">、G </w:t>
       </w:r>
       <w:r>
         <w:rPr>
-          <w:rFonts w:hint="eastAsia"/>
+          <w:rFonts w:hint="eastAsia" w:eastAsia="黑体"/>
         </w:rPr>
         <w:t xml:space="preserve">接驱动；</w:t>
       </w:r>
@@ -709,6 +783,9 @@
         </m:r>
       </m:oMath>
       <w:r>
+        <w:rPr>
+          <w:rFonts w:eastAsia="黑体"/>
+        </w:rPr>
         <w:t xml:space="preserve">、</w:t>
       </w:r>
       <m:oMath>
@@ -717,15 +794,21 @@
         </m:r>
       </m:oMath>
       <w:r>
+        <w:rPr>
+          <w:rFonts w:eastAsia="黑体"/>
+        </w:rPr>
         <w:t xml:space="preserve"> </w:t>
       </w:r>
       <w:r>
         <w:rPr>
-          <w:rFonts w:hint="eastAsia"/>
+          <w:rFonts w:hint="eastAsia" w:eastAsia="黑体"/>
         </w:rPr>
         <w:t xml:space="preserve">相由</w:t>
       </w:r>
       <w:r>
+        <w:rPr>
+          <w:rFonts w:eastAsia="黑体"/>
+        </w:rPr>
         <w:t xml:space="preserve"> </w:t>
       </w:r>
       <m:oMath>
@@ -761,6 +844,9 @@
         </m:sSub>
       </m:oMath>
       <w:r>
+        <w:rPr>
+          <w:rFonts w:eastAsia="黑体"/>
+        </w:rPr>
         <w:t xml:space="preserve">、</w:t>
       </w:r>
       <m:oMath>
@@ -796,24 +882,33 @@
         </m:sSub>
       </m:oMath>
       <w:r>
+        <w:rPr>
+          <w:rFonts w:eastAsia="黑体"/>
+        </w:rPr>
         <w:t xml:space="preserve"> </w:t>
       </w:r>
       <w:r>
         <w:rPr>
-          <w:rFonts w:hint="eastAsia"/>
+          <w:rFonts w:hint="eastAsia" w:eastAsia="黑体"/>
         </w:rPr>
         <w:t xml:space="preserve">按相同方式构成；各管反并联二极管阳极接</w:t>
       </w:r>
       <w:r>
+        <w:rPr>
+          <w:rFonts w:eastAsia="黑体"/>
+        </w:rPr>
         <w:t xml:space="preserve"> </w:t>
       </w:r>
       <w:r>
         <w:rPr>
-          <w:rFonts w:hint="eastAsia"/>
+          <w:rFonts w:hint="eastAsia" w:eastAsia="黑体"/>
         </w:rPr>
         <w:t xml:space="preserve">E、阴极接</w:t>
       </w:r>
       <w:r>
+        <w:rPr>
+          <w:rFonts w:eastAsia="黑体"/>
+        </w:rPr>
         <w:t xml:space="preserve"> C。</w:t>
       </w:r>
       <m:oMath>
@@ -831,15 +926,21 @@
         </m:sSub>
       </m:oMath>
       <w:r>
+        <w:rPr>
+          <w:rFonts w:eastAsia="黑体"/>
+        </w:rPr>
         <w:t xml:space="preserve"> </w:t>
       </w:r>
       <w:r>
         <w:rPr>
-          <w:rFonts w:hint="eastAsia"/>
+          <w:rFonts w:hint="eastAsia" w:eastAsia="黑体"/>
         </w:rPr>
         <w:t xml:space="preserve">一端接</w:t>
       </w:r>
       <w:r>
+        <w:rPr>
+          <w:rFonts w:eastAsia="黑体"/>
+        </w:rPr>
         <w:t xml:space="preserve"> </w:t>
       </w:r>
       <m:oMath>
@@ -858,11 +959,14 @@
       </m:oMath>
       <w:r>
         <w:rPr>
-          <w:rFonts w:hint="eastAsia"/>
+          <w:rFonts w:hint="eastAsia" w:eastAsia="黑体"/>
         </w:rPr>
         <w:t xml:space="preserve">、另一端接并网节点</w:t>
       </w:r>
       <w:r>
+        <w:rPr>
+          <w:rFonts w:eastAsia="黑体"/>
+        </w:rPr>
         <w:t xml:space="preserve"> </w:t>
       </w:r>
       <m:oMath>
@@ -881,7 +985,7 @@
       </m:oMath>
       <w:r>
         <w:rPr>
-          <w:rFonts w:hint="eastAsia"/>
+          <w:rFonts w:hint="eastAsia" w:eastAsia="黑体"/>
         </w:rPr>
         <w:t xml:space="preserve">（</w:t>
       </w:r>
@@ -900,6 +1004,9 @@
         </m:sSub>
       </m:oMath>
       <w:r>
+        <w:rPr>
+          <w:rFonts w:eastAsia="黑体"/>
+        </w:rPr>
         <w:t xml:space="preserve">、</w:t>
       </w:r>
       <m:oMath>
@@ -917,15 +1024,21 @@
         </m:sSub>
       </m:oMath>
       <w:r>
+        <w:rPr>
+          <w:rFonts w:eastAsia="黑体"/>
+        </w:rPr>
         <w:t xml:space="preserve"> </w:t>
       </w:r>
       <w:r>
         <w:rPr>
-          <w:rFonts w:hint="eastAsia"/>
+          <w:rFonts w:hint="eastAsia" w:eastAsia="黑体"/>
         </w:rPr>
         <w:t xml:space="preserve">同理）；并网开关串于</w:t>
       </w:r>
       <w:r>
+        <w:rPr>
+          <w:rFonts w:eastAsia="黑体"/>
+        </w:rPr>
         <w:t xml:space="preserve"> </w:t>
       </w:r>
       <m:oMath>
@@ -979,20 +1092,26 @@
         </m:sSub>
       </m:oMath>
       <w:r>
+        <w:rPr>
+          <w:rFonts w:eastAsia="黑体"/>
+        </w:rPr>
         <w:t xml:space="preserve"> </w:t>
       </w:r>
       <w:r>
         <w:rPr>
-          <w:rFonts w:hint="eastAsia"/>
+          <w:rFonts w:hint="eastAsia" w:eastAsia="黑体"/>
         </w:rPr>
         <w:t xml:space="preserve">与电网之间，PLL</w:t>
       </w:r>
       <w:r>
+        <w:rPr>
+          <w:rFonts w:eastAsia="黑体"/>
+        </w:rPr>
         <w:t xml:space="preserve"> </w:t>
       </w:r>
       <w:r>
         <w:rPr>
-          <w:rFonts w:hint="eastAsia"/>
+          <w:rFonts w:hint="eastAsia" w:eastAsia="黑体"/>
         </w:rPr>
         <w:t xml:space="preserve">与控制器分别采集电网电压/电流并输出驱动信号。</w:t>
       </w:r>
@@ -1001,25 +1120,31 @@
       <w:pPr/>
       <w:r>
         <w:rPr>
-          <w:rFonts w:hint="eastAsia"/>
+          <w:rFonts w:hint="eastAsia" w:eastAsia="黑体"/>
         </w:rPr>
         <w:t xml:space="preserve">由此构成”三相桥式逆变器</w:t>
       </w:r>
       <w:r>
+        <w:rPr>
+          <w:rFonts w:eastAsia="黑体"/>
+        </w:rPr>
         <w:t xml:space="preserve"> + </w:t>
       </w:r>
       <w:r>
         <w:rPr>
-          <w:rFonts w:hint="eastAsia"/>
+          <w:rFonts w:hint="eastAsia" w:eastAsia="黑体"/>
         </w:rPr>
         <w:t xml:space="preserve">并网滤波电感</w:t>
       </w:r>
       <w:r>
+        <w:rPr>
+          <w:rFonts w:eastAsia="黑体"/>
+        </w:rPr>
         <w:t xml:space="preserve"> + </w:t>
       </w:r>
       <w:r>
         <w:rPr>
-          <w:rFonts w:hint="eastAsia"/>
+          <w:rFonts w:hint="eastAsia" w:eastAsia="黑体"/>
         </w:rPr>
         <w:t xml:space="preserve">锁相环控制”的并网逆变组态，把直流电能转换为与电网同频同相的正弦交流，以单位功率因数向电网馈送电流（且可按设定功率因数运行）。</w:t>
       </w:r>
@@ -1032,7 +1157,7 @@
       </w:pPr>
       <w:r>
         <w:rPr>
-          <w:rFonts w:hint="eastAsia"/>
+          <w:rFonts w:hint="eastAsia" w:eastAsia="黑体"/>
         </w:rPr>
         <w:t xml:space="preserve">工作原理</w:t>
       </w:r>
@@ -1043,16 +1168,19 @@
       </w:pPr>
       <w:r>
         <w:rPr>
-          <w:rFonts w:hint="eastAsia"/>
+          <w:rFonts w:hint="eastAsia" w:eastAsia="黑体"/>
         </w:rPr>
         <w:t xml:space="preserve">锁相环实时跟踪电网电压相位，控制器控制逆变器输出电流与电网电压同相（有功输出）或按设定功率因数运行。输出电流经</w:t>
       </w:r>
       <w:r>
+        <w:rPr>
+          <w:rFonts w:eastAsia="黑体"/>
+        </w:rPr>
         <w:t xml:space="preserve"> L </w:t>
       </w:r>
       <w:r>
         <w:rPr>
-          <w:rFonts w:hint="eastAsia"/>
+          <w:rFonts w:hint="eastAsia" w:eastAsia="黑体"/>
         </w:rPr>
         <w:t xml:space="preserve">滤波后并入电网，通过调节桥臂电压矢量控制注入电流的幅值与相位。</w:t>
       </w:r>
@@ -1065,7 +1193,7 @@
       </w:pPr>
       <w:r>
         <w:rPr>
-          <w:rFonts w:hint="eastAsia"/>
+          <w:rFonts w:hint="eastAsia" w:eastAsia="黑体"/>
         </w:rPr>
         <w:t xml:space="preserve">关键计算公式</w:t>
       </w:r>
@@ -1079,7 +1207,7 @@
       </w:pPr>
       <w:r>
         <w:rPr>
-          <w:rFonts w:hint="eastAsia"/>
+          <w:rFonts w:hint="eastAsia" w:eastAsia="黑体"/>
         </w:rPr>
         <w:t xml:space="preserve">并网功率（三相）：</w:t>
       </w:r>
@@ -1183,7 +1311,7 @@
       </w:pPr>
       <w:r>
         <w:rPr>
-          <w:rFonts w:hint="eastAsia"/>
+          <w:rFonts w:hint="eastAsia" w:eastAsia="黑体"/>
         </w:rPr>
         <w:t xml:space="preserve">单相并网功率：</w:t>
       </w:r>
@@ -1264,7 +1392,7 @@
       </w:pPr>
       <w:r>
         <w:rPr>
-          <w:rFonts w:hint="eastAsia"/>
+          <w:rFonts w:hint="eastAsia" w:eastAsia="黑体"/>
         </w:rPr>
         <w:t xml:space="preserve">滤波电感压降：</w:t>
       </w:r>
@@ -1330,7 +1458,7 @@
       </w:pPr>
       <w:r>
         <w:rPr>
-          <w:rFonts w:hint="eastAsia"/>
+          <w:rFonts w:hint="eastAsia" w:eastAsia="黑体"/>
         </w:rPr>
         <w:t xml:space="preserve">并网电流纹波（近似）：</w:t>
       </w:r>
@@ -1459,7 +1587,7 @@
       </w:pPr>
       <w:r>
         <w:rPr>
-          <w:rFonts w:hint="eastAsia"/>
+          <w:rFonts w:hint="eastAsia" w:eastAsia="黑体"/>
         </w:rPr>
         <w:t xml:space="preserve">功率因数：</w:t>
       </w:r>
@@ -1529,7 +1657,7 @@
             </w:pPr>
             <w:r>
               <w:rPr>
-                <w:rFonts w:hint="eastAsia"/>
+                <w:rFonts w:hint="eastAsia" w:eastAsia="黑体"/>
               </w:rPr>
               <w:t xml:space="preserve">符号</w:t>
             </w:r>
@@ -1543,7 +1671,7 @@
             </w:pPr>
             <w:r>
               <w:rPr>
-                <w:rFonts w:hint="eastAsia"/>
+                <w:rFonts w:hint="eastAsia" w:eastAsia="黑体"/>
               </w:rPr>
               <w:t xml:space="preserve">含义</w:t>
             </w:r>
@@ -1557,7 +1685,7 @@
             </w:pPr>
             <w:r>
               <w:rPr>
-                <w:rFonts w:hint="eastAsia"/>
+                <w:rFonts w:hint="eastAsia" w:eastAsia="黑体"/>
               </w:rPr>
               <w:t xml:space="preserve">单位</w:t>
             </w:r>
@@ -1577,6 +1705,9 @@
               </m:r>
             </m:oMath>
             <w:r>
+              <w:rPr>
+                <w:rFonts w:eastAsia="黑体"/>
+              </w:rPr>
               <w:t xml:space="preserve">​</w:t>
             </w:r>
           </w:p>
@@ -1589,7 +1720,7 @@
             </w:pPr>
             <w:r>
               <w:rPr>
-                <w:rFonts w:hint="eastAsia"/>
+                <w:rFonts w:hint="eastAsia" w:eastAsia="黑体"/>
               </w:rPr>
               <w:t xml:space="preserve">馈入电网有功功率</w:t>
             </w:r>
@@ -1602,6 +1733,9 @@
               <w:pStyle w:val="Compact"/>
             </w:pPr>
             <w:r>
+              <w:rPr>
+                <w:rFonts w:eastAsia="黑体"/>
+              </w:rPr>
               <w:t xml:space="preserve">W</w:t>
             </w:r>
           </w:p>
@@ -1636,6 +1770,9 @@
               </m:sSub>
             </m:oMath>
             <w:r>
+              <w:rPr>
+                <w:rFonts w:eastAsia="黑体"/>
+              </w:rPr>
               <w:t xml:space="preserve">、</w:t>
             </w:r>
             <m:oMath>
@@ -1669,7 +1806,7 @@
             </w:pPr>
             <w:r>
               <w:rPr>
-                <w:rFonts w:hint="eastAsia"/>
+                <w:rFonts w:hint="eastAsia" w:eastAsia="黑体"/>
               </w:rPr>
               <w:t xml:space="preserve">电网相电压、相电流幅值</w:t>
             </w:r>
@@ -1682,6 +1819,9 @@
               <w:pStyle w:val="Compact"/>
             </w:pPr>
             <w:r>
+              <w:rPr>
+                <w:rFonts w:eastAsia="黑体"/>
+              </w:rPr>
               <w:t xml:space="preserve">V、A</w:t>
             </w:r>
           </w:p>
@@ -1700,6 +1840,9 @@
               </m:r>
             </m:oMath>
             <w:r>
+              <w:rPr>
+                <w:rFonts w:eastAsia="黑体"/>
+              </w:rPr>
               <w:t xml:space="preserve">​</w:t>
             </w:r>
           </w:p>
@@ -1712,7 +1855,7 @@
             </w:pPr>
             <w:r>
               <w:rPr>
-                <w:rFonts w:hint="eastAsia"/>
+                <w:rFonts w:hint="eastAsia" w:eastAsia="黑体"/>
               </w:rPr>
               <w:t xml:space="preserve">电流与电压相位差</w:t>
             </w:r>
@@ -1725,6 +1868,9 @@
               <w:pStyle w:val="Compact"/>
             </w:pPr>
             <w:r>
+              <w:rPr>
+                <w:rFonts w:eastAsia="黑体"/>
+              </w:rPr>
               <w:t xml:space="preserve">rad</w:t>
             </w:r>
           </w:p>
@@ -1743,6 +1889,9 @@
               </m:r>
             </m:oMath>
             <w:r>
+              <w:rPr>
+                <w:rFonts w:eastAsia="黑体"/>
+              </w:rPr>
               <w:t xml:space="preserve">​</w:t>
             </w:r>
           </w:p>
@@ -1755,7 +1904,7 @@
             </w:pPr>
             <w:r>
               <w:rPr>
-                <w:rFonts w:hint="eastAsia"/>
+                <w:rFonts w:hint="eastAsia" w:eastAsia="黑体"/>
               </w:rPr>
               <w:t xml:space="preserve">并网滤波电感</w:t>
             </w:r>
@@ -1768,6 +1917,9 @@
               <w:pStyle w:val="Compact"/>
             </w:pPr>
             <w:r>
+              <w:rPr>
+                <w:rFonts w:eastAsia="黑体"/>
+              </w:rPr>
               <w:t xml:space="preserve">H</w:t>
             </w:r>
           </w:p>
@@ -1786,6 +1938,9 @@
               </m:r>
             </m:oMath>
             <w:r>
+              <w:rPr>
+                <w:rFonts w:eastAsia="黑体"/>
+              </w:rPr>
               <w:t xml:space="preserve">​</w:t>
             </w:r>
           </w:p>
@@ -1798,7 +1953,7 @@
             </w:pPr>
             <w:r>
               <w:rPr>
-                <w:rFonts w:hint="eastAsia"/>
+                <w:rFonts w:hint="eastAsia" w:eastAsia="黑体"/>
               </w:rPr>
               <w:t xml:space="preserve">电网角频率</w:t>
             </w:r>
@@ -1811,6 +1966,9 @@
               <w:pStyle w:val="Compact"/>
             </w:pPr>
             <w:r>
+              <w:rPr>
+                <w:rFonts w:eastAsia="黑体"/>
+              </w:rPr>
               <w:t xml:space="preserve">rad/s</w:t>
             </w:r>
           </w:p>
@@ -1841,6 +1999,9 @@
               </m:sSub>
             </m:oMath>
             <w:r>
+              <w:rPr>
+                <w:rFonts w:eastAsia="黑体"/>
+              </w:rPr>
               <w:t xml:space="preserve">​</w:t>
             </w:r>
           </w:p>
@@ -1853,7 +2014,7 @@
             </w:pPr>
             <w:r>
               <w:rPr>
-                <w:rFonts w:hint="eastAsia"/>
+                <w:rFonts w:hint="eastAsia" w:eastAsia="黑体"/>
               </w:rPr>
               <w:t xml:space="preserve">直流母线电压</w:t>
             </w:r>
@@ -1866,6 +2027,9 @@
               <w:pStyle w:val="Compact"/>
             </w:pPr>
             <w:r>
+              <w:rPr>
+                <w:rFonts w:eastAsia="黑体"/>
+              </w:rPr>
               <w:t xml:space="preserve">V</w:t>
             </w:r>
           </w:p>
@@ -1887,6 +2051,9 @@
               </m:r>
             </m:oMath>
             <w:r>
+              <w:rPr>
+                <w:rFonts w:eastAsia="黑体"/>
+              </w:rPr>
               <w:t xml:space="preserve">​</w:t>
             </w:r>
           </w:p>
@@ -1899,7 +2066,7 @@
             </w:pPr>
             <w:r>
               <w:rPr>
-                <w:rFonts w:hint="eastAsia"/>
+                <w:rFonts w:hint="eastAsia" w:eastAsia="黑体"/>
               </w:rPr>
               <w:t xml:space="preserve">功率因数</w:t>
             </w:r>
@@ -1912,6 +2079,9 @@
               <w:pStyle w:val="Compact"/>
             </w:pPr>
             <w:r>
+              <w:rPr>
+                <w:rFonts w:eastAsia="黑体"/>
+              </w:rPr>
               <w:t xml:space="preserve">—</w:t>
             </w:r>
           </w:p>
@@ -1926,7 +2096,7 @@
       </w:pPr>
       <w:r>
         <w:rPr>
-          <w:rFonts w:hint="eastAsia"/>
+          <w:rFonts w:hint="eastAsia" w:eastAsia="黑体"/>
         </w:rPr>
         <w:t xml:space="preserve">元件调整影响</w:t>
       </w:r>
@@ -1941,7 +2111,7 @@
       </w:pPr>
       <w:r>
         <w:rPr>
-          <w:rFonts w:hint="eastAsia"/>
+          <w:rFonts w:hint="eastAsia" w:eastAsia="黑体"/>
           <w:b/>
           <w:bCs/>
         </w:rPr>
@@ -1949,6 +2119,7 @@
       </w:r>
       <w:r>
         <w:rPr>
+          <w:rFonts w:eastAsia="黑体"/>
           <w:b/>
           <w:bCs/>
         </w:rPr>
@@ -1961,6 +2132,7 @@
       </m:oMath>
       <w:r>
         <w:rPr>
+          <w:rFonts w:eastAsia="黑体"/>
           <w:b/>
           <w:bCs/>
         </w:rPr>
@@ -1968,25 +2140,34 @@
       </w:r>
       <w:r>
         <w:rPr>
-          <w:rFonts w:hint="eastAsia"/>
+          <w:rFonts w:hint="eastAsia" w:eastAsia="黑体"/>
           <w:b/>
           <w:bCs/>
         </w:rPr>
         <w:t xml:space="preserve">增大</w:t>
       </w:r>
       <w:r>
+        <w:rPr>
+          <w:rFonts w:eastAsia="黑体"/>
+        </w:rPr>
         <w:t xml:space="preserve"> </w:t>
       </w:r>
       <w:r>
+        <w:rPr>
+          <w:rFonts w:eastAsia="黑体"/>
+        </w:rPr>
         <w:t xml:space="preserve">→ </w:t>
       </w:r>
       <w:r>
         <w:rPr>
-          <w:rFonts w:hint="eastAsia"/>
+          <w:rFonts w:hint="eastAsia" w:eastAsia="黑体"/>
         </w:rPr>
         <w:t xml:space="preserve">并网电流纹波</w:t>
       </w:r>
       <w:r>
+        <w:rPr>
+          <w:rFonts w:eastAsia="黑体"/>
+        </w:rPr>
         <w:t xml:space="preserve"> </w:t>
       </w:r>
       <m:oMath>
@@ -2010,15 +2191,21 @@
         </m:sSub>
       </m:oMath>
       <w:r>
+        <w:rPr>
+          <w:rFonts w:eastAsia="黑体"/>
+        </w:rPr>
         <w:t xml:space="preserve"> </w:t>
       </w:r>
       <w:r>
         <w:rPr>
-          <w:rFonts w:hint="eastAsia"/>
+          <w:rFonts w:hint="eastAsia" w:eastAsia="黑体"/>
         </w:rPr>
         <w:t xml:space="preserve">减小、波形更好，但电感压降</w:t>
       </w:r>
       <w:r>
+        <w:rPr>
+          <w:rFonts w:eastAsia="黑体"/>
+        </w:rPr>
         <w:t xml:space="preserve"> </w:t>
       </w:r>
       <m:oMath>
@@ -2063,11 +2250,14 @@
         </m:sSub>
       </m:oMath>
       <w:r>
+        <w:rPr>
+          <w:rFonts w:eastAsia="黑体"/>
+        </w:rPr>
         <w:t xml:space="preserve"> </w:t>
       </w:r>
       <w:r>
         <w:rPr>
-          <w:rFonts w:hint="eastAsia"/>
+          <w:rFonts w:hint="eastAsia" w:eastAsia="黑体"/>
         </w:rPr>
         <w:t xml:space="preserve">增大、体积与损耗上升。</w:t>
       </w:r>
@@ -2082,7 +2272,7 @@
       </w:pPr>
       <w:r>
         <w:rPr>
-          <w:rFonts w:hint="eastAsia"/>
+          <w:rFonts w:hint="eastAsia" w:eastAsia="黑体"/>
           <w:b/>
           <w:bCs/>
         </w:rPr>
@@ -2090,6 +2280,7 @@
       </w:r>
       <w:r>
         <w:rPr>
+          <w:rFonts w:eastAsia="黑体"/>
           <w:b/>
           <w:bCs/>
         </w:rPr>
@@ -2114,6 +2305,7 @@
       </m:oMath>
       <w:r>
         <w:rPr>
+          <w:rFonts w:eastAsia="黑体"/>
           <w:b/>
           <w:bCs/>
         </w:rPr>
@@ -2121,21 +2313,27 @@
       </w:r>
       <w:r>
         <w:rPr>
-          <w:rFonts w:hint="eastAsia"/>
+          <w:rFonts w:hint="eastAsia" w:eastAsia="黑体"/>
           <w:b/>
           <w:bCs/>
         </w:rPr>
         <w:t xml:space="preserve">增大</w:t>
       </w:r>
       <w:r>
+        <w:rPr>
+          <w:rFonts w:eastAsia="黑体"/>
+        </w:rPr>
         <w:t xml:space="preserve"> </w:t>
       </w:r>
       <w:r>
+        <w:rPr>
+          <w:rFonts w:eastAsia="黑体"/>
+        </w:rPr>
         <w:t xml:space="preserve">→ </w:t>
       </w:r>
       <w:r>
         <w:rPr>
-          <w:rFonts w:hint="eastAsia"/>
+          <w:rFonts w:hint="eastAsia" w:eastAsia="黑体"/>
         </w:rPr>
         <w:t xml:space="preserve">桥臂可输出电压更高、电流控制裕量增大，但纹波同步增大、器件耐压需求上升。</w:t>
       </w:r>
@@ -2150,7 +2348,7 @@
       </w:pPr>
       <w:r>
         <w:rPr>
-          <w:rFonts w:hint="eastAsia"/>
+          <w:rFonts w:hint="eastAsia" w:eastAsia="黑体"/>
           <w:b/>
           <w:bCs/>
         </w:rPr>
@@ -2158,6 +2356,7 @@
       </w:r>
       <w:r>
         <w:rPr>
+          <w:rFonts w:eastAsia="黑体"/>
           <w:b/>
           <w:bCs/>
         </w:rPr>
@@ -2182,6 +2381,7 @@
       </m:oMath>
       <w:r>
         <w:rPr>
+          <w:rFonts w:eastAsia="黑体"/>
           <w:b/>
           <w:bCs/>
         </w:rPr>
@@ -2189,21 +2389,27 @@
       </w:r>
       <w:r>
         <w:rPr>
-          <w:rFonts w:hint="eastAsia"/>
+          <w:rFonts w:hint="eastAsia" w:eastAsia="黑体"/>
           <w:b/>
           <w:bCs/>
         </w:rPr>
         <w:t xml:space="preserve">增大</w:t>
       </w:r>
       <w:r>
+        <w:rPr>
+          <w:rFonts w:eastAsia="黑体"/>
+        </w:rPr>
         <w:t xml:space="preserve"> </w:t>
       </w:r>
       <w:r>
+        <w:rPr>
+          <w:rFonts w:eastAsia="黑体"/>
+        </w:rPr>
         <w:t xml:space="preserve">→ </w:t>
       </w:r>
       <w:r>
         <w:rPr>
-          <w:rFonts w:hint="eastAsia"/>
+          <w:rFonts w:hint="eastAsia" w:eastAsia="黑体"/>
         </w:rPr>
         <w:t xml:space="preserve">纹波减小、滤波容易，但开关损耗上升。</w:t>
       </w:r>
@@ -2218,7 +2424,7 @@
       </w:pPr>
       <w:r>
         <w:rPr>
-          <w:rFonts w:hint="eastAsia"/>
+          <w:rFonts w:hint="eastAsia" w:eastAsia="黑体"/>
           <w:b/>
           <w:bCs/>
         </w:rPr>
@@ -2226,6 +2432,7 @@
       </w:r>
       <w:r>
         <w:rPr>
+          <w:rFonts w:eastAsia="黑体"/>
           <w:b/>
           <w:bCs/>
         </w:rPr>
@@ -2238,6 +2445,7 @@
       </m:oMath>
       <w:r>
         <w:rPr>
+          <w:rFonts w:eastAsia="黑体"/>
           <w:b/>
           <w:bCs/>
         </w:rPr>
@@ -2245,25 +2453,34 @@
       </w:r>
       <w:r>
         <w:rPr>
-          <w:rFonts w:hint="eastAsia"/>
+          <w:rFonts w:hint="eastAsia" w:eastAsia="黑体"/>
           <w:b/>
           <w:bCs/>
         </w:rPr>
         <w:t xml:space="preserve">增大</w:t>
       </w:r>
       <w:r>
+        <w:rPr>
+          <w:rFonts w:eastAsia="黑体"/>
+        </w:rPr>
         <w:t xml:space="preserve"> </w:t>
       </w:r>
       <w:r>
+        <w:rPr>
+          <w:rFonts w:eastAsia="黑体"/>
+        </w:rPr>
         <w:t xml:space="preserve">→ </w:t>
       </w:r>
       <w:r>
         <w:rPr>
-          <w:rFonts w:hint="eastAsia"/>
+          <w:rFonts w:hint="eastAsia" w:eastAsia="黑体"/>
         </w:rPr>
         <w:t xml:space="preserve">功率因数</w:t>
       </w:r>
       <w:r>
+        <w:rPr>
+          <w:rFonts w:eastAsia="黑体"/>
+        </w:rPr>
         <w:t xml:space="preserve"> </w:t>
       </w:r>
       <m:oMath>
@@ -2290,11 +2507,14 @@
         </m:r>
       </m:oMath>
       <w:r>
+        <w:rPr>
+          <w:rFonts w:eastAsia="黑体"/>
+        </w:rPr>
         <w:t xml:space="preserve"> </w:t>
       </w:r>
       <w:r>
         <w:rPr>
-          <w:rFonts w:hint="eastAsia"/>
+          <w:rFonts w:hint="eastAsia" w:eastAsia="黑体"/>
         </w:rPr>
         <w:t xml:space="preserve">下降，有功馈送减少、无功增大。</w:t>
       </w:r>
@@ -2309,11 +2529,14 @@
       </w:pPr>
       <w:r>
         <w:rPr>
-          <w:rFonts w:hint="eastAsia"/>
+          <w:rFonts w:hint="eastAsia" w:eastAsia="黑体"/>
         </w:rPr>
         <w:t xml:space="preserve">电网电压幅值/相位波动会改变</w:t>
       </w:r>
       <w:r>
+        <w:rPr>
+          <w:rFonts w:eastAsia="黑体"/>
+        </w:rPr>
         <w:t xml:space="preserve"> </w:t>
       </w:r>
       <m:oMath>
@@ -2331,11 +2554,14 @@
         </m:sSub>
       </m:oMath>
       <w:r>
+        <w:rPr>
+          <w:rFonts w:eastAsia="黑体"/>
+        </w:rPr>
         <w:t xml:space="preserve"> </w:t>
       </w:r>
       <w:r>
         <w:rPr>
-          <w:rFonts w:hint="eastAsia"/>
+          <w:rFonts w:hint="eastAsia" w:eastAsia="黑体"/>
         </w:rPr>
         <w:t xml:space="preserve">与电流矢量，需锁相环及时跟踪以保证并网稳定。</w:t>
       </w:r>
@@ -2348,7 +2574,7 @@
       </w:pPr>
       <w:r>
         <w:rPr>
-          <w:rFonts w:hint="eastAsia"/>
+          <w:rFonts w:hint="eastAsia" w:eastAsia="黑体"/>
         </w:rPr>
         <w:t xml:space="preserve">典型参数示例</w:t>
       </w:r>
@@ -2363,11 +2589,14 @@
       </w:pPr>
       <w:r>
         <w:rPr>
-          <w:rFonts w:hint="eastAsia"/>
+          <w:rFonts w:hint="eastAsia" w:eastAsia="黑体"/>
         </w:rPr>
         <w:t xml:space="preserve">三相并网，取</w:t>
       </w:r>
       <w:r>
+        <w:rPr>
+          <w:rFonts w:eastAsia="黑体"/>
+        </w:rPr>
         <w:t xml:space="preserve"> </w:t>
       </w:r>
       <m:oMath>
@@ -2411,6 +2640,9 @@
         </m:r>
       </m:oMath>
       <w:r>
+        <w:rPr>
+          <w:rFonts w:eastAsia="黑体"/>
+        </w:rPr>
         <w:t xml:space="preserve">、</w:t>
       </w:r>
       <m:oMath>
@@ -2454,6 +2686,9 @@
         </m:r>
       </m:oMath>
       <w:r>
+        <w:rPr>
+          <w:rFonts w:eastAsia="黑体"/>
+        </w:rPr>
         <w:t xml:space="preserve">、</w:t>
       </w:r>
       <m:oMath>
@@ -2478,7 +2713,7 @@
       </m:oMath>
       <w:r>
         <w:rPr>
-          <w:rFonts w:hint="eastAsia"/>
+          <w:rFonts w:hint="eastAsia" w:eastAsia="黑体"/>
         </w:rPr>
         <w:t xml:space="preserve">：</w:t>
       </w:r>
@@ -2562,6 +2797,9 @@
         </m:r>
       </m:oMath>
       <w:r>
+        <w:rPr>
+          <w:rFonts w:eastAsia="黑体"/>
+        </w:rPr>
         <w:t xml:space="preserve">。</w:t>
       </w:r>
     </w:p>
@@ -2575,11 +2813,14 @@
       </w:pPr>
       <w:r>
         <w:rPr>
-          <w:rFonts w:hint="eastAsia"/>
+          <w:rFonts w:hint="eastAsia" w:eastAsia="黑体"/>
         </w:rPr>
         <w:t xml:space="preserve">单相并网，取</w:t>
       </w:r>
       <w:r>
+        <w:rPr>
+          <w:rFonts w:eastAsia="黑体"/>
+        </w:rPr>
         <w:t xml:space="preserve"> </w:t>
       </w:r>
       <m:oMath>
@@ -2622,6 +2863,9 @@
         </m:r>
       </m:oMath>
       <w:r>
+        <w:rPr>
+          <w:rFonts w:eastAsia="黑体"/>
+        </w:rPr>
         <w:t xml:space="preserve">、</w:t>
       </w:r>
       <m:oMath>
@@ -2664,6 +2908,9 @@
         </m:r>
       </m:oMath>
       <w:r>
+        <w:rPr>
+          <w:rFonts w:eastAsia="黑体"/>
+        </w:rPr>
         <w:t xml:space="preserve">、</w:t>
       </w:r>
       <m:oMath>
@@ -2688,7 +2935,7 @@
       </m:oMath>
       <w:r>
         <w:rPr>
-          <w:rFonts w:hint="eastAsia"/>
+          <w:rFonts w:hint="eastAsia" w:eastAsia="黑体"/>
         </w:rPr>
         <w:t xml:space="preserve">：</w:t>
       </w:r>
@@ -2735,6 +2982,9 @@
         </m:r>
       </m:oMath>
       <w:r>
+        <w:rPr>
+          <w:rFonts w:eastAsia="黑体"/>
+        </w:rPr>
         <w:t xml:space="preserve">。</w:t>
       </w:r>
     </w:p>
@@ -2748,11 +2998,14 @@
       </w:pPr>
       <w:r>
         <w:rPr>
-          <w:rFonts w:hint="eastAsia"/>
+          <w:rFonts w:hint="eastAsia" w:eastAsia="黑体"/>
         </w:rPr>
         <w:t xml:space="preserve">取</w:t>
       </w:r>
       <w:r>
+        <w:rPr>
+          <w:rFonts w:eastAsia="黑体"/>
+        </w:rPr>
         <w:t xml:space="preserve"> </w:t>
       </w:r>
       <m:oMath>
@@ -2780,6 +3033,9 @@
         </m:r>
       </m:oMath>
       <w:r>
+        <w:rPr>
+          <w:rFonts w:eastAsia="黑体"/>
+        </w:rPr>
         <w:t xml:space="preserve">、</w:t>
       </w:r>
       <m:oMath>
@@ -2807,6 +3063,9 @@
         </m:r>
       </m:oMath>
       <w:r>
+        <w:rPr>
+          <w:rFonts w:eastAsia="黑体"/>
+        </w:rPr>
         <w:t xml:space="preserve">、</w:t>
       </w:r>
       <m:oMath>
@@ -2844,7 +3103,7 @@
       </m:oMath>
       <w:r>
         <w:rPr>
-          <w:rFonts w:hint="eastAsia"/>
+          <w:rFonts w:hint="eastAsia" w:eastAsia="黑体"/>
         </w:rPr>
         <w:t xml:space="preserve">：</w:t>
       </w:r>
@@ -2957,6 +3216,9 @@
         </m:r>
       </m:oMath>
       <w:r>
+        <w:rPr>
+          <w:rFonts w:eastAsia="黑体"/>
+        </w:rPr>
         <w:t xml:space="preserve">。</w:t>
       </w:r>
     </w:p>
@@ -2968,7 +3230,7 @@
       </w:pPr>
       <w:r>
         <w:rPr>
-          <w:rFonts w:hint="eastAsia"/>
+          <w:rFonts w:hint="eastAsia" w:eastAsia="黑体"/>
         </w:rPr>
         <w:t xml:space="preserve">常见器件型号</w:t>
       </w:r>
@@ -2983,16 +3245,19 @@
       </w:pPr>
       <w:r>
         <w:rPr>
-          <w:rFonts w:hint="eastAsia"/>
+          <w:rFonts w:hint="eastAsia" w:eastAsia="黑体"/>
         </w:rPr>
         <w:t xml:space="preserve">功率开关管：IPD60R360P7、IKW40N65F5、IMW120R045M1（SiC</w:t>
       </w:r>
       <w:r>
+        <w:rPr>
+          <w:rFonts w:eastAsia="黑体"/>
+        </w:rPr>
         <w:t xml:space="preserve"> </w:t>
       </w:r>
       <w:r>
         <w:rPr>
-          <w:rFonts w:hint="eastAsia"/>
+          <w:rFonts w:hint="eastAsia" w:eastAsia="黑体"/>
         </w:rPr>
         <w:t xml:space="preserve">MOSFET）。</w:t>
       </w:r>
@@ -3007,7 +3272,7 @@
       </w:pPr>
       <w:r>
         <w:rPr>
-          <w:rFonts w:hint="eastAsia"/>
+          <w:rFonts w:hint="eastAsia" w:eastAsia="黑体"/>
         </w:rPr>
         <w:t xml:space="preserve">栅极驱动：UCC21520、IR2136。</w:t>
       </w:r>
@@ -3022,16 +3287,19 @@
       </w:pPr>
       <w:r>
         <w:rPr>
-          <w:rFonts w:hint="eastAsia"/>
+          <w:rFonts w:hint="eastAsia" w:eastAsia="黑体"/>
         </w:rPr>
         <w:t xml:space="preserve">电流传感器：ACS758、LEM</w:t>
       </w:r>
       <w:r>
+        <w:rPr>
+          <w:rFonts w:eastAsia="黑体"/>
+        </w:rPr>
         <w:t xml:space="preserve"> LA </w:t>
       </w:r>
       <w:r>
         <w:rPr>
-          <w:rFonts w:hint="eastAsia"/>
+          <w:rFonts w:hint="eastAsia" w:eastAsia="黑体"/>
         </w:rPr>
         <w:t xml:space="preserve">系列霍尔传感器。</w:t>
       </w:r>
@@ -3044,7 +3312,7 @@
       </w:pPr>
       <w:r>
         <w:rPr>
-          <w:rFonts w:hint="eastAsia"/>
+          <w:rFonts w:hint="eastAsia" w:eastAsia="黑体"/>
         </w:rPr>
         <w:t xml:space="preserve">注意事项</w:t>
       </w:r>
@@ -3059,7 +3327,7 @@
       </w:pPr>
       <w:r>
         <w:rPr>
-          <w:rFonts w:hint="eastAsia"/>
+          <w:rFonts w:hint="eastAsia" w:eastAsia="黑体"/>
         </w:rPr>
         <w:t xml:space="preserve">必须通过锁相环与电网严格同频同相，相位偏差会导致功率因数下降甚至环流。</w:t>
       </w:r>
@@ -3074,16 +3342,19 @@
       </w:pPr>
       <w:r>
         <w:rPr>
-          <w:rFonts w:hint="eastAsia"/>
+          <w:rFonts w:hint="eastAsia" w:eastAsia="黑体"/>
         </w:rPr>
         <w:t xml:space="preserve">需满足孤岛保护、过欠压/过欠频保护与并网标准（如</w:t>
       </w:r>
       <w:r>
+        <w:rPr>
+          <w:rFonts w:eastAsia="黑体"/>
+        </w:rPr>
         <w:t xml:space="preserve"> IEEE 1547、GB/T </w:t>
       </w:r>
       <w:r>
         <w:rPr>
-          <w:rFonts w:hint="eastAsia"/>
+          <w:rFonts w:hint="eastAsia" w:eastAsia="黑体"/>
         </w:rPr>
         <w:t xml:space="preserve">19939）。</w:t>
       </w:r>
@@ -3098,7 +3369,7 @@
       </w:pPr>
       <w:r>
         <w:rPr>
-          <w:rFonts w:hint="eastAsia"/>
+          <w:rFonts w:hint="eastAsia" w:eastAsia="黑体"/>
         </w:rPr>
         <w:t xml:space="preserve">并网电流要控制其总谐波畸变（THD），滤波电感设计须与载波频率匹配。</w:t>
       </w:r>
@@ -3113,7 +3384,7 @@
       </w:pPr>
       <w:r>
         <w:rPr>
-          <w:rFonts w:hint="eastAsia"/>
+          <w:rFonts w:hint="eastAsia" w:eastAsia="黑体"/>
         </w:rPr>
         <w:t xml:space="preserve">直流母线电压需高于电网相电压峰值，否则无法有效控制注入电流。</w:t>
       </w:r>
@@ -3126,7 +3397,7 @@
       </w:pPr>
       <w:r>
         <w:rPr>
-          <w:rFonts w:hint="eastAsia"/>
+          <w:rFonts w:hint="eastAsia" w:eastAsia="黑体"/>
         </w:rPr>
         <w:t xml:space="preserve">参考资料</w:t>
       </w:r>
@@ -3140,6 +3411,9 @@
         </w:numPr>
       </w:pPr>
       <w:r>
+        <w:rPr>
+          <w:rFonts w:eastAsia="黑体"/>
+        </w:rPr>
         <w:t xml:space="preserve">Wikipedia: Grid-tie inverter。</w:t>
       </w:r>
     </w:p>
@@ -3152,11 +3426,14 @@
         </w:numPr>
       </w:pPr>
       <w:r>
+        <w:rPr>
+          <w:rFonts w:eastAsia="黑体"/>
+        </w:rPr>
         <w:t xml:space="preserve">IEEE </w:t>
       </w:r>
       <w:r>
         <w:rPr>
-          <w:rFonts w:hint="eastAsia"/>
+          <w:rFonts w:hint="eastAsia" w:eastAsia="黑体"/>
         </w:rPr>
         <w:t xml:space="preserve">1547（分布式电源并网标准）。</w:t>
       </w:r>
@@ -3171,7 +3448,7 @@
       </w:pPr>
       <w:r>
         <w:rPr>
-          <w:rFonts w:hint="eastAsia"/>
+          <w:rFonts w:hint="eastAsia" w:eastAsia="黑体"/>
         </w:rPr>
         <w:t xml:space="preserve">《光伏并网发电技术》。</w:t>
       </w:r>
@@ -3185,11 +3462,11 @@
       </w:pPr>
       <w:r>
         <w:rPr>
-          <w:rFonts w:ascii="Times New Roman" w:hAnsi="Times New Roman"/>
+          <w:rFonts w:ascii="Times New Roman" w:hAnsi="Times New Roman" w:eastAsia="黑体"/>
           <w:color w:val="555555"/>
           <w:sz w:val="21"/>
         </w:rPr>
-        <w:t>材料收集者：杜文杰</w:t>
+        <w:t>材料收集者：杜文杰，WX手机：19519196569，QQ:3478827729</w:t>
       </w:r>
     </w:p>
     <w:sectPr>
@@ -3209,7 +3486,7 @@
 </file>
 
 <file path=word/footer1.xml><?xml version="1.0" encoding="utf-8"?>
-<w:ftr xmlns:m="http://schemas.openxmlformats.org/officeDocument/2006/math" xmlns:mc="http://schemas.openxmlformats.org/markup-compatibility/2006" xmlns:mo="http://schemas.microsoft.com/office/mac/office/2008/main" xmlns:mv="urn:schemas-microsoft-com:mac:vml" xmlns:o="urn:schemas-microsoft-com:office:office" xmlns:r="http://schemas.openxmlformats.org/officeDocument/2006/relationships" xmlns:v="urn:schemas-microsoft-com:vml" xmlns:w10="urn:schemas-microsoft-com:office:word" xmlns:w14="http://schemas.microsoft.com/office/word/2010/wordml" xmlns:w="http://schemas.openxmlformats.org/wordprocessingml/2006/main" xmlns:wne="http://schemas.microsoft.com/office/word/2006/wordml" xmlns:wp14="http://schemas.microsoft.com/office/word/2010/wordprocessingDrawing" xmlns:wp="http://schemas.openxmlformats.org/drawingml/2006/wordprocessingDrawing" xmlns:wpc="http://schemas.microsoft.com/office/word/2010/wordprocessingCanvas" xmlns:wpg="http://schemas.microsoft.com/office/word/2010/wordprocessingGroup" xmlns:wpi="http://schemas.microsoft.com/office/word/2010/wordprocessingInk" xmlns:wps="http://schemas.microsoft.com/office/word/2010/wordprocessingShape" mc:Ignorable="w14 wp14">
+<w:ftr xmlns:mc="http://schemas.openxmlformats.org/markup-compatibility/2006" xmlns:w="http://schemas.openxmlformats.org/wordprocessingml/2006/main" xmlns:m="http://schemas.openxmlformats.org/officeDocument/2006/math" xmlns:mo="http://schemas.microsoft.com/office/mac/office/2008/main" xmlns:mv="urn:schemas-microsoft-com:mac:vml" xmlns:o="urn:schemas-microsoft-com:office:office" xmlns:r="http://schemas.openxmlformats.org/officeDocument/2006/relationships" xmlns:v="urn:schemas-microsoft-com:vml" xmlns:w10="urn:schemas-microsoft-com:office:word" xmlns:w14="http://schemas.microsoft.com/office/word/2010/wordml" xmlns:wne="http://schemas.microsoft.com/office/word/2006/wordml" xmlns:wp14="http://schemas.microsoft.com/office/word/2010/wordprocessingDrawing" xmlns:wp="http://schemas.openxmlformats.org/drawingml/2006/wordprocessingDrawing" xmlns:wpc="http://schemas.microsoft.com/office/word/2010/wordprocessingCanvas" xmlns:wpg="http://schemas.microsoft.com/office/word/2010/wordprocessingGroup" xmlns:wpi="http://schemas.microsoft.com/office/word/2010/wordprocessingInk" xmlns:wps="http://schemas.microsoft.com/office/word/2010/wordprocessingShape" mc:Ignorable="w14 wp14">
   <w:p>
     <w:pPr>
       <w:pStyle w:val="Footer"/>
@@ -3217,12 +3494,14 @@
     </w:pPr>
     <w:r>
       <w:rPr>
+        <w:rFonts w:eastAsia="黑体"/>
         <w:sz w:val="18"/>
       </w:rPr>
       <w:t xml:space="preserve">第 </w:t>
     </w:r>
     <w:r>
       <w:rPr>
+        <w:rFonts w:eastAsia="黑体"/>
         <w:sz w:val="18"/>
       </w:rPr>
       <w:fldChar w:fldCharType="begin"/>
@@ -3231,6 +3510,7 @@
     </w:r>
     <w:r>
       <w:rPr>
+        <w:rFonts w:eastAsia="黑体"/>
         <w:sz w:val="18"/>
       </w:rPr>
       <w:t xml:space="preserve"> 页</w:t>
@@ -3244,6 +3524,9 @@
   <w:footnote w:type="continuationSeparator" w:id="0">
     <w:p>
       <w:r>
+        <w:rPr>
+          <w:rFonts w:eastAsia="黑体"/>
+        </w:rPr>
         <w:continuationSeparator/>
       </w:r>
     </w:p>
@@ -3251,6 +3534,9 @@
   <w:footnote w:type="separator" w:id="-1">
     <w:p>
       <w:r>
+        <w:rPr>
+          <w:rFonts w:eastAsia="黑体"/>
+        </w:rPr>
         <w:separator/>
       </w:r>
     </w:p>
@@ -3259,7 +3545,7 @@
 </file>
 
 <file path=word/header1.xml><?xml version="1.0" encoding="utf-8"?>
-<w:hdr xmlns:m="http://schemas.openxmlformats.org/officeDocument/2006/math" xmlns:mc="http://schemas.openxmlformats.org/markup-compatibility/2006" xmlns:mo="http://schemas.microsoft.com/office/mac/office/2008/main" xmlns:mv="urn:schemas-microsoft-com:mac:vml" xmlns:o="urn:schemas-microsoft-com:office:office" xmlns:r="http://schemas.openxmlformats.org/officeDocument/2006/relationships" xmlns:v="urn:schemas-microsoft-com:vml" xmlns:w10="urn:schemas-microsoft-com:office:word" xmlns:w14="http://schemas.microsoft.com/office/word/2010/wordml" xmlns:w="http://schemas.openxmlformats.org/wordprocessingml/2006/main" xmlns:wne="http://schemas.microsoft.com/office/word/2006/wordml" xmlns:wp14="http://schemas.microsoft.com/office/word/2010/wordprocessingDrawing" xmlns:wp="http://schemas.openxmlformats.org/drawingml/2006/wordprocessingDrawing" xmlns:wpc="http://schemas.microsoft.com/office/word/2010/wordprocessingCanvas" xmlns:wpg="http://schemas.microsoft.com/office/word/2010/wordprocessingGroup" xmlns:wpi="http://schemas.microsoft.com/office/word/2010/wordprocessingInk" xmlns:wps="http://schemas.microsoft.com/office/word/2010/wordprocessingShape" mc:Ignorable="w14 wp14">
+<w:hdr xmlns:mc="http://schemas.openxmlformats.org/markup-compatibility/2006" xmlns:w="http://schemas.openxmlformats.org/wordprocessingml/2006/main" xmlns:m="http://schemas.openxmlformats.org/officeDocument/2006/math" xmlns:mo="http://schemas.microsoft.com/office/mac/office/2008/main" xmlns:mv="urn:schemas-microsoft-com:mac:vml" xmlns:o="urn:schemas-microsoft-com:office:office" xmlns:r="http://schemas.openxmlformats.org/officeDocument/2006/relationships" xmlns:v="urn:schemas-microsoft-com:vml" xmlns:w10="urn:schemas-microsoft-com:office:word" xmlns:w14="http://schemas.microsoft.com/office/word/2010/wordml" xmlns:wne="http://schemas.microsoft.com/office/word/2006/wordml" xmlns:wp14="http://schemas.microsoft.com/office/word/2010/wordprocessingDrawing" xmlns:wp="http://schemas.openxmlformats.org/drawingml/2006/wordprocessingDrawing" xmlns:wpc="http://schemas.microsoft.com/office/word/2010/wordprocessingCanvas" xmlns:wpg="http://schemas.microsoft.com/office/word/2010/wordprocessingGroup" xmlns:wpi="http://schemas.microsoft.com/office/word/2010/wordprocessingInk" xmlns:wps="http://schemas.microsoft.com/office/word/2010/wordprocessingShape" mc:Ignorable="w14 wp14">
   <w:p>
     <w:pPr>
       <w:pStyle w:val="Header"/>
@@ -3267,7 +3553,7 @@
     </w:pPr>
     <w:r>
       <w:rPr>
-        <w:rFonts w:ascii="Times New Roman" w:hAnsi="Times New Roman"/>
+        <w:rFonts w:ascii="Times New Roman" w:hAnsi="Times New Roman" w:eastAsia="黑体"/>
         <w:sz w:val="18"/>
         <w:rFonts w:eastAsia="黑体"/>
         <w:rFonts w:eastAsia="黑体"/>
@@ -3279,7 +3565,7 @@
 </file>
 
 <file path=word/numbering.xml><?xml version="1.0" encoding="utf-8"?>
-<w:numbering xmlns:m="http://schemas.openxmlformats.org/officeDocument/2006/math" xmlns:mc="http://schemas.openxmlformats.org/markup-compatibility/2006" xmlns:mo="http://schemas.microsoft.com/office/mac/office/2008/main" xmlns:mv="urn:schemas-microsoft-com:mac:vml" xmlns:o="urn:schemas-microsoft-com:office:office" xmlns:r="http://schemas.openxmlformats.org/officeDocument/2006/relationships" xmlns:v="urn:schemas-microsoft-com:vml" xmlns:w="http://schemas.openxmlformats.org/wordprocessingml/2006/main" xmlns:w10="urn:schemas-microsoft-com:office:word" xmlns:w14="http://schemas.microsoft.com/office/word/2010/wordml" xmlns:wne="http://schemas.microsoft.com/office/word/2006/wordml" xmlns:wp="http://schemas.openxmlformats.org/drawingml/2006/wordprocessingDrawing" xmlns:wp14="http://schemas.microsoft.com/office/word/2010/wordprocessingDrawing" xmlns:wpc="http://schemas.microsoft.com/office/word/2010/wordprocessingCanvas" xmlns:wpg="http://schemas.microsoft.com/office/word/2010/wordprocessingGroup" xmlns:wpi="http://schemas.microsoft.com/office/word/2010/wordprocessingInk" xmlns:wps="http://schemas.microsoft.com/office/word/2010/wordprocessingShape" mc:Ignorable="w14 wp14">
+<w:numbering xmlns:mc="http://schemas.openxmlformats.org/markup-compatibility/2006" xmlns:w="http://schemas.openxmlformats.org/wordprocessingml/2006/main" xmlns:m="http://schemas.openxmlformats.org/officeDocument/2006/math" xmlns:mo="http://schemas.microsoft.com/office/mac/office/2008/main" xmlns:mv="urn:schemas-microsoft-com:mac:vml" xmlns:o="urn:schemas-microsoft-com:office:office" xmlns:r="http://schemas.openxmlformats.org/officeDocument/2006/relationships" xmlns:v="urn:schemas-microsoft-com:vml" xmlns:w10="urn:schemas-microsoft-com:office:word" xmlns:w14="http://schemas.microsoft.com/office/word/2010/wordml" xmlns:wne="http://schemas.microsoft.com/office/word/2006/wordml" xmlns:wp="http://schemas.openxmlformats.org/drawingml/2006/wordprocessingDrawing" xmlns:wp14="http://schemas.microsoft.com/office/word/2010/wordprocessingDrawing" xmlns:wpc="http://schemas.microsoft.com/office/word/2010/wordprocessingCanvas" xmlns:wpg="http://schemas.microsoft.com/office/word/2010/wordprocessingGroup" xmlns:wpi="http://schemas.microsoft.com/office/word/2010/wordprocessingInk" xmlns:wps="http://schemas.microsoft.com/office/word/2010/wordprocessingShape" mc:Ignorable="w14 wp14">
   <w:abstractNum w:abstractNumId="0">
     <w:nsid w:val="FFFFFF7C"/>
     <w:multiLevelType w:val="singleLevel"/>
@@ -3366,7 +3652,7 @@
         <w:ind w:hanging="360" w:left="1440"/>
       </w:pPr>
       <w:rPr>
-        <w:rFonts w:ascii="Symbol" w:hAnsi="Symbol" w:hint="default"/>
+        <w:rFonts w:ascii="Symbol" w:hAnsi="Symbol" w:hint="default" w:eastAsia="黑体"/>
       </w:rPr>
     </w:lvl>
   </w:abstractNum>
@@ -3387,7 +3673,7 @@
         <w:ind w:hanging="360" w:left="1080"/>
       </w:pPr>
       <w:rPr>
-        <w:rFonts w:ascii="Symbol" w:hAnsi="Symbol" w:hint="default"/>
+        <w:rFonts w:ascii="Symbol" w:hAnsi="Symbol" w:hint="default" w:eastAsia="黑体"/>
       </w:rPr>
     </w:lvl>
   </w:abstractNum>
@@ -3408,7 +3694,7 @@
         <w:ind w:hanging="360" w:left="720"/>
       </w:pPr>
       <w:rPr>
-        <w:rFonts w:ascii="Symbol" w:hAnsi="Symbol" w:hint="default"/>
+        <w:rFonts w:ascii="Symbol" w:hAnsi="Symbol" w:hint="default" w:eastAsia="黑体"/>
       </w:rPr>
     </w:lvl>
   </w:abstractNum>
@@ -3447,7 +3733,7 @@
         <w:ind w:hanging="360" w:left="360"/>
       </w:pPr>
       <w:rPr>
-        <w:rFonts w:ascii="Symbol" w:hAnsi="Symbol" w:hint="default"/>
+        <w:rFonts w:ascii="Symbol" w:hAnsi="Symbol" w:hint="default" w:eastAsia="黑体"/>
       </w:rPr>
     </w:lvl>
   </w:abstractNum>
@@ -3538,7 +3824,7 @@
         <w:ind w:left="720" w:hanging="360"/>
       </w:pPr>
       <w:rPr>
-        <w:rFonts w:ascii="Symbol" w:hAnsi="Symbol" w:cs="Symbol" w:hint="default"/>
+        <w:rFonts w:ascii="Symbol" w:hAnsi="Symbol" w:cs="Symbol" w:hint="default" w:eastAsia="黑体"/>
       </w:rPr>
     </w:lvl>
     <w:lvl w:ilvl="1">
@@ -3549,7 +3835,7 @@
         <w:ind w:left="1440" w:hanging="360"/>
       </w:pPr>
       <w:rPr>
-        <w:rFonts w:ascii="Courier New" w:hAnsi="Courier New" w:cs="Courier New" w:hint="default"/>
+        <w:rFonts w:ascii="Courier New" w:hAnsi="Courier New" w:cs="Courier New" w:hint="default" w:eastAsia="黑体"/>
       </w:rPr>
     </w:lvl>
     <w:lvl w:ilvl="2">
@@ -3560,7 +3846,7 @@
         <w:ind w:left="2160" w:hanging="360"/>
       </w:pPr>
       <w:rPr>
-        <w:rFonts w:ascii="Wingdings" w:hAnsi="Wingdings" w:cs="Wingdings" w:hint="default"/>
+        <w:rFonts w:ascii="Wingdings" w:hAnsi="Wingdings" w:cs="Wingdings" w:hint="default" w:eastAsia="黑体"/>
       </w:rPr>
     </w:lvl>
     <w:lvl w:ilvl="3">
@@ -3571,7 +3857,7 @@
         <w:ind w:left="2880" w:hanging="360"/>
       </w:pPr>
       <w:rPr>
-        <w:rFonts w:ascii="Symbol" w:hAnsi="Symbol" w:cs="Symbol" w:hint="default"/>
+        <w:rFonts w:ascii="Symbol" w:hAnsi="Symbol" w:cs="Symbol" w:hint="default" w:eastAsia="黑体"/>
       </w:rPr>
     </w:lvl>
     <w:lvl w:ilvl="4">
@@ -3582,7 +3868,7 @@
         <w:ind w:left="3600" w:hanging="360"/>
       </w:pPr>
       <w:rPr>
-        <w:rFonts w:ascii="Courier New" w:hAnsi="Courier New" w:cs="Courier New" w:hint="default"/>
+        <w:rFonts w:ascii="Courier New" w:hAnsi="Courier New" w:cs="Courier New" w:hint="default" w:eastAsia="黑体"/>
       </w:rPr>
     </w:lvl>
     <w:lvl w:ilvl="5">
@@ -3593,7 +3879,7 @@
         <w:ind w:left="4320" w:hanging="360"/>
       </w:pPr>
       <w:rPr>
-        <w:rFonts w:ascii="Wingdings" w:hAnsi="Wingdings" w:cs="Wingdings" w:hint="default"/>
+        <w:rFonts w:ascii="Wingdings" w:hAnsi="Wingdings" w:cs="Wingdings" w:hint="default" w:eastAsia="黑体"/>
       </w:rPr>
     </w:lvl>
     <w:lvl w:ilvl="6">
@@ -3604,7 +3890,7 @@
         <w:ind w:left="5040" w:hanging="360"/>
       </w:pPr>
       <w:rPr>
-        <w:rFonts w:ascii="Symbol" w:hAnsi="Symbol" w:cs="Symbol" w:hint="default"/>
+        <w:rFonts w:ascii="Symbol" w:hAnsi="Symbol" w:cs="Symbol" w:hint="default" w:eastAsia="黑体"/>
       </w:rPr>
     </w:lvl>
     <w:lvl w:ilvl="7">
@@ -3615,7 +3901,7 @@
         <w:ind w:left="5760" w:hanging="360"/>
       </w:pPr>
       <w:rPr>
-        <w:rFonts w:ascii="Courier New" w:hAnsi="Courier New" w:cs="Courier New" w:hint="default"/>
+        <w:rFonts w:ascii="Courier New" w:hAnsi="Courier New" w:cs="Courier New" w:hint="default" w:eastAsia="黑体"/>
       </w:rPr>
     </w:lvl>
     <w:lvl w:ilvl="8">
@@ -3626,7 +3912,7 @@
         <w:ind w:left="6480" w:hanging="360"/>
       </w:pPr>
       <w:rPr>
-        <w:rFonts w:ascii="Wingdings" w:hAnsi="Wingdings" w:cs="Wingdings" w:hint="default"/>
+        <w:rFonts w:ascii="Wingdings" w:hAnsi="Wingdings" w:cs="Wingdings" w:hint="default" w:eastAsia="黑体"/>
       </w:rPr>
     </w:lvl>
   </w:abstractNum>
@@ -3682,11 +3968,11 @@
 </file>
 
 <file path=word/styles.xml><?xml version="1.0" encoding="utf-8"?>
-<w:styles xmlns:mc="http://schemas.openxmlformats.org/markup-compatibility/2006" xmlns:r="http://schemas.openxmlformats.org/officeDocument/2006/relationships" xmlns:w="http://schemas.openxmlformats.org/wordprocessingml/2006/main" xmlns:w14="http://schemas.microsoft.com/office/word/2010/wordml" mc:Ignorable="w14">
+<w:styles xmlns:mc="http://schemas.openxmlformats.org/markup-compatibility/2006" xmlns:w="http://schemas.openxmlformats.org/wordprocessingml/2006/main" xmlns:r="http://schemas.openxmlformats.org/officeDocument/2006/relationships" xmlns:w14="http://schemas.microsoft.com/office/word/2010/wordml" mc:Ignorable="w14">
   <w:docDefaults>
     <w:rPrDefault>
       <w:rPr>
-        <w:rFonts w:asciiTheme="minorHAnsi" w:cstheme="minorBidi" w:eastAsiaTheme="minorEastAsia" w:hAnsiTheme="minorHAnsi"/>
+        <w:rFonts w:asciiTheme="minorHAnsi" w:cstheme="minorBidi" w:hAnsiTheme="minorHAnsi" w:eastAsia="黑体"/>
         <w:sz w:val="22"/>
         <w:szCs w:val="22"/>
         <w:lang w:bidi="ar-SA" w:eastAsia="en-US" w:val="en-US"/>
@@ -3908,7 +4194,7 @@
       <w:outlineLvl w:val="0"/>
     </w:pPr>
     <w:rPr>
-      <w:rFonts w:ascii="Times New Roman" w:asciiTheme="majorHAnsi" w:cstheme="majorBidi" w:eastAsia="黑体" w:eastAsiaTheme="majorEastAsia" w:hAnsi="Times New Roman" w:hAnsiTheme="majorHAnsi"/>
+      <w:rFonts w:ascii="Times New Roman" w:asciiTheme="majorHAnsi" w:cstheme="majorBidi" w:eastAsia="黑体" w:hAnsi="Times New Roman" w:hAnsiTheme="majorHAnsi"/>
       <w:b/>
       <w:bCs/>
       <w:color w:val="1F3864"/>
@@ -3932,7 +4218,7 @@
       <w:outlineLvl w:val="1"/>
     </w:pPr>
     <w:rPr>
-      <w:rFonts w:ascii="Times New Roman" w:asciiTheme="majorHAnsi" w:cstheme="majorBidi" w:eastAsia="黑体" w:eastAsiaTheme="majorEastAsia" w:hAnsi="Times New Roman" w:hAnsiTheme="majorHAnsi"/>
+      <w:rFonts w:ascii="Times New Roman" w:asciiTheme="majorHAnsi" w:cstheme="majorBidi" w:eastAsia="黑体" w:hAnsi="Times New Roman" w:hAnsiTheme="majorHAnsi"/>
       <w:b/>
       <w:bCs/>
       <w:color w:val="2E4E7E"/>
@@ -3956,7 +4242,7 @@
       <w:outlineLvl w:val="2"/>
     </w:pPr>
     <w:rPr>
-      <w:rFonts w:ascii="Times New Roman" w:asciiTheme="majorHAnsi" w:cstheme="majorBidi" w:eastAsia="黑体" w:eastAsiaTheme="majorEastAsia" w:hAnsi="Times New Roman" w:hAnsiTheme="majorHAnsi"/>
+      <w:rFonts w:ascii="Times New Roman" w:asciiTheme="majorHAnsi" w:cstheme="majorBidi" w:eastAsia="黑体" w:hAnsi="Times New Roman" w:hAnsiTheme="majorHAnsi"/>
       <w:b/>
       <w:bCs/>
       <w:color w:val="2E4E7E"/>
@@ -3980,7 +4266,7 @@
       <w:outlineLvl w:val="3"/>
     </w:pPr>
     <w:rPr>
-      <w:rFonts w:ascii="Times New Roman" w:asciiTheme="majorHAnsi" w:cstheme="majorBidi" w:eastAsia="黑体" w:eastAsiaTheme="majorEastAsia" w:hAnsi="Times New Roman" w:hAnsiTheme="majorHAnsi"/>
+      <w:rFonts w:ascii="Times New Roman" w:asciiTheme="majorHAnsi" w:cstheme="majorBidi" w:eastAsia="黑体" w:hAnsi="Times New Roman" w:hAnsiTheme="majorHAnsi"/>
       <w:b/>
       <w:bCs/>
       <w:i/>
@@ -4006,7 +4292,7 @@
       <w:outlineLvl w:val="4"/>
     </w:pPr>
     <w:rPr>
-      <w:rFonts w:ascii="Times New Roman" w:asciiTheme="majorHAnsi" w:cstheme="majorBidi" w:eastAsia="黑体" w:eastAsiaTheme="majorEastAsia" w:hAnsi="Times New Roman" w:hAnsiTheme="majorHAnsi"/>
+      <w:rFonts w:ascii="Times New Roman" w:asciiTheme="majorHAnsi" w:cstheme="majorBidi" w:eastAsia="黑体" w:hAnsi="Times New Roman" w:hAnsiTheme="majorHAnsi"/>
       <w:b/>
       <w:color w:val="333333"/>
       <w:sz w:val="22"/>
@@ -4029,7 +4315,7 @@
       <w:outlineLvl w:val="5"/>
     </w:pPr>
     <w:rPr>
-      <w:rFonts w:asciiTheme="majorHAnsi" w:cstheme="majorBidi" w:eastAsiaTheme="majorEastAsia" w:hAnsiTheme="majorHAnsi"/>
+      <w:rFonts w:asciiTheme="majorHAnsi" w:cstheme="majorBidi" w:hAnsiTheme="majorHAnsi" w:eastAsia="黑体"/>
       <w:i/>
       <w:iCs/>
       <w:color w:themeColor="accent1" w:themeShade="7F" w:val="243F60"/>
@@ -4052,7 +4338,7 @@
       <w:outlineLvl w:val="6"/>
     </w:pPr>
     <w:rPr>
-      <w:rFonts w:asciiTheme="majorHAnsi" w:cstheme="majorBidi" w:eastAsiaTheme="majorEastAsia" w:hAnsiTheme="majorHAnsi"/>
+      <w:rFonts w:asciiTheme="majorHAnsi" w:cstheme="majorBidi" w:hAnsiTheme="majorHAnsi" w:eastAsia="黑体"/>
       <w:i/>
       <w:iCs/>
       <w:color w:themeColor="text1" w:themeTint="BF" w:val="404040"/>
@@ -4075,7 +4361,7 @@
       <w:outlineLvl w:val="7"/>
     </w:pPr>
     <w:rPr>
-      <w:rFonts w:asciiTheme="majorHAnsi" w:cstheme="majorBidi" w:eastAsiaTheme="majorEastAsia" w:hAnsiTheme="majorHAnsi"/>
+      <w:rFonts w:asciiTheme="majorHAnsi" w:cstheme="majorBidi" w:hAnsiTheme="majorHAnsi" w:eastAsia="黑体"/>
       <w:color w:themeColor="accent1" w:val="4F81BD"/>
       <w:sz w:val="20"/>
       <w:szCs w:val="20"/>
@@ -4098,7 +4384,7 @@
       <w:outlineLvl w:val="8"/>
     </w:pPr>
     <w:rPr>
-      <w:rFonts w:asciiTheme="majorHAnsi" w:cstheme="majorBidi" w:eastAsiaTheme="majorEastAsia" w:hAnsiTheme="majorHAnsi"/>
+      <w:rFonts w:asciiTheme="majorHAnsi" w:cstheme="majorBidi" w:hAnsiTheme="majorHAnsi" w:eastAsia="黑体"/>
       <w:i/>
       <w:iCs/>
       <w:color w:themeColor="text1" w:themeTint="BF" w:val="404040"/>
@@ -4149,7 +4435,7 @@
     <w:uiPriority w:val="9"/>
     <w:rsid w:val="00FC693F"/>
     <w:rPr>
-      <w:rFonts w:asciiTheme="majorHAnsi" w:cstheme="majorBidi" w:eastAsiaTheme="majorEastAsia" w:hAnsiTheme="majorHAnsi"/>
+      <w:rFonts w:asciiTheme="majorHAnsi" w:cstheme="majorBidi" w:hAnsiTheme="majorHAnsi" w:eastAsia="黑体"/>
       <w:b/>
       <w:bCs/>
       <w:color w:themeColor="accent1" w:themeShade="BF" w:val="365F91"/>
@@ -4164,7 +4450,7 @@
     <w:uiPriority w:val="9"/>
     <w:rsid w:val="00FC693F"/>
     <w:rPr>
-      <w:rFonts w:asciiTheme="majorHAnsi" w:cstheme="majorBidi" w:eastAsiaTheme="majorEastAsia" w:hAnsiTheme="majorHAnsi"/>
+      <w:rFonts w:asciiTheme="majorHAnsi" w:cstheme="majorBidi" w:hAnsiTheme="majorHAnsi" w:eastAsia="黑体"/>
       <w:b/>
       <w:bCs/>
       <w:color w:themeColor="accent1" w:val="4F81BD"/>
@@ -4179,7 +4465,7 @@
     <w:uiPriority w:val="9"/>
     <w:rsid w:val="00FC693F"/>
     <w:rPr>
-      <w:rFonts w:asciiTheme="majorHAnsi" w:cstheme="majorBidi" w:eastAsiaTheme="majorEastAsia" w:hAnsiTheme="majorHAnsi"/>
+      <w:rFonts w:asciiTheme="majorHAnsi" w:cstheme="majorBidi" w:hAnsiTheme="majorHAnsi" w:eastAsia="黑体"/>
       <w:b/>
       <w:bCs/>
       <w:color w:themeColor="accent1" w:val="4F81BD"/>
@@ -4202,7 +4488,7 @@
       <w:contextualSpacing/>
     </w:pPr>
     <w:rPr>
-      <w:rFonts w:ascii="Times New Roman" w:asciiTheme="majorHAnsi" w:cstheme="majorBidi" w:eastAsia="黑体" w:eastAsiaTheme="majorEastAsia" w:hAnsi="Times New Roman" w:hAnsiTheme="majorHAnsi"/>
+      <w:rFonts w:ascii="Times New Roman" w:asciiTheme="majorHAnsi" w:cstheme="majorBidi" w:eastAsia="黑体" w:hAnsi="Times New Roman" w:hAnsiTheme="majorHAnsi"/>
       <w:b/>
       <w:color w:val="1F3864"/>
       <w:spacing w:val="5"/>
@@ -4218,7 +4504,7 @@
     <w:uiPriority w:val="10"/>
     <w:rsid w:val="00FC693F"/>
     <w:rPr>
-      <w:rFonts w:asciiTheme="majorHAnsi" w:cstheme="majorBidi" w:eastAsiaTheme="majorEastAsia" w:hAnsiTheme="majorHAnsi"/>
+      <w:rFonts w:asciiTheme="majorHAnsi" w:cstheme="majorBidi" w:hAnsiTheme="majorHAnsi" w:eastAsia="黑体"/>
       <w:color w:themeColor="text2" w:themeShade="BF" w:val="17365D"/>
       <w:spacing w:val="5"/>
       <w:kern w:val="28"/>
@@ -4240,7 +4526,7 @@
       </w:numPr>
     </w:pPr>
     <w:rPr>
-      <w:rFonts w:asciiTheme="majorHAnsi" w:cstheme="majorBidi" w:eastAsiaTheme="majorEastAsia" w:hAnsiTheme="majorHAnsi"/>
+      <w:rFonts w:asciiTheme="majorHAnsi" w:cstheme="majorBidi" w:hAnsiTheme="majorHAnsi" w:eastAsia="黑体"/>
       <w:i/>
       <w:iCs/>
       <w:color w:themeColor="accent1" w:val="4F81BD"/>
@@ -4256,7 +4542,7 @@
     <w:uiPriority w:val="11"/>
     <w:rsid w:val="00FC693F"/>
     <w:rPr>
-      <w:rFonts w:asciiTheme="majorHAnsi" w:cstheme="majorBidi" w:eastAsiaTheme="majorEastAsia" w:hAnsiTheme="majorHAnsi"/>
+      <w:rFonts w:asciiTheme="majorHAnsi" w:cstheme="majorBidi" w:hAnsiTheme="majorHAnsi" w:eastAsia="黑体"/>
       <w:i/>
       <w:iCs/>
       <w:color w:themeColor="accent1" w:val="4F81BD"/>
@@ -4323,6 +4609,7 @@
       <w:spacing w:after="120"/>
     </w:pPr>
     <w:rPr>
+      <w:rFonts w:eastAsia="黑体"/>
       <w:sz w:val="16"/>
       <w:szCs w:val="16"/>
     </w:rPr>
@@ -4334,6 +4621,7 @@
     <w:uiPriority w:val="99"/>
     <w:rsid w:val="00AA1D8D"/>
     <w:rPr>
+      <w:rFonts w:eastAsia="黑体"/>
       <w:sz w:val="16"/>
       <w:szCs w:val="16"/>
     </w:rPr>
@@ -4503,7 +4791,7 @@
       </w:tabs>
     </w:pPr>
     <w:rPr>
-      <w:rFonts w:ascii="Courier" w:hAnsi="Courier"/>
+      <w:rFonts w:ascii="Courier" w:hAnsi="Courier" w:eastAsia="黑体"/>
       <w:sz w:val="20"/>
       <w:szCs w:val="20"/>
     </w:rPr>
@@ -4515,7 +4803,7 @@
     <w:uiPriority w:val="99"/>
     <w:rsid w:val="0029639D"/>
     <w:rPr>
-      <w:rFonts w:ascii="Courier" w:hAnsi="Courier"/>
+      <w:rFonts w:ascii="Courier" w:hAnsi="Courier" w:eastAsia="黑体"/>
       <w:sz w:val="20"/>
       <w:szCs w:val="20"/>
     </w:rPr>
@@ -4551,6 +4839,7 @@
     <w:uiPriority w:val="29"/>
     <w:rsid w:val="00FC693F"/>
     <w:rPr>
+      <w:rFonts w:eastAsia="黑体"/>
       <w:i/>
       <w:iCs/>
       <w:color w:themeColor="text1" w:val="000000"/>
@@ -4564,7 +4853,7 @@
     <w:semiHidden/>
     <w:rsid w:val="00FC693F"/>
     <w:rPr>
-      <w:rFonts w:asciiTheme="majorHAnsi" w:cstheme="majorBidi" w:eastAsiaTheme="majorEastAsia" w:hAnsiTheme="majorHAnsi"/>
+      <w:rFonts w:asciiTheme="majorHAnsi" w:cstheme="majorBidi" w:hAnsiTheme="majorHAnsi" w:eastAsia="黑体"/>
       <w:b/>
       <w:bCs/>
       <w:i/>
@@ -4580,7 +4869,7 @@
     <w:semiHidden/>
     <w:rsid w:val="00FC693F"/>
     <w:rPr>
-      <w:rFonts w:asciiTheme="majorHAnsi" w:cstheme="majorBidi" w:eastAsiaTheme="majorEastAsia" w:hAnsiTheme="majorHAnsi"/>
+      <w:rFonts w:asciiTheme="majorHAnsi" w:cstheme="majorBidi" w:hAnsiTheme="majorHAnsi" w:eastAsia="黑体"/>
       <w:color w:themeColor="accent1" w:themeShade="7F" w:val="243F60"/>
     </w:rPr>
   </w:style>
@@ -4592,7 +4881,7 @@
     <w:semiHidden/>
     <w:rsid w:val="00FC693F"/>
     <w:rPr>
-      <w:rFonts w:asciiTheme="majorHAnsi" w:cstheme="majorBidi" w:eastAsiaTheme="majorEastAsia" w:hAnsiTheme="majorHAnsi"/>
+      <w:rFonts w:asciiTheme="majorHAnsi" w:cstheme="majorBidi" w:hAnsiTheme="majorHAnsi" w:eastAsia="黑体"/>
       <w:i/>
       <w:iCs/>
       <w:color w:themeColor="accent1" w:themeShade="7F" w:val="243F60"/>
@@ -4606,7 +4895,7 @@
     <w:semiHidden/>
     <w:rsid w:val="00FC693F"/>
     <w:rPr>
-      <w:rFonts w:asciiTheme="majorHAnsi" w:cstheme="majorBidi" w:eastAsiaTheme="majorEastAsia" w:hAnsiTheme="majorHAnsi"/>
+      <w:rFonts w:asciiTheme="majorHAnsi" w:cstheme="majorBidi" w:hAnsiTheme="majorHAnsi" w:eastAsia="黑体"/>
       <w:i/>
       <w:iCs/>
       <w:color w:themeColor="text1" w:themeTint="BF" w:val="404040"/>
@@ -4620,7 +4909,7 @@
     <w:semiHidden/>
     <w:rsid w:val="00FC693F"/>
     <w:rPr>
-      <w:rFonts w:asciiTheme="majorHAnsi" w:cstheme="majorBidi" w:eastAsiaTheme="majorEastAsia" w:hAnsiTheme="majorHAnsi"/>
+      <w:rFonts w:asciiTheme="majorHAnsi" w:cstheme="majorBidi" w:hAnsiTheme="majorHAnsi" w:eastAsia="黑体"/>
       <w:color w:themeColor="accent1" w:val="4F81BD"/>
       <w:sz w:val="20"/>
       <w:szCs w:val="20"/>
@@ -4634,7 +4923,7 @@
     <w:semiHidden/>
     <w:rsid w:val="00FC693F"/>
     <w:rPr>
-      <w:rFonts w:asciiTheme="majorHAnsi" w:cstheme="majorBidi" w:eastAsiaTheme="majorEastAsia" w:hAnsiTheme="majorHAnsi"/>
+      <w:rFonts w:asciiTheme="majorHAnsi" w:cstheme="majorBidi" w:hAnsiTheme="majorHAnsi" w:eastAsia="黑体"/>
       <w:i/>
       <w:iCs/>
       <w:color w:themeColor="text1" w:themeTint="BF" w:val="404040"/>
@@ -4655,6 +4944,7 @@
       <w:spacing w:line="240" w:lineRule="auto"/>
     </w:pPr>
     <w:rPr>
+      <w:rFonts w:eastAsia="黑体"/>
       <w:b/>
       <w:bCs/>
       <w:color w:themeColor="accent1" w:val="4F81BD"/>
@@ -4669,6 +4959,7 @@
     <w:qFormat/>
     <w:rsid w:val="00FC693F"/>
     <w:rPr>
+      <w:rFonts w:eastAsia="黑体"/>
       <w:b/>
       <w:bCs/>
     </w:rPr>
@@ -4680,6 +4971,7 @@
     <w:qFormat/>
     <w:rsid w:val="00FC693F"/>
     <w:rPr>
+      <w:rFonts w:eastAsia="黑体"/>
       <w:i/>
       <w:iCs/>
     </w:rPr>
@@ -4700,6 +4992,7 @@
       <w:ind w:left="936" w:right="936"/>
     </w:pPr>
     <w:rPr>
+      <w:rFonts w:eastAsia="黑体"/>
       <w:b/>
       <w:bCs/>
       <w:i/>
@@ -4714,6 +5007,7 @@
     <w:uiPriority w:val="30"/>
     <w:rsid w:val="00FC693F"/>
     <w:rPr>
+      <w:rFonts w:eastAsia="黑体"/>
       <w:b/>
       <w:bCs/>
       <w:i/>
@@ -4728,6 +5022,7 @@
     <w:qFormat/>
     <w:rsid w:val="00FC693F"/>
     <w:rPr>
+      <w:rFonts w:eastAsia="黑体"/>
       <w:i/>
       <w:iCs/>
       <w:color w:themeColor="text1" w:themeTint="7F" w:val="808080"/>
@@ -4740,6 +5035,7 @@
     <w:qFormat/>
     <w:rsid w:val="00FC693F"/>
     <w:rPr>
+      <w:rFonts w:eastAsia="黑体"/>
       <w:b/>
       <w:bCs/>
       <w:i/>
@@ -4754,6 +5050,7 @@
     <w:qFormat/>
     <w:rsid w:val="00FC693F"/>
     <w:rPr>
+      <w:rFonts w:eastAsia="黑体"/>
       <w:smallCaps/>
       <w:color w:themeColor="accent2" w:val="C0504D"/>
       <w:u w:val="single"/>
@@ -4766,6 +5063,7 @@
     <w:qFormat/>
     <w:rsid w:val="00FC693F"/>
     <w:rPr>
+      <w:rFonts w:eastAsia="黑体"/>
       <w:b/>
       <w:bCs/>
       <w:smallCaps/>
@@ -4781,6 +5079,7 @@
     <w:qFormat/>
     <w:rsid w:val="00FC693F"/>
     <w:rPr>
+      <w:rFonts w:eastAsia="黑体"/>
       <w:b/>
       <w:bCs/>
       <w:smallCaps/>
@@ -4835,6 +5134,7 @@
       <w:spacing w:after="0" w:line="240" w:lineRule="auto"/>
     </w:pPr>
     <w:rPr>
+      <w:rFonts w:eastAsia="黑体"/>
       <w:color w:themeColor="text1" w:themeShade="BF" w:val="000000"/>
     </w:rPr>
     <w:tblPr>
@@ -4857,6 +5157,7 @@
         <w:spacing w:after="0" w:before="0" w:line="240" w:lineRule="auto"/>
       </w:pPr>
       <w:rPr>
+        <w:rFonts w:eastAsia="黑体"/>
         <w:b/>
         <w:bCs/>
       </w:rPr>
@@ -4877,6 +5178,7 @@
         <w:spacing w:after="0" w:before="0" w:line="240" w:lineRule="auto"/>
       </w:pPr>
       <w:rPr>
+        <w:rFonts w:eastAsia="黑体"/>
         <w:b/>
         <w:bCs/>
       </w:rPr>
@@ -4894,12 +5196,14 @@
     </w:tblStylePr>
     <w:tblStylePr w:type="firstCol">
       <w:rPr>
+        <w:rFonts w:eastAsia="黑体"/>
         <w:b/>
         <w:bCs/>
       </w:rPr>
     </w:tblStylePr>
     <w:tblStylePr w:type="lastCol">
       <w:rPr>
+        <w:rFonts w:eastAsia="黑体"/>
         <w:b/>
         <w:bCs/>
       </w:rPr>
@@ -4938,6 +5242,7 @@
       <w:spacing w:after="0" w:line="240" w:lineRule="auto"/>
     </w:pPr>
     <w:rPr>
+      <w:rFonts w:eastAsia="黑体"/>
       <w:color w:themeColor="accent1" w:themeShade="BF" w:val="365F91"/>
     </w:rPr>
     <w:tblPr>
@@ -4960,6 +5265,7 @@
         <w:spacing w:after="0" w:before="0" w:line="240" w:lineRule="auto"/>
       </w:pPr>
       <w:rPr>
+        <w:rFonts w:eastAsia="黑体"/>
         <w:b/>
         <w:bCs/>
       </w:rPr>
@@ -4980,6 +5286,7 @@
         <w:spacing w:after="0" w:before="0" w:line="240" w:lineRule="auto"/>
       </w:pPr>
       <w:rPr>
+        <w:rFonts w:eastAsia="黑体"/>
         <w:b/>
         <w:bCs/>
       </w:rPr>
@@ -4997,12 +5304,14 @@
     </w:tblStylePr>
     <w:tblStylePr w:type="firstCol">
       <w:rPr>
+        <w:rFonts w:eastAsia="黑体"/>
         <w:b/>
         <w:bCs/>
       </w:rPr>
     </w:tblStylePr>
     <w:tblStylePr w:type="lastCol">
       <w:rPr>
+        <w:rFonts w:eastAsia="黑体"/>
         <w:b/>
         <w:bCs/>
       </w:rPr>
@@ -5041,6 +5350,7 @@
       <w:spacing w:after="0" w:line="240" w:lineRule="auto"/>
     </w:pPr>
     <w:rPr>
+      <w:rFonts w:eastAsia="黑体"/>
       <w:color w:themeColor="accent2" w:themeShade="BF" w:val="943634"/>
     </w:rPr>
     <w:tblPr>
@@ -5063,6 +5373,7 @@
         <w:spacing w:after="0" w:before="0" w:line="240" w:lineRule="auto"/>
       </w:pPr>
       <w:rPr>
+        <w:rFonts w:eastAsia="黑体"/>
         <w:b/>
         <w:bCs/>
       </w:rPr>
@@ -5083,6 +5394,7 @@
         <w:spacing w:after="0" w:before="0" w:line="240" w:lineRule="auto"/>
       </w:pPr>
       <w:rPr>
+        <w:rFonts w:eastAsia="黑体"/>
         <w:b/>
         <w:bCs/>
       </w:rPr>
@@ -5100,12 +5412,14 @@
     </w:tblStylePr>
     <w:tblStylePr w:type="firstCol">
       <w:rPr>
+        <w:rFonts w:eastAsia="黑体"/>
         <w:b/>
         <w:bCs/>
       </w:rPr>
     </w:tblStylePr>
     <w:tblStylePr w:type="lastCol">
       <w:rPr>
+        <w:rFonts w:eastAsia="黑体"/>
         <w:b/>
         <w:bCs/>
       </w:rPr>
@@ -5144,6 +5458,7 @@
       <w:spacing w:after="0" w:line="240" w:lineRule="auto"/>
     </w:pPr>
     <w:rPr>
+      <w:rFonts w:eastAsia="黑体"/>
       <w:color w:themeColor="accent3" w:themeShade="BF" w:val="76923C"/>
     </w:rPr>
     <w:tblPr>
@@ -5166,6 +5481,7 @@
         <w:spacing w:after="0" w:before="0" w:line="240" w:lineRule="auto"/>
       </w:pPr>
       <w:rPr>
+        <w:rFonts w:eastAsia="黑体"/>
         <w:b/>
         <w:bCs/>
       </w:rPr>
@@ -5186,6 +5502,7 @@
         <w:spacing w:after="0" w:before="0" w:line="240" w:lineRule="auto"/>
       </w:pPr>
       <w:rPr>
+        <w:rFonts w:eastAsia="黑体"/>
         <w:b/>
         <w:bCs/>
       </w:rPr>
@@ -5203,12 +5520,14 @@
     </w:tblStylePr>
     <w:tblStylePr w:type="firstCol">
       <w:rPr>
+        <w:rFonts w:eastAsia="黑体"/>
         <w:b/>
         <w:bCs/>
       </w:rPr>
     </w:tblStylePr>
     <w:tblStylePr w:type="lastCol">
       <w:rPr>
+        <w:rFonts w:eastAsia="黑体"/>
         <w:b/>
         <w:bCs/>
       </w:rPr>
@@ -5247,6 +5566,7 @@
       <w:spacing w:after="0" w:line="240" w:lineRule="auto"/>
     </w:pPr>
     <w:rPr>
+      <w:rFonts w:eastAsia="黑体"/>
       <w:color w:themeColor="accent4" w:themeShade="BF" w:val="5F497A"/>
     </w:rPr>
     <w:tblPr>
@@ -5269,6 +5589,7 @@
         <w:spacing w:after="0" w:before="0" w:line="240" w:lineRule="auto"/>
       </w:pPr>
       <w:rPr>
+        <w:rFonts w:eastAsia="黑体"/>
         <w:b/>
         <w:bCs/>
       </w:rPr>
@@ -5289,6 +5610,7 @@
         <w:spacing w:after="0" w:before="0" w:line="240" w:lineRule="auto"/>
       </w:pPr>
       <w:rPr>
+        <w:rFonts w:eastAsia="黑体"/>
         <w:b/>
         <w:bCs/>
       </w:rPr>
@@ -5306,12 +5628,14 @@
     </w:tblStylePr>
     <w:tblStylePr w:type="firstCol">
       <w:rPr>
+        <w:rFonts w:eastAsia="黑体"/>
         <w:b/>
         <w:bCs/>
       </w:rPr>
     </w:tblStylePr>
     <w:tblStylePr w:type="lastCol">
       <w:rPr>
+        <w:rFonts w:eastAsia="黑体"/>
         <w:b/>
         <w:bCs/>
       </w:rPr>
@@ -5350,6 +5674,7 @@
       <w:spacing w:after="0" w:line="240" w:lineRule="auto"/>
     </w:pPr>
     <w:rPr>
+      <w:rFonts w:eastAsia="黑体"/>
       <w:color w:themeColor="accent5" w:themeShade="BF" w:val="31849B"/>
     </w:rPr>
     <w:tblPr>
@@ -5372,6 +5697,7 @@
         <w:spacing w:after="0" w:before="0" w:line="240" w:lineRule="auto"/>
       </w:pPr>
       <w:rPr>
+        <w:rFonts w:eastAsia="黑体"/>
         <w:b/>
         <w:bCs/>
       </w:rPr>
@@ -5392,6 +5718,7 @@
         <w:spacing w:after="0" w:before="0" w:line="240" w:lineRule="auto"/>
       </w:pPr>
       <w:rPr>
+        <w:rFonts w:eastAsia="黑体"/>
         <w:b/>
         <w:bCs/>
       </w:rPr>
@@ -5409,12 +5736,14 @@
     </w:tblStylePr>
     <w:tblStylePr w:type="firstCol">
       <w:rPr>
+        <w:rFonts w:eastAsia="黑体"/>
         <w:b/>
         <w:bCs/>
       </w:rPr>
     </w:tblStylePr>
     <w:tblStylePr w:type="lastCol">
       <w:rPr>
+        <w:rFonts w:eastAsia="黑体"/>
         <w:b/>
         <w:bCs/>
       </w:rPr>
@@ -5453,6 +5782,7 @@
       <w:spacing w:after="0" w:line="240" w:lineRule="auto"/>
     </w:pPr>
     <w:rPr>
+      <w:rFonts w:eastAsia="黑体"/>
       <w:color w:themeColor="accent6" w:themeShade="BF" w:val="E36C0A"/>
     </w:rPr>
     <w:tblPr>
@@ -5475,6 +5805,7 @@
         <w:spacing w:after="0" w:before="0" w:line="240" w:lineRule="auto"/>
       </w:pPr>
       <w:rPr>
+        <w:rFonts w:eastAsia="黑体"/>
         <w:b/>
         <w:bCs/>
       </w:rPr>
@@ -5495,6 +5826,7 @@
         <w:spacing w:after="0" w:before="0" w:line="240" w:lineRule="auto"/>
       </w:pPr>
       <w:rPr>
+        <w:rFonts w:eastAsia="黑体"/>
         <w:b/>
         <w:bCs/>
       </w:rPr>
@@ -5512,12 +5844,14 @@
     </w:tblStylePr>
     <w:tblStylePr w:type="firstCol">
       <w:rPr>
+        <w:rFonts w:eastAsia="黑体"/>
         <w:b/>
         <w:bCs/>
       </w:rPr>
     </w:tblStylePr>
     <w:tblStylePr w:type="lastCol">
       <w:rPr>
+        <w:rFonts w:eastAsia="黑体"/>
         <w:b/>
         <w:bCs/>
       </w:rPr>
@@ -5577,6 +5911,7 @@
         <w:spacing w:after="0" w:before="0" w:line="240" w:lineRule="auto"/>
       </w:pPr>
       <w:rPr>
+        <w:rFonts w:eastAsia="黑体"/>
         <w:b/>
         <w:bCs/>
         <w:color w:themeColor="background1" w:val="FFFFFF"/>
@@ -5591,6 +5926,7 @@
         <w:spacing w:after="0" w:before="0" w:line="240" w:lineRule="auto"/>
       </w:pPr>
       <w:rPr>
+        <w:rFonts w:eastAsia="黑体"/>
         <w:b/>
         <w:bCs/>
       </w:rPr>
@@ -5606,12 +5942,14 @@
     </w:tblStylePr>
     <w:tblStylePr w:type="firstCol">
       <w:rPr>
+        <w:rFonts w:eastAsia="黑体"/>
         <w:b/>
         <w:bCs/>
       </w:rPr>
     </w:tblStylePr>
     <w:tblStylePr w:type="lastCol">
       <w:rPr>
+        <w:rFonts w:eastAsia="黑体"/>
         <w:b/>
         <w:bCs/>
       </w:rPr>
@@ -5669,6 +6007,7 @@
         <w:spacing w:after="0" w:before="0" w:line="240" w:lineRule="auto"/>
       </w:pPr>
       <w:rPr>
+        <w:rFonts w:eastAsia="黑体"/>
         <w:b/>
         <w:bCs/>
         <w:color w:themeColor="background1" w:val="FFFFFF"/>
@@ -5683,6 +6022,7 @@
         <w:spacing w:after="0" w:before="0" w:line="240" w:lineRule="auto"/>
       </w:pPr>
       <w:rPr>
+        <w:rFonts w:eastAsia="黑体"/>
         <w:b/>
         <w:bCs/>
       </w:rPr>
@@ -5698,12 +6038,14 @@
     </w:tblStylePr>
     <w:tblStylePr w:type="firstCol">
       <w:rPr>
+        <w:rFonts w:eastAsia="黑体"/>
         <w:b/>
         <w:bCs/>
       </w:rPr>
     </w:tblStylePr>
     <w:tblStylePr w:type="lastCol">
       <w:rPr>
+        <w:rFonts w:eastAsia="黑体"/>
         <w:b/>
         <w:bCs/>
       </w:rPr>
@@ -5761,6 +6103,7 @@
         <w:spacing w:after="0" w:before="0" w:line="240" w:lineRule="auto"/>
       </w:pPr>
       <w:rPr>
+        <w:rFonts w:eastAsia="黑体"/>
         <w:b/>
         <w:bCs/>
         <w:color w:themeColor="background1" w:val="FFFFFF"/>
@@ -5775,6 +6118,7 @@
         <w:spacing w:after="0" w:before="0" w:line="240" w:lineRule="auto"/>
       </w:pPr>
       <w:rPr>
+        <w:rFonts w:eastAsia="黑体"/>
         <w:b/>
         <w:bCs/>
       </w:rPr>
@@ -5790,12 +6134,14 @@
     </w:tblStylePr>
     <w:tblStylePr w:type="firstCol">
       <w:rPr>
+        <w:rFonts w:eastAsia="黑体"/>
         <w:b/>
         <w:bCs/>
       </w:rPr>
     </w:tblStylePr>
     <w:tblStylePr w:type="lastCol">
       <w:rPr>
+        <w:rFonts w:eastAsia="黑体"/>
         <w:b/>
         <w:bCs/>
       </w:rPr>
@@ -5853,6 +6199,7 @@
         <w:spacing w:after="0" w:before="0" w:line="240" w:lineRule="auto"/>
       </w:pPr>
       <w:rPr>
+        <w:rFonts w:eastAsia="黑体"/>
         <w:b/>
         <w:bCs/>
         <w:color w:themeColor="background1" w:val="FFFFFF"/>
@@ -5867,6 +6214,7 @@
         <w:spacing w:after="0" w:before="0" w:line="240" w:lineRule="auto"/>
       </w:pPr>
       <w:rPr>
+        <w:rFonts w:eastAsia="黑体"/>
         <w:b/>
         <w:bCs/>
       </w:rPr>
@@ -5882,12 +6230,14 @@
     </w:tblStylePr>
     <w:tblStylePr w:type="firstCol">
       <w:rPr>
+        <w:rFonts w:eastAsia="黑体"/>
         <w:b/>
         <w:bCs/>
       </w:rPr>
     </w:tblStylePr>
     <w:tblStylePr w:type="lastCol">
       <w:rPr>
+        <w:rFonts w:eastAsia="黑体"/>
         <w:b/>
         <w:bCs/>
       </w:rPr>
@@ -5945,6 +6295,7 @@
         <w:spacing w:after="0" w:before="0" w:line="240" w:lineRule="auto"/>
       </w:pPr>
       <w:rPr>
+        <w:rFonts w:eastAsia="黑体"/>
         <w:b/>
         <w:bCs/>
         <w:color w:themeColor="background1" w:val="FFFFFF"/>
@@ -5959,6 +6310,7 @@
         <w:spacing w:after="0" w:before="0" w:line="240" w:lineRule="auto"/>
       </w:pPr>
       <w:rPr>
+        <w:rFonts w:eastAsia="黑体"/>
         <w:b/>
         <w:bCs/>
       </w:rPr>
@@ -5974,12 +6326,14 @@
     </w:tblStylePr>
     <w:tblStylePr w:type="firstCol">
       <w:rPr>
+        <w:rFonts w:eastAsia="黑体"/>
         <w:b/>
         <w:bCs/>
       </w:rPr>
     </w:tblStylePr>
     <w:tblStylePr w:type="lastCol">
       <w:rPr>
+        <w:rFonts w:eastAsia="黑体"/>
         <w:b/>
         <w:bCs/>
       </w:rPr>
@@ -6037,6 +6391,7 @@
         <w:spacing w:after="0" w:before="0" w:line="240" w:lineRule="auto"/>
       </w:pPr>
       <w:rPr>
+        <w:rFonts w:eastAsia="黑体"/>
         <w:b/>
         <w:bCs/>
         <w:color w:themeColor="background1" w:val="FFFFFF"/>
@@ -6051,6 +6406,7 @@
         <w:spacing w:after="0" w:before="0" w:line="240" w:lineRule="auto"/>
       </w:pPr>
       <w:rPr>
+        <w:rFonts w:eastAsia="黑体"/>
         <w:b/>
         <w:bCs/>
       </w:rPr>
@@ -6066,12 +6422,14 @@
     </w:tblStylePr>
     <w:tblStylePr w:type="firstCol">
       <w:rPr>
+        <w:rFonts w:eastAsia="黑体"/>
         <w:b/>
         <w:bCs/>
       </w:rPr>
     </w:tblStylePr>
     <w:tblStylePr w:type="lastCol">
       <w:rPr>
+        <w:rFonts w:eastAsia="黑体"/>
         <w:b/>
         <w:bCs/>
       </w:rPr>
@@ -6129,6 +6487,7 @@
         <w:spacing w:after="0" w:before="0" w:line="240" w:lineRule="auto"/>
       </w:pPr>
       <w:rPr>
+        <w:rFonts w:eastAsia="黑体"/>
         <w:b/>
         <w:bCs/>
         <w:color w:themeColor="background1" w:val="FFFFFF"/>
@@ -6143,6 +6502,7 @@
         <w:spacing w:after="0" w:before="0" w:line="240" w:lineRule="auto"/>
       </w:pPr>
       <w:rPr>
+        <w:rFonts w:eastAsia="黑体"/>
         <w:b/>
         <w:bCs/>
       </w:rPr>
@@ -6158,12 +6518,14 @@
     </w:tblStylePr>
     <w:tblStylePr w:type="firstCol">
       <w:rPr>
+        <w:rFonts w:eastAsia="黑体"/>
         <w:b/>
         <w:bCs/>
       </w:rPr>
     </w:tblStylePr>
     <w:tblStylePr w:type="lastCol">
       <w:rPr>
+        <w:rFonts w:eastAsia="黑体"/>
         <w:b/>
         <w:bCs/>
       </w:rPr>
@@ -6223,7 +6585,7 @@
         <w:spacing w:after="0" w:before="0" w:line="240" w:lineRule="auto"/>
       </w:pPr>
       <w:rPr>
-        <w:rFonts w:asciiTheme="majorHAnsi" w:cstheme="majorBidi" w:eastAsiaTheme="majorEastAsia" w:hAnsiTheme="majorHAnsi"/>
+        <w:rFonts w:asciiTheme="majorHAnsi" w:cstheme="majorBidi" w:hAnsiTheme="majorHAnsi" w:eastAsia="黑体"/>
         <w:b/>
         <w:bCs/>
       </w:rPr>
@@ -6244,7 +6606,7 @@
         <w:spacing w:after="0" w:before="0" w:line="240" w:lineRule="auto"/>
       </w:pPr>
       <w:rPr>
-        <w:rFonts w:asciiTheme="majorHAnsi" w:cstheme="majorBidi" w:eastAsiaTheme="majorEastAsia" w:hAnsiTheme="majorHAnsi"/>
+        <w:rFonts w:asciiTheme="majorHAnsi" w:cstheme="majorBidi" w:hAnsiTheme="majorHAnsi" w:eastAsia="黑体"/>
         <w:b/>
         <w:bCs/>
       </w:rPr>
@@ -6262,14 +6624,14 @@
     </w:tblStylePr>
     <w:tblStylePr w:type="firstCol">
       <w:rPr>
-        <w:rFonts w:asciiTheme="majorHAnsi" w:cstheme="majorBidi" w:eastAsiaTheme="majorEastAsia" w:hAnsiTheme="majorHAnsi"/>
+        <w:rFonts w:asciiTheme="majorHAnsi" w:cstheme="majorBidi" w:hAnsiTheme="majorHAnsi" w:eastAsia="黑体"/>
         <w:b/>
         <w:bCs/>
       </w:rPr>
     </w:tblStylePr>
     <w:tblStylePr w:type="lastCol">
       <w:rPr>
-        <w:rFonts w:asciiTheme="majorHAnsi" w:cstheme="majorBidi" w:eastAsiaTheme="majorEastAsia" w:hAnsiTheme="majorHAnsi"/>
+        <w:rFonts w:asciiTheme="majorHAnsi" w:cstheme="majorBidi" w:hAnsiTheme="majorHAnsi" w:eastAsia="黑体"/>
         <w:b/>
         <w:bCs/>
       </w:rPr>
@@ -6353,7 +6715,7 @@
         <w:spacing w:after="0" w:before="0" w:line="240" w:lineRule="auto"/>
       </w:pPr>
       <w:rPr>
-        <w:rFonts w:asciiTheme="majorHAnsi" w:cstheme="majorBidi" w:eastAsiaTheme="majorEastAsia" w:hAnsiTheme="majorHAnsi"/>
+        <w:rFonts w:asciiTheme="majorHAnsi" w:cstheme="majorBidi" w:hAnsiTheme="majorHAnsi" w:eastAsia="黑体"/>
         <w:b/>
         <w:bCs/>
       </w:rPr>
@@ -6374,7 +6736,7 @@
         <w:spacing w:after="0" w:before="0" w:line="240" w:lineRule="auto"/>
       </w:pPr>
       <w:rPr>
-        <w:rFonts w:asciiTheme="majorHAnsi" w:cstheme="majorBidi" w:eastAsiaTheme="majorEastAsia" w:hAnsiTheme="majorHAnsi"/>
+        <w:rFonts w:asciiTheme="majorHAnsi" w:cstheme="majorBidi" w:hAnsiTheme="majorHAnsi" w:eastAsia="黑体"/>
         <w:b/>
         <w:bCs/>
       </w:rPr>
@@ -6392,14 +6754,14 @@
     </w:tblStylePr>
     <w:tblStylePr w:type="firstCol">
       <w:rPr>
-        <w:rFonts w:asciiTheme="majorHAnsi" w:cstheme="majorBidi" w:eastAsiaTheme="majorEastAsia" w:hAnsiTheme="majorHAnsi"/>
+        <w:rFonts w:asciiTheme="majorHAnsi" w:cstheme="majorBidi" w:hAnsiTheme="majorHAnsi" w:eastAsia="黑体"/>
         <w:b/>
         <w:bCs/>
       </w:rPr>
     </w:tblStylePr>
     <w:tblStylePr w:type="lastCol">
       <w:rPr>
-        <w:rFonts w:asciiTheme="majorHAnsi" w:cstheme="majorBidi" w:eastAsiaTheme="majorEastAsia" w:hAnsiTheme="majorHAnsi"/>
+        <w:rFonts w:asciiTheme="majorHAnsi" w:cstheme="majorBidi" w:hAnsiTheme="majorHAnsi" w:eastAsia="黑体"/>
         <w:b/>
         <w:bCs/>
       </w:rPr>
@@ -6483,7 +6845,7 @@
         <w:spacing w:after="0" w:before="0" w:line="240" w:lineRule="auto"/>
       </w:pPr>
       <w:rPr>
-        <w:rFonts w:asciiTheme="majorHAnsi" w:cstheme="majorBidi" w:eastAsiaTheme="majorEastAsia" w:hAnsiTheme="majorHAnsi"/>
+        <w:rFonts w:asciiTheme="majorHAnsi" w:cstheme="majorBidi" w:hAnsiTheme="majorHAnsi" w:eastAsia="黑体"/>
         <w:b/>
         <w:bCs/>
       </w:rPr>
@@ -6504,7 +6866,7 @@
         <w:spacing w:after="0" w:before="0" w:line="240" w:lineRule="auto"/>
       </w:pPr>
       <w:rPr>
-        <w:rFonts w:asciiTheme="majorHAnsi" w:cstheme="majorBidi" w:eastAsiaTheme="majorEastAsia" w:hAnsiTheme="majorHAnsi"/>
+        <w:rFonts w:asciiTheme="majorHAnsi" w:cstheme="majorBidi" w:hAnsiTheme="majorHAnsi" w:eastAsia="黑体"/>
         <w:b/>
         <w:bCs/>
       </w:rPr>
@@ -6522,14 +6884,14 @@
     </w:tblStylePr>
     <w:tblStylePr w:type="firstCol">
       <w:rPr>
-        <w:rFonts w:asciiTheme="majorHAnsi" w:cstheme="majorBidi" w:eastAsiaTheme="majorEastAsia" w:hAnsiTheme="majorHAnsi"/>
+        <w:rFonts w:asciiTheme="majorHAnsi" w:cstheme="majorBidi" w:hAnsiTheme="majorHAnsi" w:eastAsia="黑体"/>
         <w:b/>
         <w:bCs/>
       </w:rPr>
     </w:tblStylePr>
     <w:tblStylePr w:type="lastCol">
       <w:rPr>
-        <w:rFonts w:asciiTheme="majorHAnsi" w:cstheme="majorBidi" w:eastAsiaTheme="majorEastAsia" w:hAnsiTheme="majorHAnsi"/>
+        <w:rFonts w:asciiTheme="majorHAnsi" w:cstheme="majorBidi" w:hAnsiTheme="majorHAnsi" w:eastAsia="黑体"/>
         <w:b/>
         <w:bCs/>
       </w:rPr>
@@ -6613,7 +6975,7 @@
         <w:spacing w:after="0" w:before="0" w:line="240" w:lineRule="auto"/>
       </w:pPr>
       <w:rPr>
-        <w:rFonts w:asciiTheme="majorHAnsi" w:cstheme="majorBidi" w:eastAsiaTheme="majorEastAsia" w:hAnsiTheme="majorHAnsi"/>
+        <w:rFonts w:asciiTheme="majorHAnsi" w:cstheme="majorBidi" w:hAnsiTheme="majorHAnsi" w:eastAsia="黑体"/>
         <w:b/>
         <w:bCs/>
       </w:rPr>
@@ -6634,7 +6996,7 @@
         <w:spacing w:after="0" w:before="0" w:line="240" w:lineRule="auto"/>
       </w:pPr>
       <w:rPr>
-        <w:rFonts w:asciiTheme="majorHAnsi" w:cstheme="majorBidi" w:eastAsiaTheme="majorEastAsia" w:hAnsiTheme="majorHAnsi"/>
+        <w:rFonts w:asciiTheme="majorHAnsi" w:cstheme="majorBidi" w:hAnsiTheme="majorHAnsi" w:eastAsia="黑体"/>
         <w:b/>
         <w:bCs/>
       </w:rPr>
@@ -6652,14 +7014,14 @@
     </w:tblStylePr>
     <w:tblStylePr w:type="firstCol">
       <w:rPr>
-        <w:rFonts w:asciiTheme="majorHAnsi" w:cstheme="majorBidi" w:eastAsiaTheme="majorEastAsia" w:hAnsiTheme="majorHAnsi"/>
+        <w:rFonts w:asciiTheme="majorHAnsi" w:cstheme="majorBidi" w:hAnsiTheme="majorHAnsi" w:eastAsia="黑体"/>
         <w:b/>
         <w:bCs/>
       </w:rPr>
     </w:tblStylePr>
     <w:tblStylePr w:type="lastCol">
       <w:rPr>
-        <w:rFonts w:asciiTheme="majorHAnsi" w:cstheme="majorBidi" w:eastAsiaTheme="majorEastAsia" w:hAnsiTheme="majorHAnsi"/>
+        <w:rFonts w:asciiTheme="majorHAnsi" w:cstheme="majorBidi" w:hAnsiTheme="majorHAnsi" w:eastAsia="黑体"/>
         <w:b/>
         <w:bCs/>
       </w:rPr>
@@ -6743,7 +7105,7 @@
         <w:spacing w:after="0" w:before="0" w:line="240" w:lineRule="auto"/>
       </w:pPr>
       <w:rPr>
-        <w:rFonts w:asciiTheme="majorHAnsi" w:cstheme="majorBidi" w:eastAsiaTheme="majorEastAsia" w:hAnsiTheme="majorHAnsi"/>
+        <w:rFonts w:asciiTheme="majorHAnsi" w:cstheme="majorBidi" w:hAnsiTheme="majorHAnsi" w:eastAsia="黑体"/>
         <w:b/>
         <w:bCs/>
       </w:rPr>
@@ -6764,7 +7126,7 @@
         <w:spacing w:after="0" w:before="0" w:line="240" w:lineRule="auto"/>
       </w:pPr>
       <w:rPr>
-        <w:rFonts w:asciiTheme="majorHAnsi" w:cstheme="majorBidi" w:eastAsiaTheme="majorEastAsia" w:hAnsiTheme="majorHAnsi"/>
+        <w:rFonts w:asciiTheme="majorHAnsi" w:cstheme="majorBidi" w:hAnsiTheme="majorHAnsi" w:eastAsia="黑体"/>
         <w:b/>
         <w:bCs/>
       </w:rPr>
@@ -6782,14 +7144,14 @@
     </w:tblStylePr>
     <w:tblStylePr w:type="firstCol">
       <w:rPr>
-        <w:rFonts w:asciiTheme="majorHAnsi" w:cstheme="majorBidi" w:eastAsiaTheme="majorEastAsia" w:hAnsiTheme="majorHAnsi"/>
+        <w:rFonts w:asciiTheme="majorHAnsi" w:cstheme="majorBidi" w:hAnsiTheme="majorHAnsi" w:eastAsia="黑体"/>
         <w:b/>
         <w:bCs/>
       </w:rPr>
     </w:tblStylePr>
     <w:tblStylePr w:type="lastCol">
       <w:rPr>
-        <w:rFonts w:asciiTheme="majorHAnsi" w:cstheme="majorBidi" w:eastAsiaTheme="majorEastAsia" w:hAnsiTheme="majorHAnsi"/>
+        <w:rFonts w:asciiTheme="majorHAnsi" w:cstheme="majorBidi" w:hAnsiTheme="majorHAnsi" w:eastAsia="黑体"/>
         <w:b/>
         <w:bCs/>
       </w:rPr>
@@ -6873,7 +7235,7 @@
         <w:spacing w:after="0" w:before="0" w:line="240" w:lineRule="auto"/>
       </w:pPr>
       <w:rPr>
-        <w:rFonts w:asciiTheme="majorHAnsi" w:cstheme="majorBidi" w:eastAsiaTheme="majorEastAsia" w:hAnsiTheme="majorHAnsi"/>
+        <w:rFonts w:asciiTheme="majorHAnsi" w:cstheme="majorBidi" w:hAnsiTheme="majorHAnsi" w:eastAsia="黑体"/>
         <w:b/>
         <w:bCs/>
       </w:rPr>
@@ -6894,7 +7256,7 @@
         <w:spacing w:after="0" w:before="0" w:line="240" w:lineRule="auto"/>
       </w:pPr>
       <w:rPr>
-        <w:rFonts w:asciiTheme="majorHAnsi" w:cstheme="majorBidi" w:eastAsiaTheme="majorEastAsia" w:hAnsiTheme="majorHAnsi"/>
+        <w:rFonts w:asciiTheme="majorHAnsi" w:cstheme="majorBidi" w:hAnsiTheme="majorHAnsi" w:eastAsia="黑体"/>
         <w:b/>
         <w:bCs/>
       </w:rPr>
@@ -6912,14 +7274,14 @@
     </w:tblStylePr>
     <w:tblStylePr w:type="firstCol">
       <w:rPr>
-        <w:rFonts w:asciiTheme="majorHAnsi" w:cstheme="majorBidi" w:eastAsiaTheme="majorEastAsia" w:hAnsiTheme="majorHAnsi"/>
+        <w:rFonts w:asciiTheme="majorHAnsi" w:cstheme="majorBidi" w:hAnsiTheme="majorHAnsi" w:eastAsia="黑体"/>
         <w:b/>
         <w:bCs/>
       </w:rPr>
     </w:tblStylePr>
     <w:tblStylePr w:type="lastCol">
       <w:rPr>
-        <w:rFonts w:asciiTheme="majorHAnsi" w:cstheme="majorBidi" w:eastAsiaTheme="majorEastAsia" w:hAnsiTheme="majorHAnsi"/>
+        <w:rFonts w:asciiTheme="majorHAnsi" w:cstheme="majorBidi" w:hAnsiTheme="majorHAnsi" w:eastAsia="黑体"/>
         <w:b/>
         <w:bCs/>
       </w:rPr>
@@ -7003,7 +7365,7 @@
         <w:spacing w:after="0" w:before="0" w:line="240" w:lineRule="auto"/>
       </w:pPr>
       <w:rPr>
-        <w:rFonts w:asciiTheme="majorHAnsi" w:cstheme="majorBidi" w:eastAsiaTheme="majorEastAsia" w:hAnsiTheme="majorHAnsi"/>
+        <w:rFonts w:asciiTheme="majorHAnsi" w:cstheme="majorBidi" w:hAnsiTheme="majorHAnsi" w:eastAsia="黑体"/>
         <w:b/>
         <w:bCs/>
       </w:rPr>
@@ -7024,7 +7386,7 @@
         <w:spacing w:after="0" w:before="0" w:line="240" w:lineRule="auto"/>
       </w:pPr>
       <w:rPr>
-        <w:rFonts w:asciiTheme="majorHAnsi" w:cstheme="majorBidi" w:eastAsiaTheme="majorEastAsia" w:hAnsiTheme="majorHAnsi"/>
+        <w:rFonts w:asciiTheme="majorHAnsi" w:cstheme="majorBidi" w:hAnsiTheme="majorHAnsi" w:eastAsia="黑体"/>
         <w:b/>
         <w:bCs/>
       </w:rPr>
@@ -7042,14 +7404,14 @@
     </w:tblStylePr>
     <w:tblStylePr w:type="firstCol">
       <w:rPr>
-        <w:rFonts w:asciiTheme="majorHAnsi" w:cstheme="majorBidi" w:eastAsiaTheme="majorEastAsia" w:hAnsiTheme="majorHAnsi"/>
+        <w:rFonts w:asciiTheme="majorHAnsi" w:cstheme="majorBidi" w:hAnsiTheme="majorHAnsi" w:eastAsia="黑体"/>
         <w:b/>
         <w:bCs/>
       </w:rPr>
     </w:tblStylePr>
     <w:tblStylePr w:type="lastCol">
       <w:rPr>
-        <w:rFonts w:asciiTheme="majorHAnsi" w:cstheme="majorBidi" w:eastAsiaTheme="majorEastAsia" w:hAnsiTheme="majorHAnsi"/>
+        <w:rFonts w:asciiTheme="majorHAnsi" w:cstheme="majorBidi" w:hAnsiTheme="majorHAnsi" w:eastAsia="黑体"/>
         <w:b/>
         <w:bCs/>
       </w:rPr>
@@ -7132,6 +7494,7 @@
         <w:spacing w:after="0" w:before="0" w:line="240" w:lineRule="auto"/>
       </w:pPr>
       <w:rPr>
+        <w:rFonts w:eastAsia="黑体"/>
         <w:b/>
         <w:bCs/>
         <w:color w:themeColor="background1" w:val="FFFFFF"/>
@@ -7154,6 +7517,7 @@
         <w:spacing w:after="0" w:before="0" w:line="240" w:lineRule="auto"/>
       </w:pPr>
       <w:rPr>
+        <w:rFonts w:eastAsia="黑体"/>
         <w:b/>
         <w:bCs/>
       </w:rPr>
@@ -7171,12 +7535,14 @@
     </w:tblStylePr>
     <w:tblStylePr w:type="firstCol">
       <w:rPr>
+        <w:rFonts w:eastAsia="黑体"/>
         <w:b/>
         <w:bCs/>
       </w:rPr>
     </w:tblStylePr>
     <w:tblStylePr w:type="lastCol">
       <w:rPr>
+        <w:rFonts w:eastAsia="黑体"/>
         <w:b/>
         <w:bCs/>
       </w:rPr>
@@ -7238,6 +7604,7 @@
         <w:spacing w:after="0" w:before="0" w:line="240" w:lineRule="auto"/>
       </w:pPr>
       <w:rPr>
+        <w:rFonts w:eastAsia="黑体"/>
         <w:b/>
         <w:bCs/>
         <w:color w:themeColor="background1" w:val="FFFFFF"/>
@@ -7260,6 +7627,7 @@
         <w:spacing w:after="0" w:before="0" w:line="240" w:lineRule="auto"/>
       </w:pPr>
       <w:rPr>
+        <w:rFonts w:eastAsia="黑体"/>
         <w:b/>
         <w:bCs/>
       </w:rPr>
@@ -7277,12 +7645,14 @@
     </w:tblStylePr>
     <w:tblStylePr w:type="firstCol">
       <w:rPr>
+        <w:rFonts w:eastAsia="黑体"/>
         <w:b/>
         <w:bCs/>
       </w:rPr>
     </w:tblStylePr>
     <w:tblStylePr w:type="lastCol">
       <w:rPr>
+        <w:rFonts w:eastAsia="黑体"/>
         <w:b/>
         <w:bCs/>
       </w:rPr>
@@ -7344,6 +7714,7 @@
         <w:spacing w:after="0" w:before="0" w:line="240" w:lineRule="auto"/>
       </w:pPr>
       <w:rPr>
+        <w:rFonts w:eastAsia="黑体"/>
         <w:b/>
         <w:bCs/>
         <w:color w:themeColor="background1" w:val="FFFFFF"/>
@@ -7366,6 +7737,7 @@
         <w:spacing w:after="0" w:before="0" w:line="240" w:lineRule="auto"/>
       </w:pPr>
       <w:rPr>
+        <w:rFonts w:eastAsia="黑体"/>
         <w:b/>
         <w:bCs/>
       </w:rPr>
@@ -7383,12 +7755,14 @@
     </w:tblStylePr>
     <w:tblStylePr w:type="firstCol">
       <w:rPr>
+        <w:rFonts w:eastAsia="黑体"/>
         <w:b/>
         <w:bCs/>
       </w:rPr>
     </w:tblStylePr>
     <w:tblStylePr w:type="lastCol">
       <w:rPr>
+        <w:rFonts w:eastAsia="黑体"/>
         <w:b/>
         <w:bCs/>
       </w:rPr>
@@ -7450,6 +7824,7 @@
         <w:spacing w:after="0" w:before="0" w:line="240" w:lineRule="auto"/>
       </w:pPr>
       <w:rPr>
+        <w:rFonts w:eastAsia="黑体"/>
         <w:b/>
         <w:bCs/>
         <w:color w:themeColor="background1" w:val="FFFFFF"/>
@@ -7472,6 +7847,7 @@
         <w:spacing w:after="0" w:before="0" w:line="240" w:lineRule="auto"/>
       </w:pPr>
       <w:rPr>
+        <w:rFonts w:eastAsia="黑体"/>
         <w:b/>
         <w:bCs/>
       </w:rPr>
@@ -7489,12 +7865,14 @@
     </w:tblStylePr>
     <w:tblStylePr w:type="firstCol">
       <w:rPr>
+        <w:rFonts w:eastAsia="黑体"/>
         <w:b/>
         <w:bCs/>
       </w:rPr>
     </w:tblStylePr>
     <w:tblStylePr w:type="lastCol">
       <w:rPr>
+        <w:rFonts w:eastAsia="黑体"/>
         <w:b/>
         <w:bCs/>
       </w:rPr>
@@ -7556,6 +7934,7 @@
         <w:spacing w:after="0" w:before="0" w:line="240" w:lineRule="auto"/>
       </w:pPr>
       <w:rPr>
+        <w:rFonts w:eastAsia="黑体"/>
         <w:b/>
         <w:bCs/>
         <w:color w:themeColor="background1" w:val="FFFFFF"/>
@@ -7578,6 +7957,7 @@
         <w:spacing w:after="0" w:before="0" w:line="240" w:lineRule="auto"/>
       </w:pPr>
       <w:rPr>
+        <w:rFonts w:eastAsia="黑体"/>
         <w:b/>
         <w:bCs/>
       </w:rPr>
@@ -7595,12 +7975,14 @@
     </w:tblStylePr>
     <w:tblStylePr w:type="firstCol">
       <w:rPr>
+        <w:rFonts w:eastAsia="黑体"/>
         <w:b/>
         <w:bCs/>
       </w:rPr>
     </w:tblStylePr>
     <w:tblStylePr w:type="lastCol">
       <w:rPr>
+        <w:rFonts w:eastAsia="黑体"/>
         <w:b/>
         <w:bCs/>
       </w:rPr>
@@ -7662,6 +8044,7 @@
         <w:spacing w:after="0" w:before="0" w:line="240" w:lineRule="auto"/>
       </w:pPr>
       <w:rPr>
+        <w:rFonts w:eastAsia="黑体"/>
         <w:b/>
         <w:bCs/>
         <w:color w:themeColor="background1" w:val="FFFFFF"/>
@@ -7684,6 +8067,7 @@
         <w:spacing w:after="0" w:before="0" w:line="240" w:lineRule="auto"/>
       </w:pPr>
       <w:rPr>
+        <w:rFonts w:eastAsia="黑体"/>
         <w:b/>
         <w:bCs/>
       </w:rPr>
@@ -7701,12 +8085,14 @@
     </w:tblStylePr>
     <w:tblStylePr w:type="firstCol">
       <w:rPr>
+        <w:rFonts w:eastAsia="黑体"/>
         <w:b/>
         <w:bCs/>
       </w:rPr>
     </w:tblStylePr>
     <w:tblStylePr w:type="lastCol">
       <w:rPr>
+        <w:rFonts w:eastAsia="黑体"/>
         <w:b/>
         <w:bCs/>
       </w:rPr>
@@ -7768,6 +8154,7 @@
         <w:spacing w:after="0" w:before="0" w:line="240" w:lineRule="auto"/>
       </w:pPr>
       <w:rPr>
+        <w:rFonts w:eastAsia="黑体"/>
         <w:b/>
         <w:bCs/>
         <w:color w:themeColor="background1" w:val="FFFFFF"/>
@@ -7790,6 +8177,7 @@
         <w:spacing w:after="0" w:before="0" w:line="240" w:lineRule="auto"/>
       </w:pPr>
       <w:rPr>
+        <w:rFonts w:eastAsia="黑体"/>
         <w:b/>
         <w:bCs/>
       </w:rPr>
@@ -7807,12 +8195,14 @@
     </w:tblStylePr>
     <w:tblStylePr w:type="firstCol">
       <w:rPr>
+        <w:rFonts w:eastAsia="黑体"/>
         <w:b/>
         <w:bCs/>
       </w:rPr>
     </w:tblStylePr>
     <w:tblStylePr w:type="lastCol">
       <w:rPr>
+        <w:rFonts w:eastAsia="黑体"/>
         <w:b/>
         <w:bCs/>
       </w:rPr>
@@ -7871,6 +8261,7 @@
         <w:spacing w:after="0" w:before="0" w:line="240" w:lineRule="auto"/>
       </w:pPr>
       <w:rPr>
+        <w:rFonts w:eastAsia="黑体"/>
         <w:b/>
         <w:bCs/>
         <w:color w:themeColor="background1" w:val="FFFFFF"/>
@@ -7893,6 +8284,7 @@
         <w:spacing w:after="0" w:before="0" w:line="240" w:lineRule="auto"/>
       </w:pPr>
       <w:rPr>
+        <w:rFonts w:eastAsia="黑体"/>
         <w:color w:val="auto"/>
       </w:rPr>
       <w:tblPr/>
@@ -7910,6 +8302,7 @@
     </w:tblStylePr>
     <w:tblStylePr w:type="firstCol">
       <w:rPr>
+        <w:rFonts w:eastAsia="黑体"/>
         <w:b/>
         <w:bCs/>
         <w:color w:themeColor="background1" w:val="FFFFFF"/>
@@ -7929,6 +8322,7 @@
     </w:tblStylePr>
     <w:tblStylePr w:type="lastCol">
       <w:rPr>
+        <w:rFonts w:eastAsia="黑体"/>
         <w:b/>
         <w:bCs/>
         <w:color w:themeColor="background1" w:val="FFFFFF"/>
@@ -7977,6 +8371,7 @@
     </w:tblStylePr>
     <w:tblStylePr w:type="nwCell">
       <w:rPr>
+        <w:rFonts w:eastAsia="黑体"/>
         <w:color w:themeColor="background1" w:val="FFFFFF"/>
       </w:rPr>
       <w:tblPr/>
@@ -8020,6 +8415,7 @@
         <w:spacing w:after="0" w:before="0" w:line="240" w:lineRule="auto"/>
       </w:pPr>
       <w:rPr>
+        <w:rFonts w:eastAsia="黑体"/>
         <w:b/>
         <w:bCs/>
         <w:color w:themeColor="background1" w:val="FFFFFF"/>
@@ -8042,6 +8438,7 @@
         <w:spacing w:after="0" w:before="0" w:line="240" w:lineRule="auto"/>
       </w:pPr>
       <w:rPr>
+        <w:rFonts w:eastAsia="黑体"/>
         <w:color w:val="auto"/>
       </w:rPr>
       <w:tblPr/>
@@ -8059,6 +8456,7 @@
     </w:tblStylePr>
     <w:tblStylePr w:type="firstCol">
       <w:rPr>
+        <w:rFonts w:eastAsia="黑体"/>
         <w:b/>
         <w:bCs/>
         <w:color w:themeColor="background1" w:val="FFFFFF"/>
@@ -8078,6 +8476,7 @@
     </w:tblStylePr>
     <w:tblStylePr w:type="lastCol">
       <w:rPr>
+        <w:rFonts w:eastAsia="黑体"/>
         <w:b/>
         <w:bCs/>
         <w:color w:themeColor="background1" w:val="FFFFFF"/>
@@ -8126,6 +8525,7 @@
     </w:tblStylePr>
     <w:tblStylePr w:type="nwCell">
       <w:rPr>
+        <w:rFonts w:eastAsia="黑体"/>
         <w:color w:themeColor="background1" w:val="FFFFFF"/>
       </w:rPr>
       <w:tblPr/>
@@ -8169,6 +8569,7 @@
         <w:spacing w:after="0" w:before="0" w:line="240" w:lineRule="auto"/>
       </w:pPr>
       <w:rPr>
+        <w:rFonts w:eastAsia="黑体"/>
         <w:b/>
         <w:bCs/>
         <w:color w:themeColor="background1" w:val="FFFFFF"/>
@@ -8191,6 +8592,7 @@
         <w:spacing w:after="0" w:before="0" w:line="240" w:lineRule="auto"/>
       </w:pPr>
       <w:rPr>
+        <w:rFonts w:eastAsia="黑体"/>
         <w:color w:val="auto"/>
       </w:rPr>
       <w:tblPr/>
@@ -8208,6 +8610,7 @@
     </w:tblStylePr>
     <w:tblStylePr w:type="firstCol">
       <w:rPr>
+        <w:rFonts w:eastAsia="黑体"/>
         <w:b/>
         <w:bCs/>
         <w:color w:themeColor="background1" w:val="FFFFFF"/>
@@ -8227,6 +8630,7 @@
     </w:tblStylePr>
     <w:tblStylePr w:type="lastCol">
       <w:rPr>
+        <w:rFonts w:eastAsia="黑体"/>
         <w:b/>
         <w:bCs/>
         <w:color w:themeColor="background1" w:val="FFFFFF"/>
@@ -8275,6 +8679,7 @@
     </w:tblStylePr>
     <w:tblStylePr w:type="nwCell">
       <w:rPr>
+        <w:rFonts w:eastAsia="黑体"/>
         <w:color w:themeColor="background1" w:val="FFFFFF"/>
       </w:rPr>
       <w:tblPr/>
@@ -8318,6 +8723,7 @@
         <w:spacing w:after="0" w:before="0" w:line="240" w:lineRule="auto"/>
       </w:pPr>
       <w:rPr>
+        <w:rFonts w:eastAsia="黑体"/>
         <w:b/>
         <w:bCs/>
         <w:color w:themeColor="background1" w:val="FFFFFF"/>
@@ -8340,6 +8746,7 @@
         <w:spacing w:after="0" w:before="0" w:line="240" w:lineRule="auto"/>
       </w:pPr>
       <w:rPr>
+        <w:rFonts w:eastAsia="黑体"/>
         <w:color w:val="auto"/>
       </w:rPr>
       <w:tblPr/>
@@ -8357,6 +8764,7 @@
     </w:tblStylePr>
     <w:tblStylePr w:type="firstCol">
       <w:rPr>
+        <w:rFonts w:eastAsia="黑体"/>
         <w:b/>
         <w:bCs/>
         <w:color w:themeColor="background1" w:val="FFFFFF"/>
@@ -8376,6 +8784,7 @@
     </w:tblStylePr>
     <w:tblStylePr w:type="lastCol">
       <w:rPr>
+        <w:rFonts w:eastAsia="黑体"/>
         <w:b/>
         <w:bCs/>
         <w:color w:themeColor="background1" w:val="FFFFFF"/>
@@ -8424,6 +8833,7 @@
     </w:tblStylePr>
     <w:tblStylePr w:type="nwCell">
       <w:rPr>
+        <w:rFonts w:eastAsia="黑体"/>
         <w:color w:themeColor="background1" w:val="FFFFFF"/>
       </w:rPr>
       <w:tblPr/>
@@ -8467,6 +8877,7 @@
         <w:spacing w:after="0" w:before="0" w:line="240" w:lineRule="auto"/>
       </w:pPr>
       <w:rPr>
+        <w:rFonts w:eastAsia="黑体"/>
         <w:b/>
         <w:bCs/>
         <w:color w:themeColor="background1" w:val="FFFFFF"/>
@@ -8489,6 +8900,7 @@
         <w:spacing w:after="0" w:before="0" w:line="240" w:lineRule="auto"/>
       </w:pPr>
       <w:rPr>
+        <w:rFonts w:eastAsia="黑体"/>
         <w:color w:val="auto"/>
       </w:rPr>
       <w:tblPr/>
@@ -8506,6 +8918,7 @@
     </w:tblStylePr>
     <w:tblStylePr w:type="firstCol">
       <w:rPr>
+        <w:rFonts w:eastAsia="黑体"/>
         <w:b/>
         <w:bCs/>
         <w:color w:themeColor="background1" w:val="FFFFFF"/>
@@ -8525,6 +8938,7 @@
     </w:tblStylePr>
     <w:tblStylePr w:type="lastCol">
       <w:rPr>
+        <w:rFonts w:eastAsia="黑体"/>
         <w:b/>
         <w:bCs/>
         <w:color w:themeColor="background1" w:val="FFFFFF"/>
@@ -8573,6 +8987,7 @@
     </w:tblStylePr>
     <w:tblStylePr w:type="nwCell">
       <w:rPr>
+        <w:rFonts w:eastAsia="黑体"/>
         <w:color w:themeColor="background1" w:val="FFFFFF"/>
       </w:rPr>
       <w:tblPr/>
@@ -8616,6 +9031,7 @@
         <w:spacing w:after="0" w:before="0" w:line="240" w:lineRule="auto"/>
       </w:pPr>
       <w:rPr>
+        <w:rFonts w:eastAsia="黑体"/>
         <w:b/>
         <w:bCs/>
         <w:color w:themeColor="background1" w:val="FFFFFF"/>
@@ -8638,6 +9054,7 @@
         <w:spacing w:after="0" w:before="0" w:line="240" w:lineRule="auto"/>
       </w:pPr>
       <w:rPr>
+        <w:rFonts w:eastAsia="黑体"/>
         <w:color w:val="auto"/>
       </w:rPr>
       <w:tblPr/>
@@ -8655,6 +9072,7 @@
     </w:tblStylePr>
     <w:tblStylePr w:type="firstCol">
       <w:rPr>
+        <w:rFonts w:eastAsia="黑体"/>
         <w:b/>
         <w:bCs/>
         <w:color w:themeColor="background1" w:val="FFFFFF"/>
@@ -8674,6 +9092,7 @@
     </w:tblStylePr>
     <w:tblStylePr w:type="lastCol">
       <w:rPr>
+        <w:rFonts w:eastAsia="黑体"/>
         <w:b/>
         <w:bCs/>
         <w:color w:themeColor="background1" w:val="FFFFFF"/>
@@ -8722,6 +9141,7 @@
     </w:tblStylePr>
     <w:tblStylePr w:type="nwCell">
       <w:rPr>
+        <w:rFonts w:eastAsia="黑体"/>
         <w:color w:themeColor="background1" w:val="FFFFFF"/>
       </w:rPr>
       <w:tblPr/>
@@ -8765,6 +9185,7 @@
         <w:spacing w:after="0" w:before="0" w:line="240" w:lineRule="auto"/>
       </w:pPr>
       <w:rPr>
+        <w:rFonts w:eastAsia="黑体"/>
         <w:b/>
         <w:bCs/>
         <w:color w:themeColor="background1" w:val="FFFFFF"/>
@@ -8787,6 +9208,7 @@
         <w:spacing w:after="0" w:before="0" w:line="240" w:lineRule="auto"/>
       </w:pPr>
       <w:rPr>
+        <w:rFonts w:eastAsia="黑体"/>
         <w:color w:val="auto"/>
       </w:rPr>
       <w:tblPr/>
@@ -8804,6 +9226,7 @@
     </w:tblStylePr>
     <w:tblStylePr w:type="firstCol">
       <w:rPr>
+        <w:rFonts w:eastAsia="黑体"/>
         <w:b/>
         <w:bCs/>
         <w:color w:themeColor="background1" w:val="FFFFFF"/>
@@ -8823,6 +9246,7 @@
     </w:tblStylePr>
     <w:tblStylePr w:type="lastCol">
       <w:rPr>
+        <w:rFonts w:eastAsia="黑体"/>
         <w:b/>
         <w:bCs/>
         <w:color w:themeColor="background1" w:val="FFFFFF"/>
@@ -8871,6 +9295,7 @@
     </w:tblStylePr>
     <w:tblStylePr w:type="nwCell">
       <w:rPr>
+        <w:rFonts w:eastAsia="黑体"/>
         <w:color w:themeColor="background1" w:val="FFFFFF"/>
       </w:rPr>
       <w:tblPr/>
@@ -8895,6 +9320,7 @@
       <w:spacing w:after="0" w:line="240" w:lineRule="auto"/>
     </w:pPr>
     <w:rPr>
+      <w:rFonts w:eastAsia="黑体"/>
       <w:color w:themeColor="text1" w:val="000000"/>
     </w:rPr>
     <w:tblPr>
@@ -8914,7 +9340,7 @@
     </w:tblPr>
     <w:tblStylePr w:type="firstRow">
       <w:rPr>
-        <w:rFonts w:asciiTheme="majorHAnsi" w:cstheme="majorBidi" w:eastAsiaTheme="majorEastAsia" w:hAnsiTheme="majorHAnsi"/>
+        <w:rFonts w:asciiTheme="majorHAnsi" w:cstheme="majorBidi" w:hAnsiTheme="majorHAnsi" w:eastAsia="黑体"/>
       </w:rPr>
       <w:tblPr/>
       <w:tcPr>
@@ -8926,6 +9352,7 @@
     </w:tblStylePr>
     <w:tblStylePr w:type="lastRow">
       <w:rPr>
+        <w:rFonts w:eastAsia="黑体"/>
         <w:b/>
         <w:bCs/>
         <w:color w:themeColor="text2" w:val="1F497D"/>
@@ -8940,12 +9367,14 @@
     </w:tblStylePr>
     <w:tblStylePr w:type="firstCol">
       <w:rPr>
+        <w:rFonts w:eastAsia="黑体"/>
         <w:b/>
         <w:bCs/>
       </w:rPr>
     </w:tblStylePr>
     <w:tblStylePr w:type="lastCol">
       <w:rPr>
+        <w:rFonts w:eastAsia="黑体"/>
         <w:b/>
         <w:bCs/>
       </w:rPr>
@@ -8979,6 +9408,7 @@
       <w:spacing w:after="0" w:line="240" w:lineRule="auto"/>
     </w:pPr>
     <w:rPr>
+      <w:rFonts w:eastAsia="黑体"/>
       <w:color w:themeColor="text1" w:val="000000"/>
     </w:rPr>
     <w:tblPr>
@@ -8998,7 +9428,7 @@
     </w:tblPr>
     <w:tblStylePr w:type="firstRow">
       <w:rPr>
-        <w:rFonts w:asciiTheme="majorHAnsi" w:cstheme="majorBidi" w:eastAsiaTheme="majorEastAsia" w:hAnsiTheme="majorHAnsi"/>
+        <w:rFonts w:asciiTheme="majorHAnsi" w:cstheme="majorBidi" w:hAnsiTheme="majorHAnsi" w:eastAsia="黑体"/>
       </w:rPr>
       <w:tblPr/>
       <w:tcPr>
@@ -9010,6 +9440,7 @@
     </w:tblStylePr>
     <w:tblStylePr w:type="lastRow">
       <w:rPr>
+        <w:rFonts w:eastAsia="黑体"/>
         <w:b/>
         <w:bCs/>
         <w:color w:themeColor="text2" w:val="1F497D"/>
@@ -9024,12 +9455,14 @@
     </w:tblStylePr>
     <w:tblStylePr w:type="firstCol">
       <w:rPr>
+        <w:rFonts w:eastAsia="黑体"/>
         <w:b/>
         <w:bCs/>
       </w:rPr>
     </w:tblStylePr>
     <w:tblStylePr w:type="lastCol">
       <w:rPr>
+        <w:rFonts w:eastAsia="黑体"/>
         <w:b/>
         <w:bCs/>
       </w:rPr>
@@ -9063,6 +9496,7 @@
       <w:spacing w:after="0" w:line="240" w:lineRule="auto"/>
     </w:pPr>
     <w:rPr>
+      <w:rFonts w:eastAsia="黑体"/>
       <w:color w:themeColor="text1" w:val="000000"/>
     </w:rPr>
     <w:tblPr>
@@ -9082,7 +9516,7 @@
     </w:tblPr>
     <w:tblStylePr w:type="firstRow">
       <w:rPr>
-        <w:rFonts w:asciiTheme="majorHAnsi" w:cstheme="majorBidi" w:eastAsiaTheme="majorEastAsia" w:hAnsiTheme="majorHAnsi"/>
+        <w:rFonts w:asciiTheme="majorHAnsi" w:cstheme="majorBidi" w:hAnsiTheme="majorHAnsi" w:eastAsia="黑体"/>
       </w:rPr>
       <w:tblPr/>
       <w:tcPr>
@@ -9094,6 +9528,7 @@
     </w:tblStylePr>
     <w:tblStylePr w:type="lastRow">
       <w:rPr>
+        <w:rFonts w:eastAsia="黑体"/>
         <w:b/>
         <w:bCs/>
         <w:color w:themeColor="text2" w:val="1F497D"/>
@@ -9108,12 +9543,14 @@
     </w:tblStylePr>
     <w:tblStylePr w:type="firstCol">
       <w:rPr>
+        <w:rFonts w:eastAsia="黑体"/>
         <w:b/>
         <w:bCs/>
       </w:rPr>
     </w:tblStylePr>
     <w:tblStylePr w:type="lastCol">
       <w:rPr>
+        <w:rFonts w:eastAsia="黑体"/>
         <w:b/>
         <w:bCs/>
       </w:rPr>
@@ -9147,6 +9584,7 @@
       <w:spacing w:after="0" w:line="240" w:lineRule="auto"/>
     </w:pPr>
     <w:rPr>
+      <w:rFonts w:eastAsia="黑体"/>
       <w:color w:themeColor="text1" w:val="000000"/>
     </w:rPr>
     <w:tblPr>
@@ -9166,7 +9604,7 @@
     </w:tblPr>
     <w:tblStylePr w:type="firstRow">
       <w:rPr>
-        <w:rFonts w:asciiTheme="majorHAnsi" w:cstheme="majorBidi" w:eastAsiaTheme="majorEastAsia" w:hAnsiTheme="majorHAnsi"/>
+        <w:rFonts w:asciiTheme="majorHAnsi" w:cstheme="majorBidi" w:hAnsiTheme="majorHAnsi" w:eastAsia="黑体"/>
       </w:rPr>
       <w:tblPr/>
       <w:tcPr>
@@ -9178,6 +9616,7 @@
     </w:tblStylePr>
     <w:tblStylePr w:type="lastRow">
       <w:rPr>
+        <w:rFonts w:eastAsia="黑体"/>
         <w:b/>
         <w:bCs/>
         <w:color w:themeColor="text2" w:val="1F497D"/>
@@ -9192,12 +9631,14 @@
     </w:tblStylePr>
     <w:tblStylePr w:type="firstCol">
       <w:rPr>
+        <w:rFonts w:eastAsia="黑体"/>
         <w:b/>
         <w:bCs/>
       </w:rPr>
     </w:tblStylePr>
     <w:tblStylePr w:type="lastCol">
       <w:rPr>
+        <w:rFonts w:eastAsia="黑体"/>
         <w:b/>
         <w:bCs/>
       </w:rPr>
@@ -9231,6 +9672,7 @@
       <w:spacing w:after="0" w:line="240" w:lineRule="auto"/>
     </w:pPr>
     <w:rPr>
+      <w:rFonts w:eastAsia="黑体"/>
       <w:color w:themeColor="text1" w:val="000000"/>
     </w:rPr>
     <w:tblPr>
@@ -9250,7 +9692,7 @@
     </w:tblPr>
     <w:tblStylePr w:type="firstRow">
       <w:rPr>
-        <w:rFonts w:asciiTheme="majorHAnsi" w:cstheme="majorBidi" w:eastAsiaTheme="majorEastAsia" w:hAnsiTheme="majorHAnsi"/>
+        <w:rFonts w:asciiTheme="majorHAnsi" w:cstheme="majorBidi" w:hAnsiTheme="majorHAnsi" w:eastAsia="黑体"/>
       </w:rPr>
       <w:tblPr/>
       <w:tcPr>
@@ -9262,6 +9704,7 @@
     </w:tblStylePr>
     <w:tblStylePr w:type="lastRow">
       <w:rPr>
+        <w:rFonts w:eastAsia="黑体"/>
         <w:b/>
         <w:bCs/>
         <w:color w:themeColor="text2" w:val="1F497D"/>
@@ -9276,12 +9719,14 @@
     </w:tblStylePr>
     <w:tblStylePr w:type="firstCol">
       <w:rPr>
+        <w:rFonts w:eastAsia="黑体"/>
         <w:b/>
         <w:bCs/>
       </w:rPr>
     </w:tblStylePr>
     <w:tblStylePr w:type="lastCol">
       <w:rPr>
+        <w:rFonts w:eastAsia="黑体"/>
         <w:b/>
         <w:bCs/>
       </w:rPr>
@@ -9315,6 +9760,7 @@
       <w:spacing w:after="0" w:line="240" w:lineRule="auto"/>
     </w:pPr>
     <w:rPr>
+      <w:rFonts w:eastAsia="黑体"/>
       <w:color w:themeColor="text1" w:val="000000"/>
     </w:rPr>
     <w:tblPr>
@@ -9334,7 +9780,7 @@
     </w:tblPr>
     <w:tblStylePr w:type="firstRow">
       <w:rPr>
-        <w:rFonts w:asciiTheme="majorHAnsi" w:cstheme="majorBidi" w:eastAsiaTheme="majorEastAsia" w:hAnsiTheme="majorHAnsi"/>
+        <w:rFonts w:asciiTheme="majorHAnsi" w:cstheme="majorBidi" w:hAnsiTheme="majorHAnsi" w:eastAsia="黑体"/>
       </w:rPr>
       <w:tblPr/>
       <w:tcPr>
@@ -9346,6 +9792,7 @@
     </w:tblStylePr>
     <w:tblStylePr w:type="lastRow">
       <w:rPr>
+        <w:rFonts w:eastAsia="黑体"/>
         <w:b/>
         <w:bCs/>
         <w:color w:themeColor="text2" w:val="1F497D"/>
@@ -9360,12 +9807,14 @@
     </w:tblStylePr>
     <w:tblStylePr w:type="firstCol">
       <w:rPr>
+        <w:rFonts w:eastAsia="黑体"/>
         <w:b/>
         <w:bCs/>
       </w:rPr>
     </w:tblStylePr>
     <w:tblStylePr w:type="lastCol">
       <w:rPr>
+        <w:rFonts w:eastAsia="黑体"/>
         <w:b/>
         <w:bCs/>
       </w:rPr>
@@ -9399,6 +9848,7 @@
       <w:spacing w:after="0" w:line="240" w:lineRule="auto"/>
     </w:pPr>
     <w:rPr>
+      <w:rFonts w:eastAsia="黑体"/>
       <w:color w:themeColor="text1" w:val="000000"/>
     </w:rPr>
     <w:tblPr>
@@ -9418,7 +9868,7 @@
     </w:tblPr>
     <w:tblStylePr w:type="firstRow">
       <w:rPr>
-        <w:rFonts w:asciiTheme="majorHAnsi" w:cstheme="majorBidi" w:eastAsiaTheme="majorEastAsia" w:hAnsiTheme="majorHAnsi"/>
+        <w:rFonts w:asciiTheme="majorHAnsi" w:cstheme="majorBidi" w:hAnsiTheme="majorHAnsi" w:eastAsia="黑体"/>
       </w:rPr>
       <w:tblPr/>
       <w:tcPr>
@@ -9430,6 +9880,7 @@
     </w:tblStylePr>
     <w:tblStylePr w:type="lastRow">
       <w:rPr>
+        <w:rFonts w:eastAsia="黑体"/>
         <w:b/>
         <w:bCs/>
         <w:color w:themeColor="text2" w:val="1F497D"/>
@@ -9444,12 +9895,14 @@
     </w:tblStylePr>
     <w:tblStylePr w:type="firstCol">
       <w:rPr>
+        <w:rFonts w:eastAsia="黑体"/>
         <w:b/>
         <w:bCs/>
       </w:rPr>
     </w:tblStylePr>
     <w:tblStylePr w:type="lastCol">
       <w:rPr>
+        <w:rFonts w:eastAsia="黑体"/>
         <w:b/>
         <w:bCs/>
       </w:rPr>
@@ -9483,7 +9936,7 @@
       <w:spacing w:after="0" w:line="240" w:lineRule="auto"/>
     </w:pPr>
     <w:rPr>
-      <w:rFonts w:asciiTheme="majorHAnsi" w:cstheme="majorBidi" w:eastAsiaTheme="majorEastAsia" w:hAnsiTheme="majorHAnsi"/>
+      <w:rFonts w:asciiTheme="majorHAnsi" w:cstheme="majorBidi" w:hAnsiTheme="majorHAnsi" w:eastAsia="黑体"/>
       <w:color w:themeColor="text1" w:val="000000"/>
     </w:rPr>
     <w:tblPr>
@@ -9505,6 +9958,7 @@
     </w:tblPr>
     <w:tblStylePr w:type="firstRow">
       <w:rPr>
+        <w:rFonts w:eastAsia="黑体"/>
         <w:sz w:val="24"/>
         <w:szCs w:val="24"/>
       </w:rPr>
@@ -9611,7 +10065,7 @@
       <w:spacing w:after="0" w:line="240" w:lineRule="auto"/>
     </w:pPr>
     <w:rPr>
-      <w:rFonts w:asciiTheme="majorHAnsi" w:cstheme="majorBidi" w:eastAsiaTheme="majorEastAsia" w:hAnsiTheme="majorHAnsi"/>
+      <w:rFonts w:asciiTheme="majorHAnsi" w:cstheme="majorBidi" w:hAnsiTheme="majorHAnsi" w:eastAsia="黑体"/>
       <w:color w:themeColor="text1" w:val="000000"/>
     </w:rPr>
     <w:tblPr>
@@ -9633,6 +10087,7 @@
     </w:tblPr>
     <w:tblStylePr w:type="firstRow">
       <w:rPr>
+        <w:rFonts w:eastAsia="黑体"/>
         <w:sz w:val="24"/>
         <w:szCs w:val="24"/>
       </w:rPr>
@@ -9739,7 +10194,7 @@
       <w:spacing w:after="0" w:line="240" w:lineRule="auto"/>
     </w:pPr>
     <w:rPr>
-      <w:rFonts w:asciiTheme="majorHAnsi" w:cstheme="majorBidi" w:eastAsiaTheme="majorEastAsia" w:hAnsiTheme="majorHAnsi"/>
+      <w:rFonts w:asciiTheme="majorHAnsi" w:cstheme="majorBidi" w:hAnsiTheme="majorHAnsi" w:eastAsia="黑体"/>
       <w:color w:themeColor="text1" w:val="000000"/>
     </w:rPr>
     <w:tblPr>
@@ -9761,6 +10216,7 @@
     </w:tblPr>
     <w:tblStylePr w:type="firstRow">
       <w:rPr>
+        <w:rFonts w:eastAsia="黑体"/>
         <w:sz w:val="24"/>
         <w:szCs w:val="24"/>
       </w:rPr>
@@ -9867,7 +10323,7 @@
       <w:spacing w:after="0" w:line="240" w:lineRule="auto"/>
     </w:pPr>
     <w:rPr>
-      <w:rFonts w:asciiTheme="majorHAnsi" w:cstheme="majorBidi" w:eastAsiaTheme="majorEastAsia" w:hAnsiTheme="majorHAnsi"/>
+      <w:rFonts w:asciiTheme="majorHAnsi" w:cstheme="majorBidi" w:hAnsiTheme="majorHAnsi" w:eastAsia="黑体"/>
       <w:color w:themeColor="text1" w:val="000000"/>
     </w:rPr>
     <w:tblPr>
@@ -9889,6 +10345,7 @@
     </w:tblPr>
     <w:tblStylePr w:type="firstRow">
       <w:rPr>
+        <w:rFonts w:eastAsia="黑体"/>
         <w:sz w:val="24"/>
         <w:szCs w:val="24"/>
       </w:rPr>
@@ -9995,7 +10452,7 @@
       <w:spacing w:after="0" w:line="240" w:lineRule="auto"/>
     </w:pPr>
     <w:rPr>
-      <w:rFonts w:asciiTheme="majorHAnsi" w:cstheme="majorBidi" w:eastAsiaTheme="majorEastAsia" w:hAnsiTheme="majorHAnsi"/>
+      <w:rFonts w:asciiTheme="majorHAnsi" w:cstheme="majorBidi" w:hAnsiTheme="majorHAnsi" w:eastAsia="黑体"/>
       <w:color w:themeColor="text1" w:val="000000"/>
     </w:rPr>
     <w:tblPr>
@@ -10017,6 +10474,7 @@
     </w:tblPr>
     <w:tblStylePr w:type="firstRow">
       <w:rPr>
+        <w:rFonts w:eastAsia="黑体"/>
         <w:sz w:val="24"/>
         <w:szCs w:val="24"/>
       </w:rPr>
@@ -10123,7 +10581,7 @@
       <w:spacing w:after="0" w:line="240" w:lineRule="auto"/>
     </w:pPr>
     <w:rPr>
-      <w:rFonts w:asciiTheme="majorHAnsi" w:cstheme="majorBidi" w:eastAsiaTheme="majorEastAsia" w:hAnsiTheme="majorHAnsi"/>
+      <w:rFonts w:asciiTheme="majorHAnsi" w:cstheme="majorBidi" w:hAnsiTheme="majorHAnsi" w:eastAsia="黑体"/>
       <w:color w:themeColor="text1" w:val="000000"/>
     </w:rPr>
     <w:tblPr>
@@ -10145,6 +10603,7 @@
     </w:tblPr>
     <w:tblStylePr w:type="firstRow">
       <w:rPr>
+        <w:rFonts w:eastAsia="黑体"/>
         <w:sz w:val="24"/>
         <w:szCs w:val="24"/>
       </w:rPr>
@@ -10251,7 +10710,7 @@
       <w:spacing w:after="0" w:line="240" w:lineRule="auto"/>
     </w:pPr>
     <w:rPr>
-      <w:rFonts w:asciiTheme="majorHAnsi" w:cstheme="majorBidi" w:eastAsiaTheme="majorEastAsia" w:hAnsiTheme="majorHAnsi"/>
+      <w:rFonts w:asciiTheme="majorHAnsi" w:cstheme="majorBidi" w:hAnsiTheme="majorHAnsi" w:eastAsia="黑体"/>
       <w:color w:themeColor="text1" w:val="000000"/>
     </w:rPr>
     <w:tblPr>
@@ -10273,6 +10732,7 @@
     </w:tblPr>
     <w:tblStylePr w:type="firstRow">
       <w:rPr>
+        <w:rFonts w:eastAsia="黑体"/>
         <w:sz w:val="24"/>
         <w:szCs w:val="24"/>
       </w:rPr>
@@ -10402,12 +10862,14 @@
     </w:tcPr>
     <w:tblStylePr w:type="firstRow">
       <w:rPr>
+        <w:rFonts w:eastAsia="黑体"/>
         <w:b/>
         <w:bCs/>
       </w:rPr>
     </w:tblStylePr>
     <w:tblStylePr w:type="lastRow">
       <w:rPr>
+        <w:rFonts w:eastAsia="黑体"/>
         <w:b/>
         <w:bCs/>
       </w:rPr>
@@ -10420,12 +10882,14 @@
     </w:tblStylePr>
     <w:tblStylePr w:type="firstCol">
       <w:rPr>
+        <w:rFonts w:eastAsia="黑体"/>
         <w:b/>
         <w:bCs/>
       </w:rPr>
     </w:tblStylePr>
     <w:tblStylePr w:type="lastCol">
       <w:rPr>
+        <w:rFonts w:eastAsia="黑体"/>
         <w:b/>
         <w:bCs/>
       </w:rPr>
@@ -10475,12 +10939,14 @@
     </w:tcPr>
     <w:tblStylePr w:type="firstRow">
       <w:rPr>
+        <w:rFonts w:eastAsia="黑体"/>
         <w:b/>
         <w:bCs/>
       </w:rPr>
     </w:tblStylePr>
     <w:tblStylePr w:type="lastRow">
       <w:rPr>
+        <w:rFonts w:eastAsia="黑体"/>
         <w:b/>
         <w:bCs/>
       </w:rPr>
@@ -10493,12 +10959,14 @@
     </w:tblStylePr>
     <w:tblStylePr w:type="firstCol">
       <w:rPr>
+        <w:rFonts w:eastAsia="黑体"/>
         <w:b/>
         <w:bCs/>
       </w:rPr>
     </w:tblStylePr>
     <w:tblStylePr w:type="lastCol">
       <w:rPr>
+        <w:rFonts w:eastAsia="黑体"/>
         <w:b/>
         <w:bCs/>
       </w:rPr>
@@ -10548,12 +11016,14 @@
     </w:tcPr>
     <w:tblStylePr w:type="firstRow">
       <w:rPr>
+        <w:rFonts w:eastAsia="黑体"/>
         <w:b/>
         <w:bCs/>
       </w:rPr>
     </w:tblStylePr>
     <w:tblStylePr w:type="lastRow">
       <w:rPr>
+        <w:rFonts w:eastAsia="黑体"/>
         <w:b/>
         <w:bCs/>
       </w:rPr>
@@ -10566,12 +11036,14 @@
     </w:tblStylePr>
     <w:tblStylePr w:type="firstCol">
       <w:rPr>
+        <w:rFonts w:eastAsia="黑体"/>
         <w:b/>
         <w:bCs/>
       </w:rPr>
     </w:tblStylePr>
     <w:tblStylePr w:type="lastCol">
       <w:rPr>
+        <w:rFonts w:eastAsia="黑体"/>
         <w:b/>
         <w:bCs/>
       </w:rPr>
@@ -10621,12 +11093,14 @@
     </w:tcPr>
     <w:tblStylePr w:type="firstRow">
       <w:rPr>
+        <w:rFonts w:eastAsia="黑体"/>
         <w:b/>
         <w:bCs/>
       </w:rPr>
     </w:tblStylePr>
     <w:tblStylePr w:type="lastRow">
       <w:rPr>
+        <w:rFonts w:eastAsia="黑体"/>
         <w:b/>
         <w:bCs/>
       </w:rPr>
@@ -10639,12 +11113,14 @@
     </w:tblStylePr>
     <w:tblStylePr w:type="firstCol">
       <w:rPr>
+        <w:rFonts w:eastAsia="黑体"/>
         <w:b/>
         <w:bCs/>
       </w:rPr>
     </w:tblStylePr>
     <w:tblStylePr w:type="lastCol">
       <w:rPr>
+        <w:rFonts w:eastAsia="黑体"/>
         <w:b/>
         <w:bCs/>
       </w:rPr>
@@ -10694,12 +11170,14 @@
     </w:tcPr>
     <w:tblStylePr w:type="firstRow">
       <w:rPr>
+        <w:rFonts w:eastAsia="黑体"/>
         <w:b/>
         <w:bCs/>
       </w:rPr>
     </w:tblStylePr>
     <w:tblStylePr w:type="lastRow">
       <w:rPr>
+        <w:rFonts w:eastAsia="黑体"/>
         <w:b/>
         <w:bCs/>
       </w:rPr>
@@ -10712,12 +11190,14 @@
     </w:tblStylePr>
     <w:tblStylePr w:type="firstCol">
       <w:rPr>
+        <w:rFonts w:eastAsia="黑体"/>
         <w:b/>
         <w:bCs/>
       </w:rPr>
     </w:tblStylePr>
     <w:tblStylePr w:type="lastCol">
       <w:rPr>
+        <w:rFonts w:eastAsia="黑体"/>
         <w:b/>
         <w:bCs/>
       </w:rPr>
@@ -10767,12 +11247,14 @@
     </w:tcPr>
     <w:tblStylePr w:type="firstRow">
       <w:rPr>
+        <w:rFonts w:eastAsia="黑体"/>
         <w:b/>
         <w:bCs/>
       </w:rPr>
     </w:tblStylePr>
     <w:tblStylePr w:type="lastRow">
       <w:rPr>
+        <w:rFonts w:eastAsia="黑体"/>
         <w:b/>
         <w:bCs/>
       </w:rPr>
@@ -10785,12 +11267,14 @@
     </w:tblStylePr>
     <w:tblStylePr w:type="firstCol">
       <w:rPr>
+        <w:rFonts w:eastAsia="黑体"/>
         <w:b/>
         <w:bCs/>
       </w:rPr>
     </w:tblStylePr>
     <w:tblStylePr w:type="lastCol">
       <w:rPr>
+        <w:rFonts w:eastAsia="黑体"/>
         <w:b/>
         <w:bCs/>
       </w:rPr>
@@ -10840,12 +11324,14 @@
     </w:tcPr>
     <w:tblStylePr w:type="firstRow">
       <w:rPr>
+        <w:rFonts w:eastAsia="黑体"/>
         <w:b/>
         <w:bCs/>
       </w:rPr>
     </w:tblStylePr>
     <w:tblStylePr w:type="lastRow">
       <w:rPr>
+        <w:rFonts w:eastAsia="黑体"/>
         <w:b/>
         <w:bCs/>
       </w:rPr>
@@ -10858,12 +11344,14 @@
     </w:tblStylePr>
     <w:tblStylePr w:type="firstCol">
       <w:rPr>
+        <w:rFonts w:eastAsia="黑体"/>
         <w:b/>
         <w:bCs/>
       </w:rPr>
     </w:tblStylePr>
     <w:tblStylePr w:type="lastCol">
       <w:rPr>
+        <w:rFonts w:eastAsia="黑体"/>
         <w:b/>
         <w:bCs/>
       </w:rPr>
@@ -10890,7 +11378,7 @@
       <w:spacing w:after="0" w:line="240" w:lineRule="auto"/>
     </w:pPr>
     <w:rPr>
-      <w:rFonts w:asciiTheme="majorHAnsi" w:cstheme="majorBidi" w:eastAsiaTheme="majorEastAsia" w:hAnsiTheme="majorHAnsi"/>
+      <w:rFonts w:asciiTheme="majorHAnsi" w:cstheme="majorBidi" w:hAnsiTheme="majorHAnsi" w:eastAsia="黑体"/>
       <w:color w:themeColor="text1" w:val="000000"/>
     </w:rPr>
     <w:tblPr>
@@ -10917,6 +11405,7 @@
     </w:tcPr>
     <w:tblStylePr w:type="firstRow">
       <w:rPr>
+        <w:rFonts w:eastAsia="黑体"/>
         <w:b/>
         <w:bCs/>
         <w:color w:themeColor="text1" w:val="000000"/>
@@ -10928,6 +11417,7 @@
     </w:tblStylePr>
     <w:tblStylePr w:type="lastRow">
       <w:rPr>
+        <w:rFonts w:eastAsia="黑体"/>
         <w:b/>
         <w:bCs/>
         <w:color w:themeColor="text1" w:val="000000"/>
@@ -10947,6 +11437,7 @@
     </w:tblStylePr>
     <w:tblStylePr w:type="firstCol">
       <w:rPr>
+        <w:rFonts w:eastAsia="黑体"/>
         <w:b/>
         <w:bCs/>
         <w:color w:themeColor="text1" w:val="000000"/>
@@ -10966,6 +11457,7 @@
     </w:tblStylePr>
     <w:tblStylePr w:type="lastCol">
       <w:rPr>
+        <w:rFonts w:eastAsia="黑体"/>
         <w:b w:val="0"/>
         <w:bCs w:val="0"/>
         <w:color w:themeColor="text1" w:val="000000"/>
@@ -11015,7 +11507,7 @@
       <w:spacing w:after="0" w:line="240" w:lineRule="auto"/>
     </w:pPr>
     <w:rPr>
-      <w:rFonts w:asciiTheme="majorHAnsi" w:cstheme="majorBidi" w:eastAsiaTheme="majorEastAsia" w:hAnsiTheme="majorHAnsi"/>
+      <w:rFonts w:asciiTheme="majorHAnsi" w:cstheme="majorBidi" w:hAnsiTheme="majorHAnsi" w:eastAsia="黑体"/>
       <w:color w:themeColor="text1" w:val="000000"/>
     </w:rPr>
     <w:tblPr>
@@ -11042,6 +11534,7 @@
     </w:tcPr>
     <w:tblStylePr w:type="firstRow">
       <w:rPr>
+        <w:rFonts w:eastAsia="黑体"/>
         <w:b/>
         <w:bCs/>
         <w:color w:themeColor="text1" w:val="000000"/>
@@ -11053,6 +11546,7 @@
     </w:tblStylePr>
     <w:tblStylePr w:type="lastRow">
       <w:rPr>
+        <w:rFonts w:eastAsia="黑体"/>
         <w:b/>
         <w:bCs/>
         <w:color w:themeColor="text1" w:val="000000"/>
@@ -11072,6 +11566,7 @@
     </w:tblStylePr>
     <w:tblStylePr w:type="firstCol">
       <w:rPr>
+        <w:rFonts w:eastAsia="黑体"/>
         <w:b/>
         <w:bCs/>
         <w:color w:themeColor="text1" w:val="000000"/>
@@ -11091,6 +11586,7 @@
     </w:tblStylePr>
     <w:tblStylePr w:type="lastCol">
       <w:rPr>
+        <w:rFonts w:eastAsia="黑体"/>
         <w:b w:val="0"/>
         <w:bCs w:val="0"/>
         <w:color w:themeColor="text1" w:val="000000"/>
@@ -11140,7 +11636,7 @@
       <w:spacing w:after="0" w:line="240" w:lineRule="auto"/>
     </w:pPr>
     <w:rPr>
-      <w:rFonts w:asciiTheme="majorHAnsi" w:cstheme="majorBidi" w:eastAsiaTheme="majorEastAsia" w:hAnsiTheme="majorHAnsi"/>
+      <w:rFonts w:asciiTheme="majorHAnsi" w:cstheme="majorBidi" w:hAnsiTheme="majorHAnsi" w:eastAsia="黑体"/>
       <w:color w:themeColor="text1" w:val="000000"/>
     </w:rPr>
     <w:tblPr>
@@ -11167,6 +11663,7 @@
     </w:tcPr>
     <w:tblStylePr w:type="firstRow">
       <w:rPr>
+        <w:rFonts w:eastAsia="黑体"/>
         <w:b/>
         <w:bCs/>
         <w:color w:themeColor="text1" w:val="000000"/>
@@ -11178,6 +11675,7 @@
     </w:tblStylePr>
     <w:tblStylePr w:type="lastRow">
       <w:rPr>
+        <w:rFonts w:eastAsia="黑体"/>
         <w:b/>
         <w:bCs/>
         <w:color w:themeColor="text1" w:val="000000"/>
@@ -11197,6 +11695,7 @@
     </w:tblStylePr>
     <w:tblStylePr w:type="firstCol">
       <w:rPr>
+        <w:rFonts w:eastAsia="黑体"/>
         <w:b/>
         <w:bCs/>
         <w:color w:themeColor="text1" w:val="000000"/>
@@ -11216,6 +11715,7 @@
     </w:tblStylePr>
     <w:tblStylePr w:type="lastCol">
       <w:rPr>
+        <w:rFonts w:eastAsia="黑体"/>
         <w:b w:val="0"/>
         <w:bCs w:val="0"/>
         <w:color w:themeColor="text1" w:val="000000"/>
@@ -11265,7 +11765,7 @@
       <w:spacing w:after="0" w:line="240" w:lineRule="auto"/>
     </w:pPr>
     <w:rPr>
-      <w:rFonts w:asciiTheme="majorHAnsi" w:cstheme="majorBidi" w:eastAsiaTheme="majorEastAsia" w:hAnsiTheme="majorHAnsi"/>
+      <w:rFonts w:asciiTheme="majorHAnsi" w:cstheme="majorBidi" w:hAnsiTheme="majorHAnsi" w:eastAsia="黑体"/>
       <w:color w:themeColor="text1" w:val="000000"/>
     </w:rPr>
     <w:tblPr>
@@ -11292,6 +11792,7 @@
     </w:tcPr>
     <w:tblStylePr w:type="firstRow">
       <w:rPr>
+        <w:rFonts w:eastAsia="黑体"/>
         <w:b/>
         <w:bCs/>
         <w:color w:themeColor="text1" w:val="000000"/>
@@ -11303,6 +11804,7 @@
     </w:tblStylePr>
     <w:tblStylePr w:type="lastRow">
       <w:rPr>
+        <w:rFonts w:eastAsia="黑体"/>
         <w:b/>
         <w:bCs/>
         <w:color w:themeColor="text1" w:val="000000"/>
@@ -11322,6 +11824,7 @@
     </w:tblStylePr>
     <w:tblStylePr w:type="firstCol">
       <w:rPr>
+        <w:rFonts w:eastAsia="黑体"/>
         <w:b/>
         <w:bCs/>
         <w:color w:themeColor="text1" w:val="000000"/>
@@ -11341,6 +11844,7 @@
     </w:tblStylePr>
     <w:tblStylePr w:type="lastCol">
       <w:rPr>
+        <w:rFonts w:eastAsia="黑体"/>
         <w:b w:val="0"/>
         <w:bCs w:val="0"/>
         <w:color w:themeColor="text1" w:val="000000"/>
@@ -11390,7 +11894,7 @@
       <w:spacing w:after="0" w:line="240" w:lineRule="auto"/>
     </w:pPr>
     <w:rPr>
-      <w:rFonts w:asciiTheme="majorHAnsi" w:cstheme="majorBidi" w:eastAsiaTheme="majorEastAsia" w:hAnsiTheme="majorHAnsi"/>
+      <w:rFonts w:asciiTheme="majorHAnsi" w:cstheme="majorBidi" w:hAnsiTheme="majorHAnsi" w:eastAsia="黑体"/>
       <w:color w:themeColor="text1" w:val="000000"/>
     </w:rPr>
     <w:tblPr>
@@ -11417,6 +11921,7 @@
     </w:tcPr>
     <w:tblStylePr w:type="firstRow">
       <w:rPr>
+        <w:rFonts w:eastAsia="黑体"/>
         <w:b/>
         <w:bCs/>
         <w:color w:themeColor="text1" w:val="000000"/>
@@ -11428,6 +11933,7 @@
     </w:tblStylePr>
     <w:tblStylePr w:type="lastRow">
       <w:rPr>
+        <w:rFonts w:eastAsia="黑体"/>
         <w:b/>
         <w:bCs/>
         <w:color w:themeColor="text1" w:val="000000"/>
@@ -11447,6 +11953,7 @@
     </w:tblStylePr>
     <w:tblStylePr w:type="firstCol">
       <w:rPr>
+        <w:rFonts w:eastAsia="黑体"/>
         <w:b/>
         <w:bCs/>
         <w:color w:themeColor="text1" w:val="000000"/>
@@ -11466,6 +11973,7 @@
     </w:tblStylePr>
     <w:tblStylePr w:type="lastCol">
       <w:rPr>
+        <w:rFonts w:eastAsia="黑体"/>
         <w:b w:val="0"/>
         <w:bCs w:val="0"/>
         <w:color w:themeColor="text1" w:val="000000"/>
@@ -11515,7 +12023,7 @@
       <w:spacing w:after="0" w:line="240" w:lineRule="auto"/>
     </w:pPr>
     <w:rPr>
-      <w:rFonts w:asciiTheme="majorHAnsi" w:cstheme="majorBidi" w:eastAsiaTheme="majorEastAsia" w:hAnsiTheme="majorHAnsi"/>
+      <w:rFonts w:asciiTheme="majorHAnsi" w:cstheme="majorBidi" w:hAnsiTheme="majorHAnsi" w:eastAsia="黑体"/>
       <w:color w:themeColor="text1" w:val="000000"/>
     </w:rPr>
     <w:tblPr>
@@ -11542,6 +12050,7 @@
     </w:tcPr>
     <w:tblStylePr w:type="firstRow">
       <w:rPr>
+        <w:rFonts w:eastAsia="黑体"/>
         <w:b/>
         <w:bCs/>
         <w:color w:themeColor="text1" w:val="000000"/>
@@ -11553,6 +12062,7 @@
     </w:tblStylePr>
     <w:tblStylePr w:type="lastRow">
       <w:rPr>
+        <w:rFonts w:eastAsia="黑体"/>
         <w:b/>
         <w:bCs/>
         <w:color w:themeColor="text1" w:val="000000"/>
@@ -11572,6 +12082,7 @@
     </w:tblStylePr>
     <w:tblStylePr w:type="firstCol">
       <w:rPr>
+        <w:rFonts w:eastAsia="黑体"/>
         <w:b/>
         <w:bCs/>
         <w:color w:themeColor="text1" w:val="000000"/>
@@ -11591,6 +12102,7 @@
     </w:tblStylePr>
     <w:tblStylePr w:type="lastCol">
       <w:rPr>
+        <w:rFonts w:eastAsia="黑体"/>
         <w:b w:val="0"/>
         <w:bCs w:val="0"/>
         <w:color w:themeColor="text1" w:val="000000"/>
@@ -11640,7 +12152,7 @@
       <w:spacing w:after="0" w:line="240" w:lineRule="auto"/>
     </w:pPr>
     <w:rPr>
-      <w:rFonts w:asciiTheme="majorHAnsi" w:cstheme="majorBidi" w:eastAsiaTheme="majorEastAsia" w:hAnsiTheme="majorHAnsi"/>
+      <w:rFonts w:asciiTheme="majorHAnsi" w:cstheme="majorBidi" w:hAnsiTheme="majorHAnsi" w:eastAsia="黑体"/>
       <w:color w:themeColor="text1" w:val="000000"/>
     </w:rPr>
     <w:tblPr>
@@ -11667,6 +12179,7 @@
     </w:tcPr>
     <w:tblStylePr w:type="firstRow">
       <w:rPr>
+        <w:rFonts w:eastAsia="黑体"/>
         <w:b/>
         <w:bCs/>
         <w:color w:themeColor="text1" w:val="000000"/>
@@ -11678,6 +12191,7 @@
     </w:tblStylePr>
     <w:tblStylePr w:type="lastRow">
       <w:rPr>
+        <w:rFonts w:eastAsia="黑体"/>
         <w:b/>
         <w:bCs/>
         <w:color w:themeColor="text1" w:val="000000"/>
@@ -11697,6 +12211,7 @@
     </w:tblStylePr>
     <w:tblStylePr w:type="firstCol">
       <w:rPr>
+        <w:rFonts w:eastAsia="黑体"/>
         <w:b/>
         <w:bCs/>
         <w:color w:themeColor="text1" w:val="000000"/>
@@ -11716,6 +12231,7 @@
     </w:tblStylePr>
     <w:tblStylePr w:type="lastCol">
       <w:rPr>
+        <w:rFonts w:eastAsia="黑体"/>
         <w:b w:val="0"/>
         <w:bCs w:val="0"/>
         <w:color w:themeColor="text1" w:val="000000"/>
@@ -11788,6 +12304,7 @@
     </w:tcPr>
     <w:tblStylePr w:type="firstRow">
       <w:rPr>
+        <w:rFonts w:eastAsia="黑体"/>
         <w:b/>
         <w:bCs/>
         <w:i w:val="0"/>
@@ -11809,6 +12326,7 @@
     </w:tblStylePr>
     <w:tblStylePr w:type="lastRow">
       <w:rPr>
+        <w:rFonts w:eastAsia="黑体"/>
         <w:b/>
         <w:bCs/>
         <w:i w:val="0"/>
@@ -11830,6 +12348,7 @@
     </w:tblStylePr>
     <w:tblStylePr w:type="firstCol">
       <w:rPr>
+        <w:rFonts w:eastAsia="黑体"/>
         <w:b/>
         <w:bCs/>
         <w:i w:val="0"/>
@@ -11849,6 +12368,7 @@
     </w:tblStylePr>
     <w:tblStylePr w:type="lastCol">
       <w:rPr>
+        <w:rFonts w:eastAsia="黑体"/>
         <w:b/>
         <w:bCs/>
         <w:i w:val="0"/>
@@ -11929,6 +12449,7 @@
     </w:tcPr>
     <w:tblStylePr w:type="firstRow">
       <w:rPr>
+        <w:rFonts w:eastAsia="黑体"/>
         <w:b/>
         <w:bCs/>
         <w:i w:val="0"/>
@@ -11950,6 +12471,7 @@
     </w:tblStylePr>
     <w:tblStylePr w:type="lastRow">
       <w:rPr>
+        <w:rFonts w:eastAsia="黑体"/>
         <w:b/>
         <w:bCs/>
         <w:i w:val="0"/>
@@ -11971,6 +12493,7 @@
     </w:tblStylePr>
     <w:tblStylePr w:type="firstCol">
       <w:rPr>
+        <w:rFonts w:eastAsia="黑体"/>
         <w:b/>
         <w:bCs/>
         <w:i w:val="0"/>
@@ -11990,6 +12513,7 @@
     </w:tblStylePr>
     <w:tblStylePr w:type="lastCol">
       <w:rPr>
+        <w:rFonts w:eastAsia="黑体"/>
         <w:b/>
         <w:bCs/>
         <w:i w:val="0"/>
@@ -12070,6 +12594,7 @@
     </w:tcPr>
     <w:tblStylePr w:type="firstRow">
       <w:rPr>
+        <w:rFonts w:eastAsia="黑体"/>
         <w:b/>
         <w:bCs/>
         <w:i w:val="0"/>
@@ -12091,6 +12616,7 @@
     </w:tblStylePr>
     <w:tblStylePr w:type="lastRow">
       <w:rPr>
+        <w:rFonts w:eastAsia="黑体"/>
         <w:b/>
         <w:bCs/>
         <w:i w:val="0"/>
@@ -12112,6 +12638,7 @@
     </w:tblStylePr>
     <w:tblStylePr w:type="firstCol">
       <w:rPr>
+        <w:rFonts w:eastAsia="黑体"/>
         <w:b/>
         <w:bCs/>
         <w:i w:val="0"/>
@@ -12131,6 +12658,7 @@
     </w:tblStylePr>
     <w:tblStylePr w:type="lastCol">
       <w:rPr>
+        <w:rFonts w:eastAsia="黑体"/>
         <w:b/>
         <w:bCs/>
         <w:i w:val="0"/>
@@ -12211,6 +12739,7 @@
     </w:tcPr>
     <w:tblStylePr w:type="firstRow">
       <w:rPr>
+        <w:rFonts w:eastAsia="黑体"/>
         <w:b/>
         <w:bCs/>
         <w:i w:val="0"/>
@@ -12232,6 +12761,7 @@
     </w:tblStylePr>
     <w:tblStylePr w:type="lastRow">
       <w:rPr>
+        <w:rFonts w:eastAsia="黑体"/>
         <w:b/>
         <w:bCs/>
         <w:i w:val="0"/>
@@ -12253,6 +12783,7 @@
     </w:tblStylePr>
     <w:tblStylePr w:type="firstCol">
       <w:rPr>
+        <w:rFonts w:eastAsia="黑体"/>
         <w:b/>
         <w:bCs/>
         <w:i w:val="0"/>
@@ -12272,6 +12803,7 @@
     </w:tblStylePr>
     <w:tblStylePr w:type="lastCol">
       <w:rPr>
+        <w:rFonts w:eastAsia="黑体"/>
         <w:b/>
         <w:bCs/>
         <w:i w:val="0"/>
@@ -12352,6 +12884,7 @@
     </w:tcPr>
     <w:tblStylePr w:type="firstRow">
       <w:rPr>
+        <w:rFonts w:eastAsia="黑体"/>
         <w:b/>
         <w:bCs/>
         <w:i w:val="0"/>
@@ -12373,6 +12906,7 @@
     </w:tblStylePr>
     <w:tblStylePr w:type="lastRow">
       <w:rPr>
+        <w:rFonts w:eastAsia="黑体"/>
         <w:b/>
         <w:bCs/>
         <w:i w:val="0"/>
@@ -12394,6 +12928,7 @@
     </w:tblStylePr>
     <w:tblStylePr w:type="firstCol">
       <w:rPr>
+        <w:rFonts w:eastAsia="黑体"/>
         <w:b/>
         <w:bCs/>
         <w:i w:val="0"/>
@@ -12413,6 +12948,7 @@
     </w:tblStylePr>
     <w:tblStylePr w:type="lastCol">
       <w:rPr>
+        <w:rFonts w:eastAsia="黑体"/>
         <w:b/>
         <w:bCs/>
         <w:i w:val="0"/>
@@ -12493,6 +13029,7 @@
     </w:tcPr>
     <w:tblStylePr w:type="firstRow">
       <w:rPr>
+        <w:rFonts w:eastAsia="黑体"/>
         <w:b/>
         <w:bCs/>
         <w:i w:val="0"/>
@@ -12514,6 +13051,7 @@
     </w:tblStylePr>
     <w:tblStylePr w:type="lastRow">
       <w:rPr>
+        <w:rFonts w:eastAsia="黑体"/>
         <w:b/>
         <w:bCs/>
         <w:i w:val="0"/>
@@ -12535,6 +13073,7 @@
     </w:tblStylePr>
     <w:tblStylePr w:type="firstCol">
       <w:rPr>
+        <w:rFonts w:eastAsia="黑体"/>
         <w:b/>
         <w:bCs/>
         <w:i w:val="0"/>
@@ -12554,6 +13093,7 @@
     </w:tblStylePr>
     <w:tblStylePr w:type="lastCol">
       <w:rPr>
+        <w:rFonts w:eastAsia="黑体"/>
         <w:b/>
         <w:bCs/>
         <w:i w:val="0"/>
@@ -12634,6 +13174,7 @@
     </w:tcPr>
     <w:tblStylePr w:type="firstRow">
       <w:rPr>
+        <w:rFonts w:eastAsia="黑体"/>
         <w:b/>
         <w:bCs/>
         <w:i w:val="0"/>
@@ -12655,6 +13196,7 @@
     </w:tblStylePr>
     <w:tblStylePr w:type="lastRow">
       <w:rPr>
+        <w:rFonts w:eastAsia="黑体"/>
         <w:b/>
         <w:bCs/>
         <w:i w:val="0"/>
@@ -12676,6 +13218,7 @@
     </w:tblStylePr>
     <w:tblStylePr w:type="firstCol">
       <w:rPr>
+        <w:rFonts w:eastAsia="黑体"/>
         <w:b/>
         <w:bCs/>
         <w:i w:val="0"/>
@@ -12695,6 +13238,7 @@
     </w:tblStylePr>
     <w:tblStylePr w:type="lastCol">
       <w:rPr>
+        <w:rFonts w:eastAsia="黑体"/>
         <w:b/>
         <w:bCs/>
         <w:i w:val="0"/>
@@ -12752,6 +13296,7 @@
       <w:spacing w:after="0" w:line="240" w:lineRule="auto"/>
     </w:pPr>
     <w:rPr>
+      <w:rFonts w:eastAsia="黑体"/>
       <w:color w:themeColor="background1" w:val="FFFFFF"/>
     </w:rPr>
     <w:tblPr>
@@ -12770,6 +13315,7 @@
     </w:tcPr>
     <w:tblStylePr w:type="firstRow">
       <w:rPr>
+        <w:rFonts w:eastAsia="黑体"/>
         <w:b/>
         <w:bCs/>
       </w:rPr>
@@ -12866,6 +13412,7 @@
       <w:spacing w:after="0" w:line="240" w:lineRule="auto"/>
     </w:pPr>
     <w:rPr>
+      <w:rFonts w:eastAsia="黑体"/>
       <w:color w:themeColor="background1" w:val="FFFFFF"/>
     </w:rPr>
     <w:tblPr>
@@ -12884,6 +13431,7 @@
     </w:tcPr>
     <w:tblStylePr w:type="firstRow">
       <w:rPr>
+        <w:rFonts w:eastAsia="黑体"/>
         <w:b/>
         <w:bCs/>
       </w:rPr>
@@ -12980,6 +13528,7 @@
       <w:spacing w:after="0" w:line="240" w:lineRule="auto"/>
     </w:pPr>
     <w:rPr>
+      <w:rFonts w:eastAsia="黑体"/>
       <w:color w:themeColor="background1" w:val="FFFFFF"/>
     </w:rPr>
     <w:tblPr>
@@ -12998,6 +13547,7 @@
     </w:tcPr>
     <w:tblStylePr w:type="firstRow">
       <w:rPr>
+        <w:rFonts w:eastAsia="黑体"/>
         <w:b/>
         <w:bCs/>
       </w:rPr>
@@ -13094,6 +13644,7 @@
       <w:spacing w:after="0" w:line="240" w:lineRule="auto"/>
     </w:pPr>
     <w:rPr>
+      <w:rFonts w:eastAsia="黑体"/>
       <w:color w:themeColor="background1" w:val="FFFFFF"/>
     </w:rPr>
     <w:tblPr>
@@ -13112,6 +13663,7 @@
     </w:tcPr>
     <w:tblStylePr w:type="firstRow">
       <w:rPr>
+        <w:rFonts w:eastAsia="黑体"/>
         <w:b/>
         <w:bCs/>
       </w:rPr>
@@ -13208,6 +13760,7 @@
       <w:spacing w:after="0" w:line="240" w:lineRule="auto"/>
     </w:pPr>
     <w:rPr>
+      <w:rFonts w:eastAsia="黑体"/>
       <w:color w:themeColor="background1" w:val="FFFFFF"/>
     </w:rPr>
     <w:tblPr>
@@ -13226,6 +13779,7 @@
     </w:tcPr>
     <w:tblStylePr w:type="firstRow">
       <w:rPr>
+        <w:rFonts w:eastAsia="黑体"/>
         <w:b/>
         <w:bCs/>
       </w:rPr>
@@ -13322,6 +13876,7 @@
       <w:spacing w:after="0" w:line="240" w:lineRule="auto"/>
     </w:pPr>
     <w:rPr>
+      <w:rFonts w:eastAsia="黑体"/>
       <w:color w:themeColor="background1" w:val="FFFFFF"/>
     </w:rPr>
     <w:tblPr>
@@ -13340,6 +13895,7 @@
     </w:tcPr>
     <w:tblStylePr w:type="firstRow">
       <w:rPr>
+        <w:rFonts w:eastAsia="黑体"/>
         <w:b/>
         <w:bCs/>
       </w:rPr>
@@ -13436,6 +13992,7 @@
       <w:spacing w:after="0" w:line="240" w:lineRule="auto"/>
     </w:pPr>
     <w:rPr>
+      <w:rFonts w:eastAsia="黑体"/>
       <w:color w:themeColor="background1" w:val="FFFFFF"/>
     </w:rPr>
     <w:tblPr>
@@ -13454,6 +14011,7 @@
     </w:tcPr>
     <w:tblStylePr w:type="firstRow">
       <w:rPr>
+        <w:rFonts w:eastAsia="黑体"/>
         <w:b/>
         <w:bCs/>
       </w:rPr>
@@ -13550,6 +14108,7 @@
       <w:spacing w:after="0" w:line="240" w:lineRule="auto"/>
     </w:pPr>
     <w:rPr>
+      <w:rFonts w:eastAsia="黑体"/>
       <w:color w:themeColor="text1" w:val="000000"/>
     </w:rPr>
     <w:tblPr>
@@ -13576,6 +14135,7 @@
     </w:tcPr>
     <w:tblStylePr w:type="firstRow">
       <w:rPr>
+        <w:rFonts w:eastAsia="黑体"/>
         <w:b/>
         <w:bCs/>
       </w:rPr>
@@ -13594,6 +14154,7 @@
     </w:tblStylePr>
     <w:tblStylePr w:type="lastRow">
       <w:rPr>
+        <w:rFonts w:eastAsia="黑体"/>
         <w:b/>
         <w:bCs/>
         <w:color w:themeColor="background1" w:val="FFFFFF"/>
@@ -13608,6 +14169,7 @@
     </w:tblStylePr>
     <w:tblStylePr w:type="firstCol">
       <w:rPr>
+        <w:rFonts w:eastAsia="黑体"/>
         <w:color w:themeColor="background1" w:val="FFFFFF"/>
       </w:rPr>
       <w:tblPr/>
@@ -13625,6 +14187,7 @@
     </w:tblStylePr>
     <w:tblStylePr w:type="lastCol">
       <w:rPr>
+        <w:rFonts w:eastAsia="黑体"/>
         <w:color w:themeColor="background1" w:val="FFFFFF"/>
       </w:rPr>
       <w:tblPr/>
@@ -13654,11 +14217,13 @@
     </w:tblStylePr>
     <w:tblStylePr w:type="neCell">
       <w:rPr>
+        <w:rFonts w:eastAsia="黑体"/>
         <w:color w:themeColor="text1" w:val="000000"/>
       </w:rPr>
     </w:tblStylePr>
     <w:tblStylePr w:type="nwCell">
       <w:rPr>
+        <w:rFonts w:eastAsia="黑体"/>
         <w:color w:themeColor="text1" w:val="000000"/>
       </w:rPr>
     </w:tblStylePr>
@@ -13672,6 +14237,7 @@
       <w:spacing w:after="0" w:line="240" w:lineRule="auto"/>
     </w:pPr>
     <w:rPr>
+      <w:rFonts w:eastAsia="黑体"/>
       <w:color w:themeColor="text1" w:val="000000"/>
     </w:rPr>
     <w:tblPr>
@@ -13698,6 +14264,7 @@
     </w:tcPr>
     <w:tblStylePr w:type="firstRow">
       <w:rPr>
+        <w:rFonts w:eastAsia="黑体"/>
         <w:b/>
         <w:bCs/>
       </w:rPr>
@@ -13716,6 +14283,7 @@
     </w:tblStylePr>
     <w:tblStylePr w:type="lastRow">
       <w:rPr>
+        <w:rFonts w:eastAsia="黑体"/>
         <w:b/>
         <w:bCs/>
         <w:color w:themeColor="background1" w:val="FFFFFF"/>
@@ -13730,6 +14298,7 @@
     </w:tblStylePr>
     <w:tblStylePr w:type="firstCol">
       <w:rPr>
+        <w:rFonts w:eastAsia="黑体"/>
         <w:color w:themeColor="background1" w:val="FFFFFF"/>
       </w:rPr>
       <w:tblPr/>
@@ -13747,6 +14316,7 @@
     </w:tblStylePr>
     <w:tblStylePr w:type="lastCol">
       <w:rPr>
+        <w:rFonts w:eastAsia="黑体"/>
         <w:color w:themeColor="background1" w:val="FFFFFF"/>
       </w:rPr>
       <w:tblPr/>
@@ -13776,11 +14346,13 @@
     </w:tblStylePr>
     <w:tblStylePr w:type="neCell">
       <w:rPr>
+        <w:rFonts w:eastAsia="黑体"/>
         <w:color w:themeColor="text1" w:val="000000"/>
       </w:rPr>
     </w:tblStylePr>
     <w:tblStylePr w:type="nwCell">
       <w:rPr>
+        <w:rFonts w:eastAsia="黑体"/>
         <w:color w:themeColor="text1" w:val="000000"/>
       </w:rPr>
     </w:tblStylePr>
@@ -13794,6 +14366,7 @@
       <w:spacing w:after="0" w:line="240" w:lineRule="auto"/>
     </w:pPr>
     <w:rPr>
+      <w:rFonts w:eastAsia="黑体"/>
       <w:color w:themeColor="text1" w:val="000000"/>
     </w:rPr>
     <w:tblPr>
@@ -13820,6 +14393,7 @@
     </w:tcPr>
     <w:tblStylePr w:type="firstRow">
       <w:rPr>
+        <w:rFonts w:eastAsia="黑体"/>
         <w:b/>
         <w:bCs/>
       </w:rPr>
@@ -13838,6 +14412,7 @@
     </w:tblStylePr>
     <w:tblStylePr w:type="lastRow">
       <w:rPr>
+        <w:rFonts w:eastAsia="黑体"/>
         <w:b/>
         <w:bCs/>
         <w:color w:themeColor="background1" w:val="FFFFFF"/>
@@ -13852,6 +14427,7 @@
     </w:tblStylePr>
     <w:tblStylePr w:type="firstCol">
       <w:rPr>
+        <w:rFonts w:eastAsia="黑体"/>
         <w:color w:themeColor="background1" w:val="FFFFFF"/>
       </w:rPr>
       <w:tblPr/>
@@ -13869,6 +14445,7 @@
     </w:tblStylePr>
     <w:tblStylePr w:type="lastCol">
       <w:rPr>
+        <w:rFonts w:eastAsia="黑体"/>
         <w:color w:themeColor="background1" w:val="FFFFFF"/>
       </w:rPr>
       <w:tblPr/>
@@ -13898,11 +14475,13 @@
     </w:tblStylePr>
     <w:tblStylePr w:type="neCell">
       <w:rPr>
+        <w:rFonts w:eastAsia="黑体"/>
         <w:color w:themeColor="text1" w:val="000000"/>
       </w:rPr>
     </w:tblStylePr>
     <w:tblStylePr w:type="nwCell">
       <w:rPr>
+        <w:rFonts w:eastAsia="黑体"/>
         <w:color w:themeColor="text1" w:val="000000"/>
       </w:rPr>
     </w:tblStylePr>
@@ -13916,6 +14495,7 @@
       <w:spacing w:after="0" w:line="240" w:lineRule="auto"/>
     </w:pPr>
     <w:rPr>
+      <w:rFonts w:eastAsia="黑体"/>
       <w:color w:themeColor="text1" w:val="000000"/>
     </w:rPr>
     <w:tblPr>
@@ -13942,6 +14522,7 @@
     </w:tcPr>
     <w:tblStylePr w:type="firstRow">
       <w:rPr>
+        <w:rFonts w:eastAsia="黑体"/>
         <w:b/>
         <w:bCs/>
       </w:rPr>
@@ -13960,6 +14541,7 @@
     </w:tblStylePr>
     <w:tblStylePr w:type="lastRow">
       <w:rPr>
+        <w:rFonts w:eastAsia="黑体"/>
         <w:b/>
         <w:bCs/>
         <w:color w:themeColor="background1" w:val="FFFFFF"/>
@@ -13974,6 +14556,7 @@
     </w:tblStylePr>
     <w:tblStylePr w:type="firstCol">
       <w:rPr>
+        <w:rFonts w:eastAsia="黑体"/>
         <w:color w:themeColor="background1" w:val="FFFFFF"/>
       </w:rPr>
       <w:tblPr/>
@@ -13991,6 +14574,7 @@
     </w:tblStylePr>
     <w:tblStylePr w:type="lastCol">
       <w:rPr>
+        <w:rFonts w:eastAsia="黑体"/>
         <w:color w:themeColor="background1" w:val="FFFFFF"/>
       </w:rPr>
       <w:tblPr/>
@@ -14028,6 +14612,7 @@
       <w:spacing w:after="0" w:line="240" w:lineRule="auto"/>
     </w:pPr>
     <w:rPr>
+      <w:rFonts w:eastAsia="黑体"/>
       <w:color w:themeColor="text1" w:val="000000"/>
     </w:rPr>
     <w:tblPr>
@@ -14054,6 +14639,7 @@
     </w:tcPr>
     <w:tblStylePr w:type="firstRow">
       <w:rPr>
+        <w:rFonts w:eastAsia="黑体"/>
         <w:b/>
         <w:bCs/>
       </w:rPr>
@@ -14072,6 +14658,7 @@
     </w:tblStylePr>
     <w:tblStylePr w:type="lastRow">
       <w:rPr>
+        <w:rFonts w:eastAsia="黑体"/>
         <w:b/>
         <w:bCs/>
         <w:color w:themeColor="background1" w:val="FFFFFF"/>
@@ -14086,6 +14673,7 @@
     </w:tblStylePr>
     <w:tblStylePr w:type="firstCol">
       <w:rPr>
+        <w:rFonts w:eastAsia="黑体"/>
         <w:color w:themeColor="background1" w:val="FFFFFF"/>
       </w:rPr>
       <w:tblPr/>
@@ -14103,6 +14691,7 @@
     </w:tblStylePr>
     <w:tblStylePr w:type="lastCol">
       <w:rPr>
+        <w:rFonts w:eastAsia="黑体"/>
         <w:color w:themeColor="background1" w:val="FFFFFF"/>
       </w:rPr>
       <w:tblPr/>
@@ -14132,11 +14721,13 @@
     </w:tblStylePr>
     <w:tblStylePr w:type="neCell">
       <w:rPr>
+        <w:rFonts w:eastAsia="黑体"/>
         <w:color w:themeColor="text1" w:val="000000"/>
       </w:rPr>
     </w:tblStylePr>
     <w:tblStylePr w:type="nwCell">
       <w:rPr>
+        <w:rFonts w:eastAsia="黑体"/>
         <w:color w:themeColor="text1" w:val="000000"/>
       </w:rPr>
     </w:tblStylePr>
@@ -14150,6 +14741,7 @@
       <w:spacing w:after="0" w:line="240" w:lineRule="auto"/>
     </w:pPr>
     <w:rPr>
+      <w:rFonts w:eastAsia="黑体"/>
       <w:color w:themeColor="text1" w:val="000000"/>
     </w:rPr>
     <w:tblPr>
@@ -14176,6 +14768,7 @@
     </w:tcPr>
     <w:tblStylePr w:type="firstRow">
       <w:rPr>
+        <w:rFonts w:eastAsia="黑体"/>
         <w:b/>
         <w:bCs/>
       </w:rPr>
@@ -14194,6 +14787,7 @@
     </w:tblStylePr>
     <w:tblStylePr w:type="lastRow">
       <w:rPr>
+        <w:rFonts w:eastAsia="黑体"/>
         <w:b/>
         <w:bCs/>
         <w:color w:themeColor="background1" w:val="FFFFFF"/>
@@ -14208,6 +14802,7 @@
     </w:tblStylePr>
     <w:tblStylePr w:type="firstCol">
       <w:rPr>
+        <w:rFonts w:eastAsia="黑体"/>
         <w:color w:themeColor="background1" w:val="FFFFFF"/>
       </w:rPr>
       <w:tblPr/>
@@ -14225,6 +14820,7 @@
     </w:tblStylePr>
     <w:tblStylePr w:type="lastCol">
       <w:rPr>
+        <w:rFonts w:eastAsia="黑体"/>
         <w:color w:themeColor="background1" w:val="FFFFFF"/>
       </w:rPr>
       <w:tblPr/>
@@ -14254,11 +14850,13 @@
     </w:tblStylePr>
     <w:tblStylePr w:type="neCell">
       <w:rPr>
+        <w:rFonts w:eastAsia="黑体"/>
         <w:color w:themeColor="text1" w:val="000000"/>
       </w:rPr>
     </w:tblStylePr>
     <w:tblStylePr w:type="nwCell">
       <w:rPr>
+        <w:rFonts w:eastAsia="黑体"/>
         <w:color w:themeColor="text1" w:val="000000"/>
       </w:rPr>
     </w:tblStylePr>
@@ -14272,6 +14870,7 @@
       <w:spacing w:after="0" w:line="240" w:lineRule="auto"/>
     </w:pPr>
     <w:rPr>
+      <w:rFonts w:eastAsia="黑体"/>
       <w:color w:themeColor="text1" w:val="000000"/>
     </w:rPr>
     <w:tblPr>
@@ -14298,6 +14897,7 @@
     </w:tcPr>
     <w:tblStylePr w:type="firstRow">
       <w:rPr>
+        <w:rFonts w:eastAsia="黑体"/>
         <w:b/>
         <w:bCs/>
       </w:rPr>
@@ -14316,6 +14916,7 @@
     </w:tblStylePr>
     <w:tblStylePr w:type="lastRow">
       <w:rPr>
+        <w:rFonts w:eastAsia="黑体"/>
         <w:b/>
         <w:bCs/>
         <w:color w:themeColor="background1" w:val="FFFFFF"/>
@@ -14330,6 +14931,7 @@
     </w:tblStylePr>
     <w:tblStylePr w:type="firstCol">
       <w:rPr>
+        <w:rFonts w:eastAsia="黑体"/>
         <w:color w:themeColor="background1" w:val="FFFFFF"/>
       </w:rPr>
       <w:tblPr/>
@@ -14347,6 +14949,7 @@
     </w:tblStylePr>
     <w:tblStylePr w:type="lastCol">
       <w:rPr>
+        <w:rFonts w:eastAsia="黑体"/>
         <w:color w:themeColor="background1" w:val="FFFFFF"/>
       </w:rPr>
       <w:tblPr/>
@@ -14376,11 +14979,13 @@
     </w:tblStylePr>
     <w:tblStylePr w:type="neCell">
       <w:rPr>
+        <w:rFonts w:eastAsia="黑体"/>
         <w:color w:themeColor="text1" w:val="000000"/>
       </w:rPr>
     </w:tblStylePr>
     <w:tblStylePr w:type="nwCell">
       <w:rPr>
+        <w:rFonts w:eastAsia="黑体"/>
         <w:color w:themeColor="text1" w:val="000000"/>
       </w:rPr>
     </w:tblStylePr>
@@ -14394,6 +14999,7 @@
       <w:spacing w:after="0" w:line="240" w:lineRule="auto"/>
     </w:pPr>
     <w:rPr>
+      <w:rFonts w:eastAsia="黑体"/>
       <w:color w:themeColor="text1" w:val="000000"/>
     </w:rPr>
     <w:tblPr>
@@ -14412,6 +15018,7 @@
     </w:tcPr>
     <w:tblStylePr w:type="firstRow">
       <w:rPr>
+        <w:rFonts w:eastAsia="黑体"/>
         <w:b/>
         <w:bCs/>
         <w:color w:themeColor="background1" w:val="FFFFFF"/>
@@ -14426,6 +15033,7 @@
     </w:tblStylePr>
     <w:tblStylePr w:type="lastRow">
       <w:rPr>
+        <w:rFonts w:eastAsia="黑体"/>
         <w:b/>
         <w:bCs/>
         <w:color w:themeColor="accent2" w:themeShade="CC" w:val="9E3A38"/>
@@ -14440,12 +15048,14 @@
     </w:tblStylePr>
     <w:tblStylePr w:type="firstCol">
       <w:rPr>
+        <w:rFonts w:eastAsia="黑体"/>
         <w:b/>
         <w:bCs/>
       </w:rPr>
     </w:tblStylePr>
     <w:tblStylePr w:type="lastCol">
       <w:rPr>
+        <w:rFonts w:eastAsia="黑体"/>
         <w:b/>
         <w:bCs/>
       </w:rPr>
@@ -14480,6 +15090,7 @@
       <w:spacing w:after="0" w:line="240" w:lineRule="auto"/>
     </w:pPr>
     <w:rPr>
+      <w:rFonts w:eastAsia="黑体"/>
       <w:color w:themeColor="text1" w:val="000000"/>
     </w:rPr>
     <w:tblPr>
@@ -14498,6 +15109,7 @@
     </w:tcPr>
     <w:tblStylePr w:type="firstRow">
       <w:rPr>
+        <w:rFonts w:eastAsia="黑体"/>
         <w:b/>
         <w:bCs/>
         <w:color w:themeColor="background1" w:val="FFFFFF"/>
@@ -14512,6 +15124,7 @@
     </w:tblStylePr>
     <w:tblStylePr w:type="lastRow">
       <w:rPr>
+        <w:rFonts w:eastAsia="黑体"/>
         <w:b/>
         <w:bCs/>
         <w:color w:themeColor="accent2" w:themeShade="CC" w:val="9E3A38"/>
@@ -14526,12 +15139,14 @@
     </w:tblStylePr>
     <w:tblStylePr w:type="firstCol">
       <w:rPr>
+        <w:rFonts w:eastAsia="黑体"/>
         <w:b/>
         <w:bCs/>
       </w:rPr>
     </w:tblStylePr>
     <w:tblStylePr w:type="lastCol">
       <w:rPr>
+        <w:rFonts w:eastAsia="黑体"/>
         <w:b/>
         <w:bCs/>
       </w:rPr>
@@ -14566,6 +15181,7 @@
       <w:spacing w:after="0" w:line="240" w:lineRule="auto"/>
     </w:pPr>
     <w:rPr>
+      <w:rFonts w:eastAsia="黑体"/>
       <w:color w:themeColor="text1" w:val="000000"/>
     </w:rPr>
     <w:tblPr>
@@ -14584,6 +15200,7 @@
     </w:tcPr>
     <w:tblStylePr w:type="firstRow">
       <w:rPr>
+        <w:rFonts w:eastAsia="黑体"/>
         <w:b/>
         <w:bCs/>
         <w:color w:themeColor="background1" w:val="FFFFFF"/>
@@ -14598,6 +15215,7 @@
     </w:tblStylePr>
     <w:tblStylePr w:type="lastRow">
       <w:rPr>
+        <w:rFonts w:eastAsia="黑体"/>
         <w:b/>
         <w:bCs/>
         <w:color w:themeColor="accent2" w:themeShade="CC" w:val="9E3A38"/>
@@ -14612,12 +15230,14 @@
     </w:tblStylePr>
     <w:tblStylePr w:type="firstCol">
       <w:rPr>
+        <w:rFonts w:eastAsia="黑体"/>
         <w:b/>
         <w:bCs/>
       </w:rPr>
     </w:tblStylePr>
     <w:tblStylePr w:type="lastCol">
       <w:rPr>
+        <w:rFonts w:eastAsia="黑体"/>
         <w:b/>
         <w:bCs/>
       </w:rPr>
@@ -14652,6 +15272,7 @@
       <w:spacing w:after="0" w:line="240" w:lineRule="auto"/>
     </w:pPr>
     <w:rPr>
+      <w:rFonts w:eastAsia="黑体"/>
       <w:color w:themeColor="text1" w:val="000000"/>
     </w:rPr>
     <w:tblPr>
@@ -14670,6 +15291,7 @@
     </w:tcPr>
     <w:tblStylePr w:type="firstRow">
       <w:rPr>
+        <w:rFonts w:eastAsia="黑体"/>
         <w:b/>
         <w:bCs/>
         <w:color w:themeColor="background1" w:val="FFFFFF"/>
@@ -14684,6 +15306,7 @@
     </w:tblStylePr>
     <w:tblStylePr w:type="lastRow">
       <w:rPr>
+        <w:rFonts w:eastAsia="黑体"/>
         <w:b/>
         <w:bCs/>
         <w:color w:themeColor="accent4" w:themeShade="CC" w:val="664E82"/>
@@ -14698,12 +15321,14 @@
     </w:tblStylePr>
     <w:tblStylePr w:type="firstCol">
       <w:rPr>
+        <w:rFonts w:eastAsia="黑体"/>
         <w:b/>
         <w:bCs/>
       </w:rPr>
     </w:tblStylePr>
     <w:tblStylePr w:type="lastCol">
       <w:rPr>
+        <w:rFonts w:eastAsia="黑体"/>
         <w:b/>
         <w:bCs/>
       </w:rPr>
@@ -14738,6 +15363,7 @@
       <w:spacing w:after="0" w:line="240" w:lineRule="auto"/>
     </w:pPr>
     <w:rPr>
+      <w:rFonts w:eastAsia="黑体"/>
       <w:color w:themeColor="text1" w:val="000000"/>
     </w:rPr>
     <w:tblPr>
@@ -14756,6 +15382,7 @@
     </w:tcPr>
     <w:tblStylePr w:type="firstRow">
       <w:rPr>
+        <w:rFonts w:eastAsia="黑体"/>
         <w:b/>
         <w:bCs/>
         <w:color w:themeColor="background1" w:val="FFFFFF"/>
@@ -14770,6 +15397,7 @@
     </w:tblStylePr>
     <w:tblStylePr w:type="lastRow">
       <w:rPr>
+        <w:rFonts w:eastAsia="黑体"/>
         <w:b/>
         <w:bCs/>
         <w:color w:themeColor="accent3" w:themeShade="CC" w:val="7E9C40"/>
@@ -14784,12 +15412,14 @@
     </w:tblStylePr>
     <w:tblStylePr w:type="firstCol">
       <w:rPr>
+        <w:rFonts w:eastAsia="黑体"/>
         <w:b/>
         <w:bCs/>
       </w:rPr>
     </w:tblStylePr>
     <w:tblStylePr w:type="lastCol">
       <w:rPr>
+        <w:rFonts w:eastAsia="黑体"/>
         <w:b/>
         <w:bCs/>
       </w:rPr>
@@ -14824,6 +15454,7 @@
       <w:spacing w:after="0" w:line="240" w:lineRule="auto"/>
     </w:pPr>
     <w:rPr>
+      <w:rFonts w:eastAsia="黑体"/>
       <w:color w:themeColor="text1" w:val="000000"/>
     </w:rPr>
     <w:tblPr>
@@ -14842,6 +15473,7 @@
     </w:tcPr>
     <w:tblStylePr w:type="firstRow">
       <w:rPr>
+        <w:rFonts w:eastAsia="黑体"/>
         <w:b/>
         <w:bCs/>
         <w:color w:themeColor="background1" w:val="FFFFFF"/>
@@ -14856,6 +15488,7 @@
     </w:tblStylePr>
     <w:tblStylePr w:type="lastRow">
       <w:rPr>
+        <w:rFonts w:eastAsia="黑体"/>
         <w:b/>
         <w:bCs/>
         <w:color w:themeColor="accent6" w:themeShade="CC" w:val="F2730A"/>
@@ -14870,12 +15503,14 @@
     </w:tblStylePr>
     <w:tblStylePr w:type="firstCol">
       <w:rPr>
+        <w:rFonts w:eastAsia="黑体"/>
         <w:b/>
         <w:bCs/>
       </w:rPr>
     </w:tblStylePr>
     <w:tblStylePr w:type="lastCol">
       <w:rPr>
+        <w:rFonts w:eastAsia="黑体"/>
         <w:b/>
         <w:bCs/>
       </w:rPr>
@@ -14910,6 +15545,7 @@
       <w:spacing w:after="0" w:line="240" w:lineRule="auto"/>
     </w:pPr>
     <w:rPr>
+      <w:rFonts w:eastAsia="黑体"/>
       <w:color w:themeColor="text1" w:val="000000"/>
     </w:rPr>
     <w:tblPr>
@@ -14928,6 +15564,7 @@
     </w:tcPr>
     <w:tblStylePr w:type="firstRow">
       <w:rPr>
+        <w:rFonts w:eastAsia="黑体"/>
         <w:b/>
         <w:bCs/>
         <w:color w:themeColor="background1" w:val="FFFFFF"/>
@@ -14942,6 +15579,7 @@
     </w:tblStylePr>
     <w:tblStylePr w:type="lastRow">
       <w:rPr>
+        <w:rFonts w:eastAsia="黑体"/>
         <w:b/>
         <w:bCs/>
         <w:color w:themeColor="accent5" w:themeShade="CC" w:val="348DA5"/>
@@ -14956,12 +15594,14 @@
     </w:tblStylePr>
     <w:tblStylePr w:type="firstCol">
       <w:rPr>
+        <w:rFonts w:eastAsia="黑体"/>
         <w:b/>
         <w:bCs/>
       </w:rPr>
     </w:tblStylePr>
     <w:tblStylePr w:type="lastCol">
       <w:rPr>
+        <w:rFonts w:eastAsia="黑体"/>
         <w:b/>
         <w:bCs/>
       </w:rPr>
@@ -14996,6 +15636,7 @@
       <w:spacing w:after="0" w:line="240" w:lineRule="auto"/>
     </w:pPr>
     <w:rPr>
+      <w:rFonts w:eastAsia="黑体"/>
       <w:color w:themeColor="text1" w:val="000000"/>
     </w:rPr>
     <w:tblPr>
@@ -15017,6 +15658,7 @@
     </w:tcPr>
     <w:tblStylePr w:type="firstRow">
       <w:rPr>
+        <w:rFonts w:eastAsia="黑体"/>
         <w:b/>
         <w:bCs/>
       </w:rPr>
@@ -15027,6 +15669,7 @@
     </w:tblStylePr>
     <w:tblStylePr w:type="lastRow">
       <w:rPr>
+        <w:rFonts w:eastAsia="黑体"/>
         <w:b/>
         <w:bCs/>
         <w:color w:themeColor="text1" w:val="000000"/>
@@ -15038,6 +15681,7 @@
     </w:tblStylePr>
     <w:tblStylePr w:type="firstCol">
       <w:rPr>
+        <w:rFonts w:eastAsia="黑体"/>
         <w:color w:themeColor="background1" w:val="FFFFFF"/>
       </w:rPr>
       <w:tblPr/>
@@ -15047,6 +15691,7 @@
     </w:tblStylePr>
     <w:tblStylePr w:type="lastCol">
       <w:rPr>
+        <w:rFonts w:eastAsia="黑体"/>
         <w:color w:themeColor="background1" w:val="FFFFFF"/>
       </w:rPr>
       <w:tblPr/>
@@ -15076,6 +15721,7 @@
       <w:spacing w:after="0" w:line="240" w:lineRule="auto"/>
     </w:pPr>
     <w:rPr>
+      <w:rFonts w:eastAsia="黑体"/>
       <w:color w:themeColor="text1" w:val="000000"/>
     </w:rPr>
     <w:tblPr>
@@ -15097,6 +15743,7 @@
     </w:tcPr>
     <w:tblStylePr w:type="firstRow">
       <w:rPr>
+        <w:rFonts w:eastAsia="黑体"/>
         <w:b/>
         <w:bCs/>
       </w:rPr>
@@ -15107,6 +15754,7 @@
     </w:tblStylePr>
     <w:tblStylePr w:type="lastRow">
       <w:rPr>
+        <w:rFonts w:eastAsia="黑体"/>
         <w:b/>
         <w:bCs/>
         <w:color w:themeColor="text1" w:val="000000"/>
@@ -15118,6 +15766,7 @@
     </w:tblStylePr>
     <w:tblStylePr w:type="firstCol">
       <w:rPr>
+        <w:rFonts w:eastAsia="黑体"/>
         <w:color w:themeColor="background1" w:val="FFFFFF"/>
       </w:rPr>
       <w:tblPr/>
@@ -15127,6 +15776,7 @@
     </w:tblStylePr>
     <w:tblStylePr w:type="lastCol">
       <w:rPr>
+        <w:rFonts w:eastAsia="黑体"/>
         <w:color w:themeColor="background1" w:val="FFFFFF"/>
       </w:rPr>
       <w:tblPr/>
@@ -15156,6 +15806,7 @@
       <w:spacing w:after="0" w:line="240" w:lineRule="auto"/>
     </w:pPr>
     <w:rPr>
+      <w:rFonts w:eastAsia="黑体"/>
       <w:color w:themeColor="text1" w:val="000000"/>
     </w:rPr>
     <w:tblPr>
@@ -15177,6 +15828,7 @@
     </w:tcPr>
     <w:tblStylePr w:type="firstRow">
       <w:rPr>
+        <w:rFonts w:eastAsia="黑体"/>
         <w:b/>
         <w:bCs/>
       </w:rPr>
@@ -15187,6 +15839,7 @@
     </w:tblStylePr>
     <w:tblStylePr w:type="lastRow">
       <w:rPr>
+        <w:rFonts w:eastAsia="黑体"/>
         <w:b/>
         <w:bCs/>
         <w:color w:themeColor="text1" w:val="000000"/>
@@ -15198,6 +15851,7 @@
     </w:tblStylePr>
     <w:tblStylePr w:type="firstCol">
       <w:rPr>
+        <w:rFonts w:eastAsia="黑体"/>
         <w:color w:themeColor="background1" w:val="FFFFFF"/>
       </w:rPr>
       <w:tblPr/>
@@ -15207,6 +15861,7 @@
     </w:tblStylePr>
     <w:tblStylePr w:type="lastCol">
       <w:rPr>
+        <w:rFonts w:eastAsia="黑体"/>
         <w:color w:themeColor="background1" w:val="FFFFFF"/>
       </w:rPr>
       <w:tblPr/>
@@ -15236,6 +15891,7 @@
       <w:spacing w:after="0" w:line="240" w:lineRule="auto"/>
     </w:pPr>
     <w:rPr>
+      <w:rFonts w:eastAsia="黑体"/>
       <w:color w:themeColor="text1" w:val="000000"/>
     </w:rPr>
     <w:tblPr>
@@ -15257,6 +15913,7 @@
     </w:tcPr>
     <w:tblStylePr w:type="firstRow">
       <w:rPr>
+        <w:rFonts w:eastAsia="黑体"/>
         <w:b/>
         <w:bCs/>
       </w:rPr>
@@ -15267,6 +15924,7 @@
     </w:tblStylePr>
     <w:tblStylePr w:type="lastRow">
       <w:rPr>
+        <w:rFonts w:eastAsia="黑体"/>
         <w:b/>
         <w:bCs/>
         <w:color w:themeColor="text1" w:val="000000"/>
@@ -15278,6 +15936,7 @@
     </w:tblStylePr>
     <w:tblStylePr w:type="firstCol">
       <w:rPr>
+        <w:rFonts w:eastAsia="黑体"/>
         <w:color w:themeColor="background1" w:val="FFFFFF"/>
       </w:rPr>
       <w:tblPr/>
@@ -15287,6 +15946,7 @@
     </w:tblStylePr>
     <w:tblStylePr w:type="lastCol">
       <w:rPr>
+        <w:rFonts w:eastAsia="黑体"/>
         <w:color w:themeColor="background1" w:val="FFFFFF"/>
       </w:rPr>
       <w:tblPr/>
@@ -15316,6 +15976,7 @@
       <w:spacing w:after="0" w:line="240" w:lineRule="auto"/>
     </w:pPr>
     <w:rPr>
+      <w:rFonts w:eastAsia="黑体"/>
       <w:color w:themeColor="text1" w:val="000000"/>
     </w:rPr>
     <w:tblPr>
@@ -15337,6 +15998,7 @@
     </w:tcPr>
     <w:tblStylePr w:type="firstRow">
       <w:rPr>
+        <w:rFonts w:eastAsia="黑体"/>
         <w:b/>
         <w:bCs/>
       </w:rPr>
@@ -15347,6 +16009,7 @@
     </w:tblStylePr>
     <w:tblStylePr w:type="lastRow">
       <w:rPr>
+        <w:rFonts w:eastAsia="黑体"/>
         <w:b/>
         <w:bCs/>
         <w:color w:themeColor="text1" w:val="000000"/>
@@ -15358,6 +16021,7 @@
     </w:tblStylePr>
     <w:tblStylePr w:type="firstCol">
       <w:rPr>
+        <w:rFonts w:eastAsia="黑体"/>
         <w:color w:themeColor="background1" w:val="FFFFFF"/>
       </w:rPr>
       <w:tblPr/>
@@ -15367,6 +16031,7 @@
     </w:tblStylePr>
     <w:tblStylePr w:type="lastCol">
       <w:rPr>
+        <w:rFonts w:eastAsia="黑体"/>
         <w:color w:themeColor="background1" w:val="FFFFFF"/>
       </w:rPr>
       <w:tblPr/>
@@ -15396,6 +16061,7 @@
       <w:spacing w:after="0" w:line="240" w:lineRule="auto"/>
     </w:pPr>
     <w:rPr>
+      <w:rFonts w:eastAsia="黑体"/>
       <w:color w:themeColor="text1" w:val="000000"/>
     </w:rPr>
     <w:tblPr>
@@ -15417,6 +16083,7 @@
     </w:tcPr>
     <w:tblStylePr w:type="firstRow">
       <w:rPr>
+        <w:rFonts w:eastAsia="黑体"/>
         <w:b/>
         <w:bCs/>
       </w:rPr>
@@ -15427,6 +16094,7 @@
     </w:tblStylePr>
     <w:tblStylePr w:type="lastRow">
       <w:rPr>
+        <w:rFonts w:eastAsia="黑体"/>
         <w:b/>
         <w:bCs/>
         <w:color w:themeColor="text1" w:val="000000"/>
@@ -15438,6 +16106,7 @@
     </w:tblStylePr>
     <w:tblStylePr w:type="firstCol">
       <w:rPr>
+        <w:rFonts w:eastAsia="黑体"/>
         <w:color w:themeColor="background1" w:val="FFFFFF"/>
       </w:rPr>
       <w:tblPr/>
@@ -15447,6 +16116,7 @@
     </w:tblStylePr>
     <w:tblStylePr w:type="lastCol">
       <w:rPr>
+        <w:rFonts w:eastAsia="黑体"/>
         <w:color w:themeColor="background1" w:val="FFFFFF"/>
       </w:rPr>
       <w:tblPr/>
@@ -15476,6 +16146,7 @@
       <w:spacing w:after="0" w:line="240" w:lineRule="auto"/>
     </w:pPr>
     <w:rPr>
+      <w:rFonts w:eastAsia="黑体"/>
       <w:color w:themeColor="text1" w:val="000000"/>
     </w:rPr>
     <w:tblPr>
@@ -15497,6 +16168,7 @@
     </w:tcPr>
     <w:tblStylePr w:type="firstRow">
       <w:rPr>
+        <w:rFonts w:eastAsia="黑体"/>
         <w:b/>
         <w:bCs/>
       </w:rPr>
@@ -15507,6 +16179,7 @@
     </w:tblStylePr>
     <w:tblStylePr w:type="lastRow">
       <w:rPr>
+        <w:rFonts w:eastAsia="黑体"/>
         <w:b/>
         <w:bCs/>
         <w:color w:themeColor="text1" w:val="000000"/>
@@ -15518,6 +16191,7 @@
     </w:tblStylePr>
     <w:tblStylePr w:type="firstCol">
       <w:rPr>
+        <w:rFonts w:eastAsia="黑体"/>
         <w:color w:themeColor="background1" w:val="FFFFFF"/>
       </w:rPr>
       <w:tblPr/>
@@ -15527,6 +16201,7 @@
     </w:tblStylePr>
     <w:tblStylePr w:type="lastCol">
       <w:rPr>
+        <w:rFonts w:eastAsia="黑体"/>
         <w:color w:themeColor="background1" w:val="FFFFFF"/>
       </w:rPr>
       <w:tblPr/>
@@ -15559,6 +16234,7 @@
     <w:name w:val="KeywordTok"/>
     <w:basedOn w:val="VerbatimChar"/>
     <w:rPr>
+      <w:rFonts w:eastAsia="黑体"/>
       <w:b/>
       <w:color w:val="007020"/>
     </w:rPr>
@@ -15567,6 +16243,7 @@
     <w:name w:val="DataTypeTok"/>
     <w:basedOn w:val="VerbatimChar"/>
     <w:rPr>
+      <w:rFonts w:eastAsia="黑体"/>
       <w:color w:val="902000"/>
     </w:rPr>
   </w:style>
@@ -15574,6 +16251,7 @@
     <w:name w:val="DecValTok"/>
     <w:basedOn w:val="VerbatimChar"/>
     <w:rPr>
+      <w:rFonts w:eastAsia="黑体"/>
       <w:color w:val="40a070"/>
     </w:rPr>
   </w:style>
@@ -15581,6 +16259,7 @@
     <w:name w:val="BaseNTok"/>
     <w:basedOn w:val="VerbatimChar"/>
     <w:rPr>
+      <w:rFonts w:eastAsia="黑体"/>
       <w:color w:val="40a070"/>
     </w:rPr>
   </w:style>
@@ -15588,6 +16267,7 @@
     <w:name w:val="FloatTok"/>
     <w:basedOn w:val="VerbatimChar"/>
     <w:rPr>
+      <w:rFonts w:eastAsia="黑体"/>
       <w:color w:val="40a070"/>
     </w:rPr>
   </w:style>
@@ -15595,6 +16275,7 @@
     <w:name w:val="ConstantTok"/>
     <w:basedOn w:val="VerbatimChar"/>
     <w:rPr>
+      <w:rFonts w:eastAsia="黑体"/>
       <w:color w:val="880000"/>
     </w:rPr>
   </w:style>
@@ -15602,6 +16283,7 @@
     <w:name w:val="CharTok"/>
     <w:basedOn w:val="VerbatimChar"/>
     <w:rPr>
+      <w:rFonts w:eastAsia="黑体"/>
       <w:color w:val="4070a0"/>
     </w:rPr>
   </w:style>
@@ -15609,6 +16291,7 @@
     <w:name w:val="SpecialCharTok"/>
     <w:basedOn w:val="VerbatimChar"/>
     <w:rPr>
+      <w:rFonts w:eastAsia="黑体"/>
       <w:color w:val="4070a0"/>
     </w:rPr>
   </w:style>
@@ -15616,6 +16299,7 @@
     <w:name w:val="StringTok"/>
     <w:basedOn w:val="VerbatimChar"/>
     <w:rPr>
+      <w:rFonts w:eastAsia="黑体"/>
       <w:color w:val="4070a0"/>
     </w:rPr>
   </w:style>
@@ -15623,6 +16307,7 @@
     <w:name w:val="VerbatimStringTok"/>
     <w:basedOn w:val="VerbatimChar"/>
     <w:rPr>
+      <w:rFonts w:eastAsia="黑体"/>
       <w:color w:val="4070a0"/>
     </w:rPr>
   </w:style>
@@ -15630,6 +16315,7 @@
     <w:name w:val="SpecialStringTok"/>
     <w:basedOn w:val="VerbatimChar"/>
     <w:rPr>
+      <w:rFonts w:eastAsia="黑体"/>
       <w:color w:val="bb6688"/>
     </w:rPr>
   </w:style>
@@ -15637,6 +16323,7 @@
     <w:name w:val="ImportTok"/>
     <w:basedOn w:val="VerbatimChar"/>
     <w:rPr>
+      <w:rFonts w:eastAsia="黑体"/>
       <w:b/>
       <w:color w:val="008000"/>
     </w:rPr>
@@ -15645,6 +16332,7 @@
     <w:name w:val="CommentTok"/>
     <w:basedOn w:val="VerbatimChar"/>
     <w:rPr>
+      <w:rFonts w:eastAsia="黑体"/>
       <w:i/>
       <w:color w:val="60a0b0"/>
     </w:rPr>
@@ -15653,6 +16341,7 @@
     <w:name w:val="DocumentationTok"/>
     <w:basedOn w:val="VerbatimChar"/>
     <w:rPr>
+      <w:rFonts w:eastAsia="黑体"/>
       <w:i/>
       <w:color w:val="ba2121"/>
     </w:rPr>
@@ -15661,6 +16350,7 @@
     <w:name w:val="AnnotationTok"/>
     <w:basedOn w:val="VerbatimChar"/>
     <w:rPr>
+      <w:rFonts w:eastAsia="黑体"/>
       <w:b/>
       <w:i/>
       <w:color w:val="60a0b0"/>
@@ -15670,6 +16360,7 @@
     <w:name w:val="CommentVarTok"/>
     <w:basedOn w:val="VerbatimChar"/>
     <w:rPr>
+      <w:rFonts w:eastAsia="黑体"/>
       <w:b/>
       <w:i/>
       <w:color w:val="60a0b0"/>
@@ -15679,6 +16370,7 @@
     <w:name w:val="OtherTok"/>
     <w:basedOn w:val="VerbatimChar"/>
     <w:rPr>
+      <w:rFonts w:eastAsia="黑体"/>
       <w:color w:val="007020"/>
     </w:rPr>
   </w:style>
@@ -15686,6 +16378,7 @@
     <w:name w:val="FunctionTok"/>
     <w:basedOn w:val="VerbatimChar"/>
     <w:rPr>
+      <w:rFonts w:eastAsia="黑体"/>
       <w:color w:val="06287e"/>
     </w:rPr>
   </w:style>
@@ -15693,6 +16386,7 @@
     <w:name w:val="VariableTok"/>
     <w:basedOn w:val="VerbatimChar"/>
     <w:rPr>
+      <w:rFonts w:eastAsia="黑体"/>
       <w:color w:val="19177c"/>
     </w:rPr>
   </w:style>
@@ -15700,6 +16394,7 @@
     <w:name w:val="ControlFlowTok"/>
     <w:basedOn w:val="VerbatimChar"/>
     <w:rPr>
+      <w:rFonts w:eastAsia="黑体"/>
       <w:b/>
       <w:color w:val="007020"/>
     </w:rPr>
@@ -15708,6 +16403,7 @@
     <w:name w:val="OperatorTok"/>
     <w:basedOn w:val="VerbatimChar"/>
     <w:rPr>
+      <w:rFonts w:eastAsia="黑体"/>
       <w:color w:val="666666"/>
     </w:rPr>
   </w:style>
@@ -15715,18 +16411,22 @@
     <w:name w:val="BuiltInTok"/>
     <w:basedOn w:val="VerbatimChar"/>
     <w:rPr>
+      <w:rFonts w:eastAsia="黑体"/>
       <w:color w:val="008000"/>
     </w:rPr>
   </w:style>
   <w:style w:type="character" w:customStyle="1" w:styleId="ExtensionTok">
     <w:name w:val="ExtensionTok"/>
     <w:basedOn w:val="VerbatimChar"/>
-    <w:rPr/>
+    <w:rPr>
+      <w:rFonts w:eastAsia="黑体"/>
+    </w:rPr>
   </w:style>
   <w:style w:type="character" w:customStyle="1" w:styleId="PreprocessorTok">
     <w:name w:val="PreprocessorTok"/>
     <w:basedOn w:val="VerbatimChar"/>
     <w:rPr>
+      <w:rFonts w:eastAsia="黑体"/>
       <w:color w:val="bc7a00"/>
     </w:rPr>
   </w:style>
@@ -15734,18 +16434,22 @@
     <w:name w:val="AttributeTok"/>
     <w:basedOn w:val="VerbatimChar"/>
     <w:rPr>
+      <w:rFonts w:eastAsia="黑体"/>
       <w:color w:val="7d9029"/>
     </w:rPr>
   </w:style>
   <w:style w:type="character" w:customStyle="1" w:styleId="RegionMarkerTok">
     <w:name w:val="RegionMarkerTok"/>
     <w:basedOn w:val="VerbatimChar"/>
-    <w:rPr/>
+    <w:rPr>
+      <w:rFonts w:eastAsia="黑体"/>
+    </w:rPr>
   </w:style>
   <w:style w:type="character" w:customStyle="1" w:styleId="InformationTok">
     <w:name w:val="InformationTok"/>
     <w:basedOn w:val="VerbatimChar"/>
     <w:rPr>
+      <w:rFonts w:eastAsia="黑体"/>
       <w:b/>
       <w:i/>
       <w:color w:val="60a0b0"/>
@@ -15755,6 +16459,7 @@
     <w:name w:val="WarningTok"/>
     <w:basedOn w:val="VerbatimChar"/>
     <w:rPr>
+      <w:rFonts w:eastAsia="黑体"/>
       <w:b/>
       <w:i/>
       <w:color w:val="60a0b0"/>
@@ -15764,6 +16469,7 @@
     <w:name w:val="AlertTok"/>
     <w:basedOn w:val="VerbatimChar"/>
     <w:rPr>
+      <w:rFonts w:eastAsia="黑体"/>
       <w:b/>
       <w:color w:val="ff0000"/>
     </w:rPr>
@@ -15772,6 +16478,7 @@
     <w:name w:val="ErrorTok"/>
     <w:basedOn w:val="VerbatimChar"/>
     <w:rPr>
+      <w:rFonts w:eastAsia="黑体"/>
       <w:b/>
       <w:color w:val="ff0000"/>
     </w:rPr>
@@ -15779,7 +16486,9 @@
   <w:style w:type="character" w:customStyle="1" w:styleId="NormalTok">
     <w:name w:val="NormalTok"/>
     <w:basedOn w:val="VerbatimChar"/>
-    <w:rPr/>
+    <w:rPr>
+      <w:rFonts w:eastAsia="黑体"/>
+    </w:rPr>
   </w:style>
 </w:styles>
 </file>
@@ -15828,12 +16537,12 @@
     <a:fontScheme name="Office">
       <a:majorFont>
         <a:latin typeface="Calibri"/>
-        <a:ea typeface=""/>
+        <a:ea typeface="黑体"/>
         <a:cs typeface=""/>
         <a:font script="Jpan" typeface="ＭＳ ゴシック"/>
         <a:font script="Hang" typeface="맑은 고딕"/>
-        <a:font script="Hans" typeface="宋体"/>
-        <a:font script="Hant" typeface="新細明體"/>
+        <a:font script="Hans" typeface="黑体"/>
+        <a:font script="Hant" typeface="黑体"/>
         <a:font script="Arab" typeface="Times New Roman"/>
         <a:font script="Hebr" typeface="Times New Roman"/>
         <a:font script="Thai" typeface="Angsana New"/>
@@ -15863,12 +16572,12 @@
       </a:majorFont>
       <a:minorFont>
         <a:latin typeface="Cambria"/>
-        <a:ea typeface=""/>
+        <a:ea typeface="黑体"/>
         <a:cs typeface=""/>
         <a:font script="Jpan" typeface="ＭＳ 明朝"/>
         <a:font script="Hang" typeface="맑은 고딕"/>
-        <a:font script="Hans" typeface="宋体"/>
-        <a:font script="Hant" typeface="新細明體"/>
+        <a:font script="Hans" typeface="黑体"/>
+        <a:font script="Hant" typeface="黑体"/>
         <a:font script="Arab" typeface="Arial"/>
         <a:font script="Hebr" typeface="Arial"/>
         <a:font script="Thai" typeface="Cordia New"/>

--- a/11-变流电路/02-逆变电路/并网逆变电路/并网逆变电路.docx
+++ b/11-变流电路/02-逆变电路/并网逆变电路/并网逆变电路.docx
@@ -3466,7 +3466,7 @@
           <w:color w:val="555555"/>
           <w:sz w:val="21"/>
         </w:rPr>
-        <w:t>材料收集者：杜文杰，WX手机：19519196569，QQ:3478827729</w:t>
+        <w:t>材料收集者：杜文杰，微信/手机：19519196569，QQ:3478827729</w:t>
       </w:r>
     </w:p>
     <w:sectPr>
